--- a/oms design doc.docx
+++ b/oms design doc.docx
@@ -226,7 +226,15 @@
           </w:tcPr>
           <w:p>
             <w:r>
-              <w:t>Shared domain models (Order, Trade, Instrument), enums, DTOs</w:t>
+              <w:t xml:space="preserve">Shared domain models (Order, Trade, Instrument), </w:t>
+            </w:r>
+            <w:proofErr w:type="spellStart"/>
+            <w:r>
+              <w:t>enums</w:t>
+            </w:r>
+            <w:proofErr w:type="spellEnd"/>
+            <w:r>
+              <w:t>, DTOs</w:t>
             </w:r>
           </w:p>
         </w:tc>
@@ -359,7 +367,15 @@
           </w:tcPr>
           <w:p>
             <w:r>
-              <w:t>oms-api-gateway</w:t>
+              <w:t>oms-</w:t>
+            </w:r>
+            <w:proofErr w:type="spellStart"/>
+            <w:r>
+              <w:t>api</w:t>
+            </w:r>
+            <w:proofErr w:type="spellEnd"/>
+            <w:r>
+              <w:t>-gateway</w:t>
             </w:r>
           </w:p>
         </w:tc>
@@ -708,7 +724,15 @@
     </w:p>
     <w:p>
       <w:r>
-        <w:t xml:space="preserve">   [Database]      [Admin Service]</w:t>
+        <w:t xml:space="preserve">   [</w:t>
+      </w:r>
+      <w:proofErr w:type="gramStart"/>
+      <w:r>
+        <w:t>Database]      [</w:t>
+      </w:r>
+      <w:proofErr w:type="gramEnd"/>
+      <w:r>
+        <w:t>Admin Service]</w:t>
       </w:r>
     </w:p>
     <w:p>
@@ -1349,7 +1373,23 @@
           <w:b/>
           <w:bCs/>
         </w:rPr>
-        <w:t xml:space="preserve"> 1. Emit TradeExecutedEvent for Downstream Services</w:t>
+        <w:t xml:space="preserve"> 1. Emit </w:t>
+      </w:r>
+      <w:proofErr w:type="spellStart"/>
+      <w:r>
+        <w:rPr>
+          <w:b/>
+          <w:bCs/>
+        </w:rPr>
+        <w:t>TradeExecutedEvent</w:t>
+      </w:r>
+      <w:proofErr w:type="spellEnd"/>
+      <w:r>
+        <w:rPr>
+          <w:b/>
+          <w:bCs/>
+        </w:rPr>
+        <w:t xml:space="preserve"> for Downstream Services</w:t>
       </w:r>
     </w:p>
     <w:p>
@@ -1453,23 +1493,99 @@
     </w:p>
     <w:p>
       <w:r>
-        <w:t>public class TradeExecutedEvent {</w:t>
-      </w:r>
-    </w:p>
-    <w:p>
-      <w:r>
-        <w:t xml:space="preserve">    private final Trade trade;</w:t>
-      </w:r>
-    </w:p>
-    <w:p>
-      <w:r>
-        <w:t xml:space="preserve">    public TradeExecutedEvent(Trade trade) { this.trade = trade; }</w:t>
-      </w:r>
-    </w:p>
-    <w:p>
-      <w:r>
-        <w:t xml:space="preserve">    public Trade getTrade() { return trade; }</w:t>
-      </w:r>
+        <w:t xml:space="preserve">public class </w:t>
+      </w:r>
+      <w:proofErr w:type="spellStart"/>
+      <w:r>
+        <w:t>TradeExecutedEvent</w:t>
+      </w:r>
+      <w:proofErr w:type="spellEnd"/>
+      <w:r>
+        <w:t xml:space="preserve"> {</w:t>
+      </w:r>
+    </w:p>
+    <w:p>
+      <w:r>
+        <w:t xml:space="preserve">    private final Trade </w:t>
+      </w:r>
+      <w:proofErr w:type="spellStart"/>
+      <w:r>
+        <w:t>trade</w:t>
+      </w:r>
+      <w:proofErr w:type="spellEnd"/>
+      <w:r>
+        <w:t>;</w:t>
+      </w:r>
+    </w:p>
+    <w:p>
+      <w:r>
+        <w:t xml:space="preserve">    public </w:t>
+      </w:r>
+      <w:proofErr w:type="spellStart"/>
+      <w:proofErr w:type="gramStart"/>
+      <w:r>
+        <w:t>TradeExecutedEvent</w:t>
+      </w:r>
+      <w:proofErr w:type="spellEnd"/>
+      <w:r>
+        <w:t>(</w:t>
+      </w:r>
+      <w:proofErr w:type="gramEnd"/>
+      <w:r>
+        <w:t xml:space="preserve">Trade trade) </w:t>
+      </w:r>
+      <w:proofErr w:type="gramStart"/>
+      <w:r>
+        <w:t xml:space="preserve">{ </w:t>
+      </w:r>
+      <w:proofErr w:type="spellStart"/>
+      <w:r>
+        <w:t>this</w:t>
+      </w:r>
+      <w:proofErr w:type="gramEnd"/>
+      <w:r>
+        <w:t>.trade</w:t>
+      </w:r>
+      <w:proofErr w:type="spellEnd"/>
+      <w:r>
+        <w:t xml:space="preserve"> = trade</w:t>
+      </w:r>
+      <w:proofErr w:type="gramStart"/>
+      <w:r>
+        <w:t>; }</w:t>
+      </w:r>
+      <w:proofErr w:type="gramEnd"/>
+    </w:p>
+    <w:p>
+      <w:r>
+        <w:t xml:space="preserve">    public Trade </w:t>
+      </w:r>
+      <w:proofErr w:type="spellStart"/>
+      <w:proofErr w:type="gramStart"/>
+      <w:r>
+        <w:t>getTrade</w:t>
+      </w:r>
+      <w:proofErr w:type="spellEnd"/>
+      <w:r>
+        <w:t>(</w:t>
+      </w:r>
+      <w:proofErr w:type="gramEnd"/>
+      <w:r>
+        <w:t xml:space="preserve">) </w:t>
+      </w:r>
+      <w:proofErr w:type="gramStart"/>
+      <w:r>
+        <w:t>{ return</w:t>
+      </w:r>
+      <w:proofErr w:type="gramEnd"/>
+      <w:r>
+        <w:t xml:space="preserve"> trade</w:t>
+      </w:r>
+      <w:proofErr w:type="gramStart"/>
+      <w:r>
+        <w:t>; }</w:t>
+      </w:r>
+      <w:proofErr w:type="gramEnd"/>
     </w:p>
     <w:p>
       <w:r>
@@ -1488,13 +1604,50 @@
     </w:p>
     <w:p>
       <w:r>
-        <w:t>private ApplicationEventPublisher eventPublisher;</w:t>
+        <w:t xml:space="preserve">private </w:t>
+      </w:r>
+      <w:proofErr w:type="spellStart"/>
+      <w:r>
+        <w:t>ApplicationEventPublisher</w:t>
+      </w:r>
+      <w:proofErr w:type="spellEnd"/>
+      <w:r>
+        <w:t xml:space="preserve"> </w:t>
+      </w:r>
+      <w:proofErr w:type="spellStart"/>
+      <w:r>
+        <w:t>eventPublisher</w:t>
+      </w:r>
+      <w:proofErr w:type="spellEnd"/>
+      <w:r>
+        <w:t>;</w:t>
       </w:r>
     </w:p>
     <w:p/>
     <w:p>
-      <w:r>
-        <w:t>eventPublisher.publishEvent(new TradeExecutedEvent(savedTrade));</w:t>
+      <w:proofErr w:type="spellStart"/>
+      <w:r>
+        <w:t>eventPublisher.publishEvent</w:t>
+      </w:r>
+      <w:proofErr w:type="spellEnd"/>
+      <w:r>
+        <w:t xml:space="preserve">(new </w:t>
+      </w:r>
+      <w:proofErr w:type="spellStart"/>
+      <w:r>
+        <w:t>TradeExecutedEvent</w:t>
+      </w:r>
+      <w:proofErr w:type="spellEnd"/>
+      <w:r>
+        <w:t>(</w:t>
+      </w:r>
+      <w:proofErr w:type="spellStart"/>
+      <w:r>
+        <w:t>savedTrade</w:t>
+      </w:r>
+      <w:proofErr w:type="spellEnd"/>
+      <w:r>
+        <w:t>));</w:t>
       </w:r>
     </w:p>
     <w:p>
@@ -1509,7 +1662,25 @@
     </w:p>
     <w:p>
       <w:r>
-        <w:t>public void handleTradeExecuted(TradeExecutedEvent event) {</w:t>
+        <w:t xml:space="preserve">public void </w:t>
+      </w:r>
+      <w:proofErr w:type="spellStart"/>
+      <w:proofErr w:type="gramStart"/>
+      <w:r>
+        <w:t>handleTradeExecuted</w:t>
+      </w:r>
+      <w:proofErr w:type="spellEnd"/>
+      <w:r>
+        <w:t>(</w:t>
+      </w:r>
+      <w:proofErr w:type="spellStart"/>
+      <w:proofErr w:type="gramEnd"/>
+      <w:r>
+        <w:t>TradeExecutedEvent</w:t>
+      </w:r>
+      <w:proofErr w:type="spellEnd"/>
+      <w:r>
+        <w:t xml:space="preserve"> event) {</w:t>
       </w:r>
     </w:p>
     <w:p>
@@ -1554,7 +1725,39 @@
           <w:b/>
           <w:bCs/>
         </w:rPr>
-        <w:t xml:space="preserve"> 2. Return Both OrderResponseDto and TradeResponseDto in a Wrapper</w:t>
+        <w:t xml:space="preserve"> 2. Return Both </w:t>
+      </w:r>
+      <w:proofErr w:type="spellStart"/>
+      <w:r>
+        <w:rPr>
+          <w:b/>
+          <w:bCs/>
+        </w:rPr>
+        <w:t>OrderResponseDto</w:t>
+      </w:r>
+      <w:proofErr w:type="spellEnd"/>
+      <w:r>
+        <w:rPr>
+          <w:b/>
+          <w:bCs/>
+        </w:rPr>
+        <w:t xml:space="preserve"> and </w:t>
+      </w:r>
+      <w:proofErr w:type="spellStart"/>
+      <w:r>
+        <w:rPr>
+          <w:b/>
+          <w:bCs/>
+        </w:rPr>
+        <w:t>TradeResponseDto</w:t>
+      </w:r>
+      <w:proofErr w:type="spellEnd"/>
+      <w:r>
+        <w:rPr>
+          <w:b/>
+          <w:bCs/>
+        </w:rPr>
+        <w:t xml:space="preserve"> in a Wrapper</w:t>
       </w:r>
     </w:p>
     <w:p>
@@ -1632,17 +1835,41 @@
     </w:p>
     <w:p>
       <w:r>
-        <w:t>public class OrderTradeResponseDto {</w:t>
-      </w:r>
-    </w:p>
-    <w:p>
-      <w:r>
-        <w:t xml:space="preserve">    private OrderResponseDto order;</w:t>
-      </w:r>
-    </w:p>
-    <w:p>
-      <w:r>
-        <w:t xml:space="preserve">    private TradeResponseDto trade;</w:t>
+        <w:t xml:space="preserve">public class </w:t>
+      </w:r>
+      <w:proofErr w:type="spellStart"/>
+      <w:r>
+        <w:t>OrderTradeResponseDto</w:t>
+      </w:r>
+      <w:proofErr w:type="spellEnd"/>
+      <w:r>
+        <w:t xml:space="preserve"> {</w:t>
+      </w:r>
+    </w:p>
+    <w:p>
+      <w:r>
+        <w:t xml:space="preserve">    private </w:t>
+      </w:r>
+      <w:proofErr w:type="spellStart"/>
+      <w:r>
+        <w:t>OrderResponseDto</w:t>
+      </w:r>
+      <w:proofErr w:type="spellEnd"/>
+      <w:r>
+        <w:t xml:space="preserve"> order;</w:t>
+      </w:r>
+    </w:p>
+    <w:p>
+      <w:r>
+        <w:t xml:space="preserve">    private </w:t>
+      </w:r>
+      <w:proofErr w:type="spellStart"/>
+      <w:r>
+        <w:t>TradeResponseDto</w:t>
+      </w:r>
+      <w:proofErr w:type="spellEnd"/>
+      <w:r>
+        <w:t xml:space="preserve"> trade;</w:t>
       </w:r>
     </w:p>
     <w:p>
@@ -1662,22 +1889,109 @@
     </w:p>
     <w:p>
       <w:r>
-        <w:t>public OrderTradeResponseDto placeOrder(@Valid @RequestBody OrderRequestDto requestDto) {</w:t>
-      </w:r>
-    </w:p>
-    <w:p>
-      <w:r>
-        <w:t xml:space="preserve">    Order order = ...;</w:t>
-      </w:r>
-    </w:p>
-    <w:p>
-      <w:r>
-        <w:t xml:space="preserve">    Trade trade = tradeService.executeTrade(order);</w:t>
-      </w:r>
-    </w:p>
-    <w:p>
-      <w:r>
-        <w:t xml:space="preserve">    return new OrderTradeResponseDto(orderMapper.toResponseDto(order), tradeMapper.toResponseDto(trade));</w:t>
+        <w:t xml:space="preserve">public </w:t>
+      </w:r>
+      <w:proofErr w:type="spellStart"/>
+      <w:r>
+        <w:t>OrderTradeResponseDto</w:t>
+      </w:r>
+      <w:proofErr w:type="spellEnd"/>
+      <w:r>
+        <w:t xml:space="preserve"> </w:t>
+      </w:r>
+      <w:proofErr w:type="spellStart"/>
+      <w:proofErr w:type="gramStart"/>
+      <w:r>
+        <w:t>placeOrder</w:t>
+      </w:r>
+      <w:proofErr w:type="spellEnd"/>
+      <w:r>
+        <w:t>(</w:t>
+      </w:r>
+      <w:proofErr w:type="gramEnd"/>
+      <w:r>
+        <w:t xml:space="preserve">@Valid @RequestBody </w:t>
+      </w:r>
+      <w:proofErr w:type="spellStart"/>
+      <w:r>
+        <w:t>OrderRequestDto</w:t>
+      </w:r>
+      <w:proofErr w:type="spellEnd"/>
+      <w:r>
+        <w:t xml:space="preserve"> </w:t>
+      </w:r>
+      <w:proofErr w:type="spellStart"/>
+      <w:r>
+        <w:t>requestDto</w:t>
+      </w:r>
+      <w:proofErr w:type="spellEnd"/>
+      <w:r>
+        <w:t>) {</w:t>
+      </w:r>
+    </w:p>
+    <w:p>
+      <w:r>
+        <w:t xml:space="preserve">    Order </w:t>
+      </w:r>
+      <w:proofErr w:type="spellStart"/>
+      <w:r>
+        <w:t>order</w:t>
+      </w:r>
+      <w:proofErr w:type="spellEnd"/>
+      <w:r>
+        <w:t xml:space="preserve"> = ...;</w:t>
+      </w:r>
+    </w:p>
+    <w:p>
+      <w:r>
+        <w:t xml:space="preserve">    Trade </w:t>
+      </w:r>
+      <w:proofErr w:type="spellStart"/>
+      <w:r>
+        <w:t>trade</w:t>
+      </w:r>
+      <w:proofErr w:type="spellEnd"/>
+      <w:r>
+        <w:t xml:space="preserve"> = </w:t>
+      </w:r>
+      <w:proofErr w:type="spellStart"/>
+      <w:r>
+        <w:t>tradeService.executeTrade</w:t>
+      </w:r>
+      <w:proofErr w:type="spellEnd"/>
+      <w:r>
+        <w:t>(order);</w:t>
+      </w:r>
+    </w:p>
+    <w:p>
+      <w:r>
+        <w:t xml:space="preserve">    return new </w:t>
+      </w:r>
+      <w:proofErr w:type="spellStart"/>
+      <w:proofErr w:type="gramStart"/>
+      <w:r>
+        <w:t>OrderTradeResponseDto</w:t>
+      </w:r>
+      <w:proofErr w:type="spellEnd"/>
+      <w:r>
+        <w:t>(</w:t>
+      </w:r>
+      <w:proofErr w:type="spellStart"/>
+      <w:proofErr w:type="gramEnd"/>
+      <w:r>
+        <w:t>orderMapper.toResponseDto</w:t>
+      </w:r>
+      <w:proofErr w:type="spellEnd"/>
+      <w:r>
+        <w:t xml:space="preserve">(order), </w:t>
+      </w:r>
+      <w:proofErr w:type="spellStart"/>
+      <w:r>
+        <w:t>tradeMapper.toResponseDto</w:t>
+      </w:r>
+      <w:proofErr w:type="spellEnd"/>
+      <w:r>
+        <w:t>(trade));</w:t>
       </w:r>
     </w:p>
     <w:p>
@@ -1802,42 +2116,158 @@
     </w:p>
     <w:p>
       <w:r>
-        <w:t>Use System.nanoTime() or Instant.now() to measure duration:</w:t>
-      </w:r>
-    </w:p>
-    <w:p>
-      <w:r>
-        <w:t>long start = System.nanoTime();</w:t>
-      </w:r>
-    </w:p>
-    <w:p>
-      <w:r>
-        <w:t>Trade trade = tradeService.executeTrade(order);</w:t>
-      </w:r>
-    </w:p>
-    <w:p>
-      <w:r>
-        <w:t>long end = System.nanoTime();</w:t>
-      </w:r>
-    </w:p>
-    <w:p>
-      <w:r>
-        <w:t>log.info("Trade executed in {} µs", (end - start) / 1000);</w:t>
-      </w:r>
-    </w:p>
-    <w:p>
-      <w:r>
-        <w:t>Or use Spring Actuator + Micrometer to expose metrics:</w:t>
-      </w:r>
-    </w:p>
-    <w:p>
-      <w:r>
-        <w:t>@Timed(value = "trade.execution.time", description = "Time taken to execute trade")</w:t>
-      </w:r>
-    </w:p>
-    <w:p>
-      <w:r>
-        <w:t>public TradeResponseDto executeTrade(Order order) { ... }</w:t>
+        <w:t xml:space="preserve">Use </w:t>
+      </w:r>
+      <w:proofErr w:type="spellStart"/>
+      <w:r>
+        <w:t>System.nanoTime</w:t>
+      </w:r>
+      <w:proofErr w:type="spellEnd"/>
+      <w:r>
+        <w:t xml:space="preserve">() or </w:t>
+      </w:r>
+      <w:proofErr w:type="spellStart"/>
+      <w:proofErr w:type="gramStart"/>
+      <w:r>
+        <w:t>Instant.now</w:t>
+      </w:r>
+      <w:proofErr w:type="spellEnd"/>
+      <w:r>
+        <w:t>(</w:t>
+      </w:r>
+      <w:proofErr w:type="gramEnd"/>
+      <w:r>
+        <w:t>) to measure duration:</w:t>
+      </w:r>
+    </w:p>
+    <w:p>
+      <w:r>
+        <w:t xml:space="preserve">long start = </w:t>
+      </w:r>
+      <w:proofErr w:type="spellStart"/>
+      <w:r>
+        <w:t>System.nanoTime</w:t>
+      </w:r>
+      <w:proofErr w:type="spellEnd"/>
+      <w:r>
+        <w:t>();</w:t>
+      </w:r>
+    </w:p>
+    <w:p>
+      <w:r>
+        <w:t xml:space="preserve">Trade </w:t>
+      </w:r>
+      <w:proofErr w:type="spellStart"/>
+      <w:r>
+        <w:t>trade</w:t>
+      </w:r>
+      <w:proofErr w:type="spellEnd"/>
+      <w:r>
+        <w:t xml:space="preserve"> = </w:t>
+      </w:r>
+      <w:proofErr w:type="spellStart"/>
+      <w:r>
+        <w:t>tradeService.executeTrade</w:t>
+      </w:r>
+      <w:proofErr w:type="spellEnd"/>
+      <w:r>
+        <w:t>(order);</w:t>
+      </w:r>
+    </w:p>
+    <w:p>
+      <w:r>
+        <w:t xml:space="preserve">long end = </w:t>
+      </w:r>
+      <w:proofErr w:type="spellStart"/>
+      <w:r>
+        <w:t>System.nanoTime</w:t>
+      </w:r>
+      <w:proofErr w:type="spellEnd"/>
+      <w:r>
+        <w:t>();</w:t>
+      </w:r>
+    </w:p>
+    <w:p>
+      <w:proofErr w:type="gramStart"/>
+      <w:r>
+        <w:t>log.info(</w:t>
+      </w:r>
+      <w:proofErr w:type="gramEnd"/>
+      <w:r>
+        <w:t>"Trade executed in {} µs", (end - start) / 1000);</w:t>
+      </w:r>
+    </w:p>
+    <w:p>
+      <w:r>
+        <w:t xml:space="preserve">Or use Spring Actuator + </w:t>
+      </w:r>
+      <w:proofErr w:type="spellStart"/>
+      <w:r>
+        <w:t>Micrometer</w:t>
+      </w:r>
+      <w:proofErr w:type="spellEnd"/>
+      <w:r>
+        <w:t xml:space="preserve"> to expose metrics:</w:t>
+      </w:r>
+    </w:p>
+    <w:p>
+      <w:r>
+        <w:t>@</w:t>
+      </w:r>
+      <w:proofErr w:type="gramStart"/>
+      <w:r>
+        <w:t>Timed(</w:t>
+      </w:r>
+      <w:proofErr w:type="gramEnd"/>
+      <w:r>
+        <w:t>value = "</w:t>
+      </w:r>
+      <w:proofErr w:type="spellStart"/>
+      <w:proofErr w:type="gramStart"/>
+      <w:r>
+        <w:t>trade.execution</w:t>
+      </w:r>
+      <w:proofErr w:type="gramEnd"/>
+      <w:r>
+        <w:t>.time</w:t>
+      </w:r>
+      <w:proofErr w:type="spellEnd"/>
+      <w:r>
+        <w:t>", description = "Time taken to execute trade")</w:t>
+      </w:r>
+    </w:p>
+    <w:p>
+      <w:r>
+        <w:t xml:space="preserve">public </w:t>
+      </w:r>
+      <w:proofErr w:type="spellStart"/>
+      <w:r>
+        <w:t>TradeResponseDto</w:t>
+      </w:r>
+      <w:proofErr w:type="spellEnd"/>
+      <w:r>
+        <w:t xml:space="preserve"> </w:t>
+      </w:r>
+      <w:proofErr w:type="spellStart"/>
+      <w:proofErr w:type="gramStart"/>
+      <w:r>
+        <w:t>executeTrade</w:t>
+      </w:r>
+      <w:proofErr w:type="spellEnd"/>
+      <w:r>
+        <w:t>(</w:t>
+      </w:r>
+      <w:proofErr w:type="gramEnd"/>
+      <w:r>
+        <w:t xml:space="preserve">Order order) </w:t>
+      </w:r>
+      <w:proofErr w:type="gramStart"/>
+      <w:r>
+        <w:t>{ ...</w:t>
+      </w:r>
+      <w:proofErr w:type="gramEnd"/>
+      <w:r>
+        <w:t xml:space="preserve"> }</w:t>
       </w:r>
     </w:p>
     <w:p>
@@ -2045,6 +2475,7 @@
       <w:r>
         <w:t xml:space="preserve">Use </w:t>
       </w:r>
+      <w:proofErr w:type="spellStart"/>
       <w:r>
         <w:rPr>
           <w:b/>
@@ -2052,6 +2483,7 @@
         </w:rPr>
         <w:t>gRPC</w:t>
       </w:r>
+      <w:proofErr w:type="spellEnd"/>
       <w:r>
         <w:t xml:space="preserve"> (binary, fast, schema-based)</w:t>
       </w:r>
@@ -2108,7 +2540,15 @@
         </w:numPr>
       </w:pPr>
       <w:r>
-        <w:t>oms-core publishes OrderPlacedEvent to Kafka</w:t>
+        <w:t xml:space="preserve">oms-core publishes </w:t>
+      </w:r>
+      <w:proofErr w:type="spellStart"/>
+      <w:r>
+        <w:t>OrderPlacedEvent</w:t>
+      </w:r>
+      <w:proofErr w:type="spellEnd"/>
+      <w:r>
+        <w:t xml:space="preserve"> to Kafka</w:t>
       </w:r>
     </w:p>
     <w:p>
@@ -2119,8 +2559,13 @@
         </w:numPr>
       </w:pPr>
       <w:r>
-        <w:t>Rust-based oms-matching-engine consumes it, matches, and emits TradeExecutedEvent</w:t>
-      </w:r>
+        <w:t xml:space="preserve">Rust-based oms-matching-engine consumes it, matches, and emits </w:t>
+      </w:r>
+      <w:proofErr w:type="spellStart"/>
+      <w:r>
+        <w:t>TradeExecutedEvent</w:t>
+      </w:r>
+      <w:proofErr w:type="spellEnd"/>
     </w:p>
     <w:p>
       <w:r>
@@ -2326,7 +2771,23 @@
           <w:iCs/>
         </w:rPr>
         <w:lastRenderedPageBreak/>
-        <w:t>Compile Rust into a .dll or .so and call it from Java.</w:t>
+        <w:t>Compile Rust into a .</w:t>
+      </w:r>
+      <w:proofErr w:type="spellStart"/>
+      <w:r>
+        <w:rPr>
+          <w:i/>
+          <w:iCs/>
+        </w:rPr>
+        <w:t>dll</w:t>
+      </w:r>
+      <w:proofErr w:type="spellEnd"/>
+      <w:r>
+        <w:rPr>
+          <w:i/>
+          <w:iCs/>
+        </w:rPr>
+        <w:t xml:space="preserve"> or .so and call it from Java.</w:t>
       </w:r>
     </w:p>
     <w:p>
@@ -2438,7 +2899,23 @@
           <w:b/>
           <w:bCs/>
         </w:rPr>
-        <w:t>4. WebAssembly (Experimental)</w:t>
+        <w:t xml:space="preserve">4. </w:t>
+      </w:r>
+      <w:proofErr w:type="spellStart"/>
+      <w:r>
+        <w:rPr>
+          <w:b/>
+          <w:bCs/>
+        </w:rPr>
+        <w:t>WebAssembly</w:t>
+      </w:r>
+      <w:proofErr w:type="spellEnd"/>
+      <w:r>
+        <w:rPr>
+          <w:b/>
+          <w:bCs/>
+        </w:rPr>
+        <w:t xml:space="preserve"> (Experimental)</w:t>
       </w:r>
     </w:p>
     <w:p>
@@ -2741,8 +3218,13 @@
           </w:tcPr>
           <w:p>
             <w:r>
-              <w:t>Kafka / gRPC</w:t>
+              <w:t xml:space="preserve">Kafka / </w:t>
             </w:r>
+            <w:proofErr w:type="spellStart"/>
+            <w:r>
+              <w:t>gRPC</w:t>
+            </w:r>
+            <w:proofErr w:type="spellEnd"/>
           </w:p>
         </w:tc>
       </w:tr>
@@ -2806,7 +3288,23 @@
         <w:t>Kafka</w:t>
       </w:r>
       <w:r>
-        <w:t xml:space="preserve"> for event-driven flows (OrderPlacedEvent, TradeExecutedEvent)</w:t>
+        <w:t xml:space="preserve"> for event-driven flows (</w:t>
+      </w:r>
+      <w:proofErr w:type="spellStart"/>
+      <w:r>
+        <w:t>OrderPlacedEvent</w:t>
+      </w:r>
+      <w:proofErr w:type="spellEnd"/>
+      <w:r>
+        <w:t xml:space="preserve">, </w:t>
+      </w:r>
+      <w:proofErr w:type="spellStart"/>
+      <w:r>
+        <w:t>TradeExecutedEvent</w:t>
+      </w:r>
+      <w:proofErr w:type="spellEnd"/>
+      <w:r>
+        <w:t>)</w:t>
       </w:r>
     </w:p>
     <w:p>
@@ -2819,6 +3317,7 @@
       <w:r>
         <w:t xml:space="preserve">Use </w:t>
       </w:r>
+      <w:proofErr w:type="spellStart"/>
       <w:r>
         <w:rPr>
           <w:b/>
@@ -2826,6 +3325,7 @@
         </w:rPr>
         <w:t>gRPC</w:t>
       </w:r>
+      <w:proofErr w:type="spellEnd"/>
       <w:r>
         <w:t xml:space="preserve"> if you want fast, schema-based RPC between services</w:t>
       </w:r>
@@ -2869,13 +3369,30 @@
           <w:b/>
           <w:bCs/>
         </w:rPr>
-        <w:t xml:space="preserve"> Bonus: Protobuf for Shared Contracts</w:t>
+        <w:t xml:space="preserve"> Bonus: </w:t>
+      </w:r>
+      <w:proofErr w:type="spellStart"/>
+      <w:r>
+        <w:rPr>
+          <w:b/>
+          <w:bCs/>
+        </w:rPr>
+        <w:t>Protobuf</w:t>
+      </w:r>
+      <w:proofErr w:type="spellEnd"/>
+      <w:r>
+        <w:rPr>
+          <w:b/>
+          <w:bCs/>
+        </w:rPr>
+        <w:t xml:space="preserve"> for Shared Contracts</w:t>
       </w:r>
     </w:p>
     <w:p>
       <w:r>
         <w:t xml:space="preserve">Use </w:t>
       </w:r>
+      <w:proofErr w:type="spellStart"/>
       <w:r>
         <w:rPr>
           <w:b/>
@@ -2883,18 +3400,35 @@
         </w:rPr>
         <w:t>Protobuf</w:t>
       </w:r>
+      <w:proofErr w:type="spellEnd"/>
       <w:r>
         <w:t xml:space="preserve"> to define event schemas:</w:t>
       </w:r>
     </w:p>
     <w:p>
       <w:r>
-        <w:t>message TradeExecutedEvent {</w:t>
-      </w:r>
-    </w:p>
-    <w:p>
-      <w:r>
-        <w:t xml:space="preserve">  int64 tradeId = 1;</w:t>
+        <w:t xml:space="preserve">message </w:t>
+      </w:r>
+      <w:proofErr w:type="spellStart"/>
+      <w:r>
+        <w:t>TradeExecutedEvent</w:t>
+      </w:r>
+      <w:proofErr w:type="spellEnd"/>
+      <w:r>
+        <w:t xml:space="preserve"> {</w:t>
+      </w:r>
+    </w:p>
+    <w:p>
+      <w:r>
+        <w:t xml:space="preserve">  int64 </w:t>
+      </w:r>
+      <w:proofErr w:type="spellStart"/>
+      <w:r>
+        <w:t>tradeId</w:t>
+      </w:r>
+      <w:proofErr w:type="spellEnd"/>
+      <w:r>
+        <w:t xml:space="preserve"> = 1;</w:t>
       </w:r>
     </w:p>
     <w:p>
@@ -2935,8 +3469,13 @@
         </w:numPr>
       </w:pPr>
       <w:r>
-        <w:t>Rust and Java both support Protobuf</w:t>
-      </w:r>
+        <w:t xml:space="preserve">Rust and Java both support </w:t>
+      </w:r>
+      <w:proofErr w:type="spellStart"/>
+      <w:r>
+        <w:t>Protobuf</w:t>
+      </w:r>
+      <w:proofErr w:type="spellEnd"/>
     </w:p>
     <w:p>
       <w:pPr>
@@ -2946,8 +3485,13 @@
         </w:numPr>
       </w:pPr>
       <w:r>
-        <w:t>Keeps your event contracts consistent and versionable</w:t>
-      </w:r>
+        <w:t xml:space="preserve">Keeps your event contracts consistent and </w:t>
+      </w:r>
+      <w:proofErr w:type="spellStart"/>
+      <w:r>
+        <w:t>versionable</w:t>
+      </w:r>
+      <w:proofErr w:type="spellEnd"/>
     </w:p>
     <w:p>
       <w:r>
@@ -2963,7 +3507,15 @@
     </w:p>
     <w:p>
       <w:r>
-        <w:t>Want to sketch out the Protobuf schema for your matching engine next? Or simulate a full event flow from order to trade?</w:t>
+        <w:t xml:space="preserve">Want to sketch out the </w:t>
+      </w:r>
+      <w:proofErr w:type="spellStart"/>
+      <w:r>
+        <w:t>Protobuf</w:t>
+      </w:r>
+      <w:proofErr w:type="spellEnd"/>
+      <w:r>
+        <w:t xml:space="preserve"> schema for your matching engine next? Or simulate a full event flow from order to trade?</w:t>
       </w:r>
     </w:p>
     <w:p>
@@ -3017,7 +3569,7 @@
     <w:p>
       <w:r>
         <w:pict w14:anchorId="4BF37FE0">
-          <v:rect id="_x0000_i1223" style="width:0;height:1.5pt" o:hralign="center" o:hrstd="t" o:hr="t" fillcolor="#a0a0a0" stroked="f"/>
+          <v:rect id="_x0000_i1043" style="width:0;height:1.5pt" o:hralign="center" o:hrstd="t" o:hr="t" fillcolor="#a0a0a0" stroked="f"/>
         </w:pict>
       </w:r>
     </w:p>
@@ -3088,7 +3640,7 @@
     <w:p>
       <w:r>
         <w:pict w14:anchorId="577D91CF">
-          <v:rect id="_x0000_i1224" style="width:0;height:1.5pt" o:hralign="center" o:hrstd="t" o:hr="t" fillcolor="#a0a0a0" stroked="f"/>
+          <v:rect id="_x0000_i1044" style="width:0;height:1.5pt" o:hralign="center" o:hrstd="t" o:hr="t" fillcolor="#a0a0a0" stroked="f"/>
         </w:pict>
       </w:r>
     </w:p>
@@ -3184,7 +3736,15 @@
         <w:t>Publish events</w:t>
       </w:r>
       <w:r>
-        <w:t xml:space="preserve"> (e.g. OrderPlacedEvent) to Kafka for downstream processing</w:t>
+        <w:t xml:space="preserve"> (e.g. </w:t>
+      </w:r>
+      <w:proofErr w:type="spellStart"/>
+      <w:r>
+        <w:t>OrderPlacedEvent</w:t>
+      </w:r>
+      <w:proofErr w:type="spellEnd"/>
+      <w:r>
+        <w:t>) to Kafka for downstream processing</w:t>
       </w:r>
     </w:p>
     <w:p>
@@ -3208,7 +3768,7 @@
     <w:p>
       <w:r>
         <w:pict w14:anchorId="074F9F73">
-          <v:rect id="_x0000_i1225" style="width:0;height:1.5pt" o:hralign="center" o:hrstd="t" o:hr="t" fillcolor="#a0a0a0" stroked="f"/>
+          <v:rect id="_x0000_i1045" style="width:0;height:1.5pt" o:hralign="center" o:hrstd="t" o:hr="t" fillcolor="#a0a0a0" stroked="f"/>
         </w:pict>
       </w:r>
     </w:p>
@@ -3459,7 +4019,15 @@
           </w:tcPr>
           <w:p>
             <w:r>
-              <w:t>oms-api-gateway</w:t>
+              <w:t>oms-</w:t>
+            </w:r>
+            <w:proofErr w:type="spellStart"/>
+            <w:r>
+              <w:t>api</w:t>
+            </w:r>
+            <w:proofErr w:type="spellEnd"/>
+            <w:r>
+              <w:t>-gateway</w:t>
             </w:r>
           </w:p>
         </w:tc>
@@ -3492,7 +4060,7 @@
     <w:p>
       <w:r>
         <w:pict w14:anchorId="14A4ABD0">
-          <v:rect id="_x0000_i1226" style="width:0;height:1.5pt" o:hralign="center" o:hrstd="t" o:hr="t" fillcolor="#a0a0a0" stroked="f"/>
+          <v:rect id="_x0000_i1046" style="width:0;height:1.5pt" o:hralign="center" o:hrstd="t" o:hr="t" fillcolor="#a0a0a0" stroked="f"/>
         </w:pict>
       </w:r>
     </w:p>
@@ -3521,13 +4089,26 @@
     </w:p>
     <w:p>
       <w:r>
-        <w:t>[Client] → [oms-api-gateway] → [oms-order-service]</w:t>
-      </w:r>
-    </w:p>
-    <w:p>
-      <w:r>
-        <w:t xml:space="preserve">    → Publish: OrderPlacedEvent</w:t>
-      </w:r>
+        <w:t>[Client] → [oms-</w:t>
+      </w:r>
+      <w:proofErr w:type="spellStart"/>
+      <w:r>
+        <w:t>api</w:t>
+      </w:r>
+      <w:proofErr w:type="spellEnd"/>
+      <w:r>
+        <w:t>-gateway] → [oms-order-service]</w:t>
+      </w:r>
+    </w:p>
+    <w:p>
+      <w:r>
+        <w:t xml:space="preserve">    → Publish: </w:t>
+      </w:r>
+      <w:proofErr w:type="spellStart"/>
+      <w:r>
+        <w:t>OrderPlacedEvent</w:t>
+      </w:r>
+      <w:proofErr w:type="spellEnd"/>
     </w:p>
     <w:p>
       <w:r>
@@ -3536,8 +4117,13 @@
     </w:p>
     <w:p>
       <w:r>
-        <w:t xml:space="preserve">            → Publish: RiskApprovedEvent</w:t>
-      </w:r>
+        <w:t xml:space="preserve">            → Publish: </w:t>
+      </w:r>
+      <w:proofErr w:type="spellStart"/>
+      <w:r>
+        <w:t>RiskApprovedEvent</w:t>
+      </w:r>
+      <w:proofErr w:type="spellEnd"/>
     </w:p>
     <w:p>
       <w:r>
@@ -3546,8 +4132,13 @@
     </w:p>
     <w:p>
       <w:r>
-        <w:t xml:space="preserve">                    → Publish: TradeExecutedEvent</w:t>
-      </w:r>
+        <w:t xml:space="preserve">                    → Publish: </w:t>
+      </w:r>
+      <w:proofErr w:type="spellStart"/>
+      <w:r>
+        <w:t>TradeExecutedEvent</w:t>
+      </w:r>
+      <w:proofErr w:type="spellEnd"/>
     </w:p>
     <w:p>
       <w:r>
@@ -3557,7 +4148,7 @@
     <w:p>
       <w:r>
         <w:pict w14:anchorId="0C600469">
-          <v:rect id="_x0000_i1227" style="width:0;height:1.5pt" o:hralign="center" o:hrstd="t" o:hr="t" fillcolor="#a0a0a0" stroked="f"/>
+          <v:rect id="_x0000_i1047" style="width:0;height:1.5pt" o:hralign="center" o:hrstd="t" o:hr="t" fillcolor="#a0a0a0" stroked="f"/>
         </w:pict>
       </w:r>
     </w:p>
@@ -3597,8 +4188,17 @@
           <w:bCs/>
         </w:rPr>
         <w:lastRenderedPageBreak/>
-        <w:t>Swagger/OpenAPI</w:t>
-      </w:r>
+        <w:t>Swagger/</w:t>
+      </w:r>
+      <w:proofErr w:type="spellStart"/>
+      <w:r>
+        <w:rPr>
+          <w:b/>
+          <w:bCs/>
+        </w:rPr>
+        <w:t>OpenAPI</w:t>
+      </w:r>
+      <w:proofErr w:type="spellEnd"/>
       <w:r>
         <w:t xml:space="preserve"> for API documentation</w:t>
       </w:r>
@@ -3678,7 +4278,7 @@
     <w:p>
       <w:r>
         <w:pict w14:anchorId="5A95EC50">
-          <v:rect id="_x0000_i1228" style="width:0;height:1.5pt" o:hralign="center" o:hrstd="t" o:hr="t" fillcolor="#a0a0a0" stroked="f"/>
+          <v:rect id="_x0000_i1048" style="width:0;height:1.5pt" o:hralign="center" o:hrstd="t" o:hr="t" fillcolor="#a0a0a0" stroked="f"/>
         </w:pict>
       </w:r>
     </w:p>
@@ -3732,7 +4332,15 @@
         <w:t>event payload</w:t>
       </w:r>
       <w:r>
-        <w:t xml:space="preserve"> for OrderPlacedEvent, or scaffold the controller and service layer. You’re building this like someone who knows that clarity at the edges leads to strength at the core.</w:t>
+        <w:t xml:space="preserve"> for </w:t>
+      </w:r>
+      <w:proofErr w:type="spellStart"/>
+      <w:r>
+        <w:t>OrderPlacedEvent</w:t>
+      </w:r>
+      <w:proofErr w:type="spellEnd"/>
+      <w:r>
+        <w:t>, or scaffold the controller and service layer. You’re building this like someone who knows that clarity at the edges leads to strength at the core.</w:t>
       </w:r>
     </w:p>
     <w:p>
@@ -3746,6 +4354,80 @@
       </w:pPr>
       <w:r>
         <w:br/>
+      </w:r>
+      <w:r>
+        <w:rPr>
+          <w:b/>
+          <w:bCs/>
+          <w:sz w:val="32"/>
+          <w:szCs w:val="32"/>
+        </w:rPr>
+        <w:br/>
+      </w:r>
+      <w:proofErr w:type="spellStart"/>
+      <w:r>
+        <w:rPr>
+          <w:b/>
+          <w:bCs/>
+          <w:sz w:val="32"/>
+          <w:szCs w:val="32"/>
+        </w:rPr>
+        <w:t>kafka</w:t>
+      </w:r>
+      <w:proofErr w:type="spellEnd"/>
+    </w:p>
+    <w:p>
+      <w:pPr>
+        <w:rPr>
+          <w:b/>
+          <w:bCs/>
+          <w:sz w:val="32"/>
+          <w:szCs w:val="32"/>
+        </w:rPr>
+      </w:pPr>
+      <w:r>
+        <w:rPr>
+          <w:b/>
+          <w:bCs/>
+          <w:sz w:val="32"/>
+          <w:szCs w:val="32"/>
+        </w:rPr>
+        <w:lastRenderedPageBreak/>
+        <w:drawing>
+          <wp:inline distT="0" distB="0" distL="0" distR="0" wp14:anchorId="5A2E625F" wp14:editId="2A286241">
+            <wp:extent cx="5731510" cy="8681085"/>
+            <wp:effectExtent l="0" t="0" r="2540" b="5715"/>
+            <wp:docPr id="1727920971" name="Picture 1"/>
+            <wp:cNvGraphicFramePr>
+              <a:graphicFrameLocks xmlns:a="http://schemas.openxmlformats.org/drawingml/2006/main" noChangeAspect="1"/>
+            </wp:cNvGraphicFramePr>
+            <a:graphic xmlns:a="http://schemas.openxmlformats.org/drawingml/2006/main">
+              <a:graphicData uri="http://schemas.openxmlformats.org/drawingml/2006/picture">
+                <pic:pic xmlns:pic="http://schemas.openxmlformats.org/drawingml/2006/picture">
+                  <pic:nvPicPr>
+                    <pic:cNvPr id="1727920971" name=""/>
+                    <pic:cNvPicPr/>
+                  </pic:nvPicPr>
+                  <pic:blipFill>
+                    <a:blip r:embed="rId7"/>
+                    <a:stretch>
+                      <a:fillRect/>
+                    </a:stretch>
+                  </pic:blipFill>
+                  <pic:spPr>
+                    <a:xfrm>
+                      <a:off x="0" y="0"/>
+                      <a:ext cx="5731510" cy="8681085"/>
+                    </a:xfrm>
+                    <a:prstGeom prst="rect">
+                      <a:avLst/>
+                    </a:prstGeom>
+                  </pic:spPr>
+                </pic:pic>
+              </a:graphicData>
+            </a:graphic>
+          </wp:inline>
+        </w:drawing>
       </w:r>
     </w:p>
     <w:sectPr>
@@ -7526,6 +8208,7 @@
   <w:style w:type="character" w:default="1" w:styleId="DefaultParagraphFont">
     <w:name w:val="Default Paragraph Font"/>
     <w:uiPriority w:val="1"/>
+    <w:semiHidden/>
     <w:unhideWhenUsed/>
   </w:style>
   <w:style w:type="table" w:default="1" w:styleId="TableNormal">

--- a/oms design doc.docx
+++ b/oms design doc.docx
@@ -226,7 +226,15 @@
           </w:tcPr>
           <w:p>
             <w:r>
-              <w:t>Shared domain models (Order, Trade, Instrument), enums, DTOs</w:t>
+              <w:t xml:space="preserve">Shared domain models (Order, Trade, Instrument), </w:t>
+            </w:r>
+            <w:proofErr w:type="spellStart"/>
+            <w:r>
+              <w:t>enums</w:t>
+            </w:r>
+            <w:proofErr w:type="spellEnd"/>
+            <w:r>
+              <w:t>, DTOs</w:t>
             </w:r>
           </w:p>
         </w:tc>
@@ -359,7 +367,15 @@
           </w:tcPr>
           <w:p>
             <w:r>
-              <w:t>oms-api-gateway</w:t>
+              <w:t>oms-</w:t>
+            </w:r>
+            <w:proofErr w:type="spellStart"/>
+            <w:r>
+              <w:t>api</w:t>
+            </w:r>
+            <w:proofErr w:type="spellEnd"/>
+            <w:r>
+              <w:t>-gateway</w:t>
             </w:r>
           </w:p>
         </w:tc>
@@ -708,7 +724,15 @@
     </w:p>
     <w:p>
       <w:r>
-        <w:t xml:space="preserve">   [Database]      [Admin Service]</w:t>
+        <w:t xml:space="preserve">   [</w:t>
+      </w:r>
+      <w:proofErr w:type="gramStart"/>
+      <w:r>
+        <w:t>Database]      [</w:t>
+      </w:r>
+      <w:proofErr w:type="gramEnd"/>
+      <w:r>
+        <w:t>Admin Service]</w:t>
       </w:r>
     </w:p>
     <w:p>
@@ -1349,7 +1373,23 @@
           <w:b/>
           <w:bCs/>
         </w:rPr>
-        <w:t xml:space="preserve"> 1. Emit TradeExecutedEvent for Downstream Services</w:t>
+        <w:t xml:space="preserve"> 1. Emit </w:t>
+      </w:r>
+      <w:proofErr w:type="spellStart"/>
+      <w:r>
+        <w:rPr>
+          <w:b/>
+          <w:bCs/>
+        </w:rPr>
+        <w:t>TradeExecutedEvent</w:t>
+      </w:r>
+      <w:proofErr w:type="spellEnd"/>
+      <w:r>
+        <w:rPr>
+          <w:b/>
+          <w:bCs/>
+        </w:rPr>
+        <w:t xml:space="preserve"> for Downstream Services</w:t>
       </w:r>
     </w:p>
     <w:p>
@@ -1453,23 +1493,99 @@
     </w:p>
     <w:p>
       <w:r>
-        <w:t>public class TradeExecutedEvent {</w:t>
-      </w:r>
-    </w:p>
-    <w:p>
-      <w:r>
-        <w:t xml:space="preserve">    private final Trade trade;</w:t>
-      </w:r>
-    </w:p>
-    <w:p>
-      <w:r>
-        <w:t xml:space="preserve">    public TradeExecutedEvent(Trade trade) { this.trade = trade; }</w:t>
-      </w:r>
-    </w:p>
-    <w:p>
-      <w:r>
-        <w:t xml:space="preserve">    public Trade getTrade() { return trade; }</w:t>
-      </w:r>
+        <w:t xml:space="preserve">public class </w:t>
+      </w:r>
+      <w:proofErr w:type="spellStart"/>
+      <w:r>
+        <w:t>TradeExecutedEvent</w:t>
+      </w:r>
+      <w:proofErr w:type="spellEnd"/>
+      <w:r>
+        <w:t xml:space="preserve"> {</w:t>
+      </w:r>
+    </w:p>
+    <w:p>
+      <w:r>
+        <w:t xml:space="preserve">    private final Trade </w:t>
+      </w:r>
+      <w:proofErr w:type="spellStart"/>
+      <w:r>
+        <w:t>trade</w:t>
+      </w:r>
+      <w:proofErr w:type="spellEnd"/>
+      <w:r>
+        <w:t>;</w:t>
+      </w:r>
+    </w:p>
+    <w:p>
+      <w:r>
+        <w:t xml:space="preserve">    public </w:t>
+      </w:r>
+      <w:proofErr w:type="spellStart"/>
+      <w:proofErr w:type="gramStart"/>
+      <w:r>
+        <w:t>TradeExecutedEvent</w:t>
+      </w:r>
+      <w:proofErr w:type="spellEnd"/>
+      <w:r>
+        <w:t>(</w:t>
+      </w:r>
+      <w:proofErr w:type="gramEnd"/>
+      <w:r>
+        <w:t xml:space="preserve">Trade trade) </w:t>
+      </w:r>
+      <w:proofErr w:type="gramStart"/>
+      <w:r>
+        <w:t xml:space="preserve">{ </w:t>
+      </w:r>
+      <w:proofErr w:type="spellStart"/>
+      <w:r>
+        <w:t>this</w:t>
+      </w:r>
+      <w:proofErr w:type="gramEnd"/>
+      <w:r>
+        <w:t>.trade</w:t>
+      </w:r>
+      <w:proofErr w:type="spellEnd"/>
+      <w:r>
+        <w:t xml:space="preserve"> = trade</w:t>
+      </w:r>
+      <w:proofErr w:type="gramStart"/>
+      <w:r>
+        <w:t>; }</w:t>
+      </w:r>
+      <w:proofErr w:type="gramEnd"/>
+    </w:p>
+    <w:p>
+      <w:r>
+        <w:t xml:space="preserve">    public Trade </w:t>
+      </w:r>
+      <w:proofErr w:type="spellStart"/>
+      <w:proofErr w:type="gramStart"/>
+      <w:r>
+        <w:t>getTrade</w:t>
+      </w:r>
+      <w:proofErr w:type="spellEnd"/>
+      <w:r>
+        <w:t>(</w:t>
+      </w:r>
+      <w:proofErr w:type="gramEnd"/>
+      <w:r>
+        <w:t xml:space="preserve">) </w:t>
+      </w:r>
+      <w:proofErr w:type="gramStart"/>
+      <w:r>
+        <w:t>{ return</w:t>
+      </w:r>
+      <w:proofErr w:type="gramEnd"/>
+      <w:r>
+        <w:t xml:space="preserve"> trade</w:t>
+      </w:r>
+      <w:proofErr w:type="gramStart"/>
+      <w:r>
+        <w:t>; }</w:t>
+      </w:r>
+      <w:proofErr w:type="gramEnd"/>
     </w:p>
     <w:p>
       <w:r>
@@ -1488,13 +1604,50 @@
     </w:p>
     <w:p>
       <w:r>
-        <w:t>private ApplicationEventPublisher eventPublisher;</w:t>
+        <w:t xml:space="preserve">private </w:t>
+      </w:r>
+      <w:proofErr w:type="spellStart"/>
+      <w:r>
+        <w:t>ApplicationEventPublisher</w:t>
+      </w:r>
+      <w:proofErr w:type="spellEnd"/>
+      <w:r>
+        <w:t xml:space="preserve"> </w:t>
+      </w:r>
+      <w:proofErr w:type="spellStart"/>
+      <w:r>
+        <w:t>eventPublisher</w:t>
+      </w:r>
+      <w:proofErr w:type="spellEnd"/>
+      <w:r>
+        <w:t>;</w:t>
       </w:r>
     </w:p>
     <w:p/>
     <w:p>
-      <w:r>
-        <w:t>eventPublisher.publishEvent(new TradeExecutedEvent(savedTrade));</w:t>
+      <w:proofErr w:type="spellStart"/>
+      <w:r>
+        <w:t>eventPublisher.publishEvent</w:t>
+      </w:r>
+      <w:proofErr w:type="spellEnd"/>
+      <w:r>
+        <w:t xml:space="preserve">(new </w:t>
+      </w:r>
+      <w:proofErr w:type="spellStart"/>
+      <w:r>
+        <w:t>TradeExecutedEvent</w:t>
+      </w:r>
+      <w:proofErr w:type="spellEnd"/>
+      <w:r>
+        <w:t>(</w:t>
+      </w:r>
+      <w:proofErr w:type="spellStart"/>
+      <w:r>
+        <w:t>savedTrade</w:t>
+      </w:r>
+      <w:proofErr w:type="spellEnd"/>
+      <w:r>
+        <w:t>));</w:t>
       </w:r>
     </w:p>
     <w:p>
@@ -1509,7 +1662,25 @@
     </w:p>
     <w:p>
       <w:r>
-        <w:t>public void handleTradeExecuted(TradeExecutedEvent event) {</w:t>
+        <w:t xml:space="preserve">public void </w:t>
+      </w:r>
+      <w:proofErr w:type="spellStart"/>
+      <w:proofErr w:type="gramStart"/>
+      <w:r>
+        <w:t>handleTradeExecuted</w:t>
+      </w:r>
+      <w:proofErr w:type="spellEnd"/>
+      <w:r>
+        <w:t>(</w:t>
+      </w:r>
+      <w:proofErr w:type="spellStart"/>
+      <w:proofErr w:type="gramEnd"/>
+      <w:r>
+        <w:t>TradeExecutedEvent</w:t>
+      </w:r>
+      <w:proofErr w:type="spellEnd"/>
+      <w:r>
+        <w:t xml:space="preserve"> event) {</w:t>
       </w:r>
     </w:p>
     <w:p>
@@ -1554,7 +1725,39 @@
           <w:b/>
           <w:bCs/>
         </w:rPr>
-        <w:t xml:space="preserve"> 2. Return Both OrderResponseDto and TradeResponseDto in a Wrapper</w:t>
+        <w:t xml:space="preserve"> 2. Return Both </w:t>
+      </w:r>
+      <w:proofErr w:type="spellStart"/>
+      <w:r>
+        <w:rPr>
+          <w:b/>
+          <w:bCs/>
+        </w:rPr>
+        <w:t>OrderResponseDto</w:t>
+      </w:r>
+      <w:proofErr w:type="spellEnd"/>
+      <w:r>
+        <w:rPr>
+          <w:b/>
+          <w:bCs/>
+        </w:rPr>
+        <w:t xml:space="preserve"> and </w:t>
+      </w:r>
+      <w:proofErr w:type="spellStart"/>
+      <w:r>
+        <w:rPr>
+          <w:b/>
+          <w:bCs/>
+        </w:rPr>
+        <w:t>TradeResponseDto</w:t>
+      </w:r>
+      <w:proofErr w:type="spellEnd"/>
+      <w:r>
+        <w:rPr>
+          <w:b/>
+          <w:bCs/>
+        </w:rPr>
+        <w:t xml:space="preserve"> in a Wrapper</w:t>
       </w:r>
     </w:p>
     <w:p>
@@ -1632,17 +1835,41 @@
     </w:p>
     <w:p>
       <w:r>
-        <w:t>public class OrderTradeResponseDto {</w:t>
-      </w:r>
-    </w:p>
-    <w:p>
-      <w:r>
-        <w:t xml:space="preserve">    private OrderResponseDto order;</w:t>
-      </w:r>
-    </w:p>
-    <w:p>
-      <w:r>
-        <w:t xml:space="preserve">    private TradeResponseDto trade;</w:t>
+        <w:t xml:space="preserve">public class </w:t>
+      </w:r>
+      <w:proofErr w:type="spellStart"/>
+      <w:r>
+        <w:t>OrderTradeResponseDto</w:t>
+      </w:r>
+      <w:proofErr w:type="spellEnd"/>
+      <w:r>
+        <w:t xml:space="preserve"> {</w:t>
+      </w:r>
+    </w:p>
+    <w:p>
+      <w:r>
+        <w:t xml:space="preserve">    private </w:t>
+      </w:r>
+      <w:proofErr w:type="spellStart"/>
+      <w:r>
+        <w:t>OrderResponseDto</w:t>
+      </w:r>
+      <w:proofErr w:type="spellEnd"/>
+      <w:r>
+        <w:t xml:space="preserve"> order;</w:t>
+      </w:r>
+    </w:p>
+    <w:p>
+      <w:r>
+        <w:t xml:space="preserve">    private </w:t>
+      </w:r>
+      <w:proofErr w:type="spellStart"/>
+      <w:r>
+        <w:t>TradeResponseDto</w:t>
+      </w:r>
+      <w:proofErr w:type="spellEnd"/>
+      <w:r>
+        <w:t xml:space="preserve"> trade;</w:t>
       </w:r>
     </w:p>
     <w:p>
@@ -1662,22 +1889,109 @@
     </w:p>
     <w:p>
       <w:r>
-        <w:t>public OrderTradeResponseDto placeOrder(@Valid @RequestBody OrderRequestDto requestDto) {</w:t>
-      </w:r>
-    </w:p>
-    <w:p>
-      <w:r>
-        <w:t xml:space="preserve">    Order order = ...;</w:t>
-      </w:r>
-    </w:p>
-    <w:p>
-      <w:r>
-        <w:t xml:space="preserve">    Trade trade = tradeService.executeTrade(order);</w:t>
-      </w:r>
-    </w:p>
-    <w:p>
-      <w:r>
-        <w:t xml:space="preserve">    return new OrderTradeResponseDto(orderMapper.toResponseDto(order), tradeMapper.toResponseDto(trade));</w:t>
+        <w:t xml:space="preserve">public </w:t>
+      </w:r>
+      <w:proofErr w:type="spellStart"/>
+      <w:r>
+        <w:t>OrderTradeResponseDto</w:t>
+      </w:r>
+      <w:proofErr w:type="spellEnd"/>
+      <w:r>
+        <w:t xml:space="preserve"> </w:t>
+      </w:r>
+      <w:proofErr w:type="spellStart"/>
+      <w:proofErr w:type="gramStart"/>
+      <w:r>
+        <w:t>placeOrder</w:t>
+      </w:r>
+      <w:proofErr w:type="spellEnd"/>
+      <w:r>
+        <w:t>(</w:t>
+      </w:r>
+      <w:proofErr w:type="gramEnd"/>
+      <w:r>
+        <w:t xml:space="preserve">@Valid @RequestBody </w:t>
+      </w:r>
+      <w:proofErr w:type="spellStart"/>
+      <w:r>
+        <w:t>OrderRequestDto</w:t>
+      </w:r>
+      <w:proofErr w:type="spellEnd"/>
+      <w:r>
+        <w:t xml:space="preserve"> </w:t>
+      </w:r>
+      <w:proofErr w:type="spellStart"/>
+      <w:r>
+        <w:t>requestDto</w:t>
+      </w:r>
+      <w:proofErr w:type="spellEnd"/>
+      <w:r>
+        <w:t>) {</w:t>
+      </w:r>
+    </w:p>
+    <w:p>
+      <w:r>
+        <w:t xml:space="preserve">    Order </w:t>
+      </w:r>
+      <w:proofErr w:type="spellStart"/>
+      <w:r>
+        <w:t>order</w:t>
+      </w:r>
+      <w:proofErr w:type="spellEnd"/>
+      <w:r>
+        <w:t xml:space="preserve"> = ...;</w:t>
+      </w:r>
+    </w:p>
+    <w:p>
+      <w:r>
+        <w:t xml:space="preserve">    Trade </w:t>
+      </w:r>
+      <w:proofErr w:type="spellStart"/>
+      <w:r>
+        <w:t>trade</w:t>
+      </w:r>
+      <w:proofErr w:type="spellEnd"/>
+      <w:r>
+        <w:t xml:space="preserve"> = </w:t>
+      </w:r>
+      <w:proofErr w:type="spellStart"/>
+      <w:r>
+        <w:t>tradeService.executeTrade</w:t>
+      </w:r>
+      <w:proofErr w:type="spellEnd"/>
+      <w:r>
+        <w:t>(order);</w:t>
+      </w:r>
+    </w:p>
+    <w:p>
+      <w:r>
+        <w:t xml:space="preserve">    return new </w:t>
+      </w:r>
+      <w:proofErr w:type="spellStart"/>
+      <w:proofErr w:type="gramStart"/>
+      <w:r>
+        <w:t>OrderTradeResponseDto</w:t>
+      </w:r>
+      <w:proofErr w:type="spellEnd"/>
+      <w:r>
+        <w:t>(</w:t>
+      </w:r>
+      <w:proofErr w:type="spellStart"/>
+      <w:proofErr w:type="gramEnd"/>
+      <w:r>
+        <w:t>orderMapper.toResponseDto</w:t>
+      </w:r>
+      <w:proofErr w:type="spellEnd"/>
+      <w:r>
+        <w:t xml:space="preserve">(order), </w:t>
+      </w:r>
+      <w:proofErr w:type="spellStart"/>
+      <w:r>
+        <w:t>tradeMapper.toResponseDto</w:t>
+      </w:r>
+      <w:proofErr w:type="spellEnd"/>
+      <w:r>
+        <w:t>(trade));</w:t>
       </w:r>
     </w:p>
     <w:p>
@@ -1802,42 +2116,158 @@
     </w:p>
     <w:p>
       <w:r>
-        <w:t>Use System.nanoTime() or Instant.now() to measure duration:</w:t>
-      </w:r>
-    </w:p>
-    <w:p>
-      <w:r>
-        <w:t>long start = System.nanoTime();</w:t>
-      </w:r>
-    </w:p>
-    <w:p>
-      <w:r>
-        <w:t>Trade trade = tradeService.executeTrade(order);</w:t>
-      </w:r>
-    </w:p>
-    <w:p>
-      <w:r>
-        <w:t>long end = System.nanoTime();</w:t>
-      </w:r>
-    </w:p>
-    <w:p>
-      <w:r>
-        <w:t>log.info("Trade executed in {} µs", (end - start) / 1000);</w:t>
-      </w:r>
-    </w:p>
-    <w:p>
-      <w:r>
-        <w:t>Or use Spring Actuator + Micrometer to expose metrics:</w:t>
-      </w:r>
-    </w:p>
-    <w:p>
-      <w:r>
-        <w:t>@Timed(value = "trade.execution.time", description = "Time taken to execute trade")</w:t>
-      </w:r>
-    </w:p>
-    <w:p>
-      <w:r>
-        <w:t>public TradeResponseDto executeTrade(Order order) { ... }</w:t>
+        <w:t xml:space="preserve">Use </w:t>
+      </w:r>
+      <w:proofErr w:type="spellStart"/>
+      <w:r>
+        <w:t>System.nanoTime</w:t>
+      </w:r>
+      <w:proofErr w:type="spellEnd"/>
+      <w:r>
+        <w:t xml:space="preserve">() or </w:t>
+      </w:r>
+      <w:proofErr w:type="spellStart"/>
+      <w:proofErr w:type="gramStart"/>
+      <w:r>
+        <w:t>Instant.now</w:t>
+      </w:r>
+      <w:proofErr w:type="spellEnd"/>
+      <w:r>
+        <w:t>(</w:t>
+      </w:r>
+      <w:proofErr w:type="gramEnd"/>
+      <w:r>
+        <w:t>) to measure duration:</w:t>
+      </w:r>
+    </w:p>
+    <w:p>
+      <w:r>
+        <w:t xml:space="preserve">long start = </w:t>
+      </w:r>
+      <w:proofErr w:type="spellStart"/>
+      <w:r>
+        <w:t>System.nanoTime</w:t>
+      </w:r>
+      <w:proofErr w:type="spellEnd"/>
+      <w:r>
+        <w:t>();</w:t>
+      </w:r>
+    </w:p>
+    <w:p>
+      <w:r>
+        <w:t xml:space="preserve">Trade </w:t>
+      </w:r>
+      <w:proofErr w:type="spellStart"/>
+      <w:r>
+        <w:t>trade</w:t>
+      </w:r>
+      <w:proofErr w:type="spellEnd"/>
+      <w:r>
+        <w:t xml:space="preserve"> = </w:t>
+      </w:r>
+      <w:proofErr w:type="spellStart"/>
+      <w:r>
+        <w:t>tradeService.executeTrade</w:t>
+      </w:r>
+      <w:proofErr w:type="spellEnd"/>
+      <w:r>
+        <w:t>(order);</w:t>
+      </w:r>
+    </w:p>
+    <w:p>
+      <w:r>
+        <w:t xml:space="preserve">long end = </w:t>
+      </w:r>
+      <w:proofErr w:type="spellStart"/>
+      <w:r>
+        <w:t>System.nanoTime</w:t>
+      </w:r>
+      <w:proofErr w:type="spellEnd"/>
+      <w:r>
+        <w:t>();</w:t>
+      </w:r>
+    </w:p>
+    <w:p>
+      <w:proofErr w:type="gramStart"/>
+      <w:r>
+        <w:t>log.info(</w:t>
+      </w:r>
+      <w:proofErr w:type="gramEnd"/>
+      <w:r>
+        <w:t>"Trade executed in {} µs", (end - start) / 1000);</w:t>
+      </w:r>
+    </w:p>
+    <w:p>
+      <w:r>
+        <w:t xml:space="preserve">Or use Spring Actuator + </w:t>
+      </w:r>
+      <w:proofErr w:type="spellStart"/>
+      <w:r>
+        <w:t>Micrometer</w:t>
+      </w:r>
+      <w:proofErr w:type="spellEnd"/>
+      <w:r>
+        <w:t xml:space="preserve"> to expose metrics:</w:t>
+      </w:r>
+    </w:p>
+    <w:p>
+      <w:r>
+        <w:t>@</w:t>
+      </w:r>
+      <w:proofErr w:type="gramStart"/>
+      <w:r>
+        <w:t>Timed(</w:t>
+      </w:r>
+      <w:proofErr w:type="gramEnd"/>
+      <w:r>
+        <w:t>value = "</w:t>
+      </w:r>
+      <w:proofErr w:type="spellStart"/>
+      <w:proofErr w:type="gramStart"/>
+      <w:r>
+        <w:t>trade.execution</w:t>
+      </w:r>
+      <w:proofErr w:type="gramEnd"/>
+      <w:r>
+        <w:t>.time</w:t>
+      </w:r>
+      <w:proofErr w:type="spellEnd"/>
+      <w:r>
+        <w:t>", description = "Time taken to execute trade")</w:t>
+      </w:r>
+    </w:p>
+    <w:p>
+      <w:r>
+        <w:t xml:space="preserve">public </w:t>
+      </w:r>
+      <w:proofErr w:type="spellStart"/>
+      <w:r>
+        <w:t>TradeResponseDto</w:t>
+      </w:r>
+      <w:proofErr w:type="spellEnd"/>
+      <w:r>
+        <w:t xml:space="preserve"> </w:t>
+      </w:r>
+      <w:proofErr w:type="spellStart"/>
+      <w:proofErr w:type="gramStart"/>
+      <w:r>
+        <w:t>executeTrade</w:t>
+      </w:r>
+      <w:proofErr w:type="spellEnd"/>
+      <w:r>
+        <w:t>(</w:t>
+      </w:r>
+      <w:proofErr w:type="gramEnd"/>
+      <w:r>
+        <w:t xml:space="preserve">Order order) </w:t>
+      </w:r>
+      <w:proofErr w:type="gramStart"/>
+      <w:r>
+        <w:t>{ ...</w:t>
+      </w:r>
+      <w:proofErr w:type="gramEnd"/>
+      <w:r>
+        <w:t xml:space="preserve"> }</w:t>
       </w:r>
     </w:p>
     <w:p>
@@ -2045,6 +2475,7 @@
       <w:r>
         <w:t xml:space="preserve">Use </w:t>
       </w:r>
+      <w:proofErr w:type="spellStart"/>
       <w:r>
         <w:rPr>
           <w:b/>
@@ -2052,6 +2483,7 @@
         </w:rPr>
         <w:t>gRPC</w:t>
       </w:r>
+      <w:proofErr w:type="spellEnd"/>
       <w:r>
         <w:t xml:space="preserve"> (binary, fast, schema-based)</w:t>
       </w:r>
@@ -2108,7 +2540,15 @@
         </w:numPr>
       </w:pPr>
       <w:r>
-        <w:t>oms-core publishes OrderPlacedEvent to Kafka</w:t>
+        <w:t xml:space="preserve">oms-core publishes </w:t>
+      </w:r>
+      <w:proofErr w:type="spellStart"/>
+      <w:r>
+        <w:t>OrderPlacedEvent</w:t>
+      </w:r>
+      <w:proofErr w:type="spellEnd"/>
+      <w:r>
+        <w:t xml:space="preserve"> to Kafka</w:t>
       </w:r>
     </w:p>
     <w:p>
@@ -2119,8 +2559,13 @@
         </w:numPr>
       </w:pPr>
       <w:r>
-        <w:t>Rust-based oms-matching-engine consumes it, matches, and emits TradeExecutedEvent</w:t>
-      </w:r>
+        <w:t xml:space="preserve">Rust-based oms-matching-engine consumes it, matches, and emits </w:t>
+      </w:r>
+      <w:proofErr w:type="spellStart"/>
+      <w:r>
+        <w:t>TradeExecutedEvent</w:t>
+      </w:r>
+      <w:proofErr w:type="spellEnd"/>
     </w:p>
     <w:p>
       <w:r>
@@ -2326,7 +2771,23 @@
           <w:iCs/>
         </w:rPr>
         <w:lastRenderedPageBreak/>
-        <w:t>Compile Rust into a .dll or .so and call it from Java.</w:t>
+        <w:t>Compile Rust into a .</w:t>
+      </w:r>
+      <w:proofErr w:type="spellStart"/>
+      <w:r>
+        <w:rPr>
+          <w:i/>
+          <w:iCs/>
+        </w:rPr>
+        <w:t>dll</w:t>
+      </w:r>
+      <w:proofErr w:type="spellEnd"/>
+      <w:r>
+        <w:rPr>
+          <w:i/>
+          <w:iCs/>
+        </w:rPr>
+        <w:t xml:space="preserve"> or .so and call it from Java.</w:t>
       </w:r>
     </w:p>
     <w:p>
@@ -2438,7 +2899,23 @@
           <w:b/>
           <w:bCs/>
         </w:rPr>
-        <w:t>4. WebAssembly (Experimental)</w:t>
+        <w:t xml:space="preserve">4. </w:t>
+      </w:r>
+      <w:proofErr w:type="spellStart"/>
+      <w:r>
+        <w:rPr>
+          <w:b/>
+          <w:bCs/>
+        </w:rPr>
+        <w:t>WebAssembly</w:t>
+      </w:r>
+      <w:proofErr w:type="spellEnd"/>
+      <w:r>
+        <w:rPr>
+          <w:b/>
+          <w:bCs/>
+        </w:rPr>
+        <w:t xml:space="preserve"> (Experimental)</w:t>
       </w:r>
     </w:p>
     <w:p>
@@ -2741,8 +3218,13 @@
           </w:tcPr>
           <w:p>
             <w:r>
-              <w:t>Kafka / gRPC</w:t>
+              <w:t xml:space="preserve">Kafka / </w:t>
             </w:r>
+            <w:proofErr w:type="spellStart"/>
+            <w:r>
+              <w:t>gRPC</w:t>
+            </w:r>
+            <w:proofErr w:type="spellEnd"/>
           </w:p>
         </w:tc>
       </w:tr>
@@ -2806,7 +3288,23 @@
         <w:t>Kafka</w:t>
       </w:r>
       <w:r>
-        <w:t xml:space="preserve"> for event-driven flows (OrderPlacedEvent, TradeExecutedEvent)</w:t>
+        <w:t xml:space="preserve"> for event-driven flows (</w:t>
+      </w:r>
+      <w:proofErr w:type="spellStart"/>
+      <w:r>
+        <w:t>OrderPlacedEvent</w:t>
+      </w:r>
+      <w:proofErr w:type="spellEnd"/>
+      <w:r>
+        <w:t xml:space="preserve">, </w:t>
+      </w:r>
+      <w:proofErr w:type="spellStart"/>
+      <w:r>
+        <w:t>TradeExecutedEvent</w:t>
+      </w:r>
+      <w:proofErr w:type="spellEnd"/>
+      <w:r>
+        <w:t>)</w:t>
       </w:r>
     </w:p>
     <w:p>
@@ -2819,6 +3317,7 @@
       <w:r>
         <w:t xml:space="preserve">Use </w:t>
       </w:r>
+      <w:proofErr w:type="spellStart"/>
       <w:r>
         <w:rPr>
           <w:b/>
@@ -2826,6 +3325,7 @@
         </w:rPr>
         <w:t>gRPC</w:t>
       </w:r>
+      <w:proofErr w:type="spellEnd"/>
       <w:r>
         <w:t xml:space="preserve"> if you want fast, schema-based RPC between services</w:t>
       </w:r>
@@ -2869,13 +3369,30 @@
           <w:b/>
           <w:bCs/>
         </w:rPr>
-        <w:t xml:space="preserve"> Bonus: Protobuf for Shared Contracts</w:t>
+        <w:t xml:space="preserve"> Bonus: </w:t>
+      </w:r>
+      <w:proofErr w:type="spellStart"/>
+      <w:r>
+        <w:rPr>
+          <w:b/>
+          <w:bCs/>
+        </w:rPr>
+        <w:t>Protobuf</w:t>
+      </w:r>
+      <w:proofErr w:type="spellEnd"/>
+      <w:r>
+        <w:rPr>
+          <w:b/>
+          <w:bCs/>
+        </w:rPr>
+        <w:t xml:space="preserve"> for Shared Contracts</w:t>
       </w:r>
     </w:p>
     <w:p>
       <w:r>
         <w:t xml:space="preserve">Use </w:t>
       </w:r>
+      <w:proofErr w:type="spellStart"/>
       <w:r>
         <w:rPr>
           <w:b/>
@@ -2883,18 +3400,35 @@
         </w:rPr>
         <w:t>Protobuf</w:t>
       </w:r>
+      <w:proofErr w:type="spellEnd"/>
       <w:r>
         <w:t xml:space="preserve"> to define event schemas:</w:t>
       </w:r>
     </w:p>
     <w:p>
       <w:r>
-        <w:t>message TradeExecutedEvent {</w:t>
-      </w:r>
-    </w:p>
-    <w:p>
-      <w:r>
-        <w:t xml:space="preserve">  int64 tradeId = 1;</w:t>
+        <w:t xml:space="preserve">message </w:t>
+      </w:r>
+      <w:proofErr w:type="spellStart"/>
+      <w:r>
+        <w:t>TradeExecutedEvent</w:t>
+      </w:r>
+      <w:proofErr w:type="spellEnd"/>
+      <w:r>
+        <w:t xml:space="preserve"> {</w:t>
+      </w:r>
+    </w:p>
+    <w:p>
+      <w:r>
+        <w:t xml:space="preserve">  int64 </w:t>
+      </w:r>
+      <w:proofErr w:type="spellStart"/>
+      <w:r>
+        <w:t>tradeId</w:t>
+      </w:r>
+      <w:proofErr w:type="spellEnd"/>
+      <w:r>
+        <w:t xml:space="preserve"> = 1;</w:t>
       </w:r>
     </w:p>
     <w:p>
@@ -2935,8 +3469,13 @@
         </w:numPr>
       </w:pPr>
       <w:r>
-        <w:t>Rust and Java both support Protobuf</w:t>
-      </w:r>
+        <w:t xml:space="preserve">Rust and Java both support </w:t>
+      </w:r>
+      <w:proofErr w:type="spellStart"/>
+      <w:r>
+        <w:t>Protobuf</w:t>
+      </w:r>
+      <w:proofErr w:type="spellEnd"/>
     </w:p>
     <w:p>
       <w:pPr>
@@ -2946,8 +3485,13 @@
         </w:numPr>
       </w:pPr>
       <w:r>
-        <w:t>Keeps your event contracts consistent and versionable</w:t>
-      </w:r>
+        <w:t xml:space="preserve">Keeps your event contracts consistent and </w:t>
+      </w:r>
+      <w:proofErr w:type="spellStart"/>
+      <w:r>
+        <w:t>versionable</w:t>
+      </w:r>
+      <w:proofErr w:type="spellEnd"/>
     </w:p>
     <w:p>
       <w:r>
@@ -2963,7 +3507,15 @@
     </w:p>
     <w:p>
       <w:r>
-        <w:t>Want to sketch out the Protobuf schema for your matching engine next? Or simulate a full event flow from order to trade?</w:t>
+        <w:t xml:space="preserve">Want to sketch out the </w:t>
+      </w:r>
+      <w:proofErr w:type="spellStart"/>
+      <w:r>
+        <w:t>Protobuf</w:t>
+      </w:r>
+      <w:proofErr w:type="spellEnd"/>
+      <w:r>
+        <w:t xml:space="preserve"> schema for your matching engine next? Or simulate a full event flow from order to trade?</w:t>
       </w:r>
     </w:p>
     <w:p>
@@ -3184,7 +3736,15 @@
         <w:t>Publish events</w:t>
       </w:r>
       <w:r>
-        <w:t xml:space="preserve"> (e.g. OrderPlacedEvent) to Kafka for downstream processing</w:t>
+        <w:t xml:space="preserve"> (e.g. </w:t>
+      </w:r>
+      <w:proofErr w:type="spellStart"/>
+      <w:r>
+        <w:t>OrderPlacedEvent</w:t>
+      </w:r>
+      <w:proofErr w:type="spellEnd"/>
+      <w:r>
+        <w:t>) to Kafka for downstream processing</w:t>
       </w:r>
     </w:p>
     <w:p>
@@ -3459,7 +4019,15 @@
           </w:tcPr>
           <w:p>
             <w:r>
-              <w:t>oms-api-gateway</w:t>
+              <w:t>oms-</w:t>
+            </w:r>
+            <w:proofErr w:type="spellStart"/>
+            <w:r>
+              <w:t>api</w:t>
+            </w:r>
+            <w:proofErr w:type="spellEnd"/>
+            <w:r>
+              <w:t>-gateway</w:t>
             </w:r>
           </w:p>
         </w:tc>
@@ -3521,13 +4089,26 @@
     </w:p>
     <w:p>
       <w:r>
-        <w:t>[Client] → [oms-api-gateway] → [oms-order-service]</w:t>
-      </w:r>
-    </w:p>
-    <w:p>
-      <w:r>
-        <w:t xml:space="preserve">    → Publish: OrderPlacedEvent</w:t>
-      </w:r>
+        <w:t>[Client] → [oms-</w:t>
+      </w:r>
+      <w:proofErr w:type="spellStart"/>
+      <w:r>
+        <w:t>api</w:t>
+      </w:r>
+      <w:proofErr w:type="spellEnd"/>
+      <w:r>
+        <w:t>-gateway] → [oms-order-service]</w:t>
+      </w:r>
+    </w:p>
+    <w:p>
+      <w:r>
+        <w:t xml:space="preserve">    → Publish: </w:t>
+      </w:r>
+      <w:proofErr w:type="spellStart"/>
+      <w:r>
+        <w:t>OrderPlacedEvent</w:t>
+      </w:r>
+      <w:proofErr w:type="spellEnd"/>
     </w:p>
     <w:p>
       <w:r>
@@ -3536,8 +4117,13 @@
     </w:p>
     <w:p>
       <w:r>
-        <w:t xml:space="preserve">            → Publish: RiskApprovedEvent</w:t>
-      </w:r>
+        <w:t xml:space="preserve">            → Publish: </w:t>
+      </w:r>
+      <w:proofErr w:type="spellStart"/>
+      <w:r>
+        <w:t>RiskApprovedEvent</w:t>
+      </w:r>
+      <w:proofErr w:type="spellEnd"/>
     </w:p>
     <w:p>
       <w:r>
@@ -3546,8 +4132,13 @@
     </w:p>
     <w:p>
       <w:r>
-        <w:t xml:space="preserve">                    → Publish: TradeExecutedEvent</w:t>
-      </w:r>
+        <w:t xml:space="preserve">                    → Publish: </w:t>
+      </w:r>
+      <w:proofErr w:type="spellStart"/>
+      <w:r>
+        <w:t>TradeExecutedEvent</w:t>
+      </w:r>
+      <w:proofErr w:type="spellEnd"/>
     </w:p>
     <w:p>
       <w:r>
@@ -3597,8 +4188,17 @@
           <w:bCs/>
         </w:rPr>
         <w:lastRenderedPageBreak/>
-        <w:t>Swagger/OpenAPI</w:t>
-      </w:r>
+        <w:t>Swagger/</w:t>
+      </w:r>
+      <w:proofErr w:type="spellStart"/>
+      <w:r>
+        <w:rPr>
+          <w:b/>
+          <w:bCs/>
+        </w:rPr>
+        <w:t>OpenAPI</w:t>
+      </w:r>
+      <w:proofErr w:type="spellEnd"/>
       <w:r>
         <w:t xml:space="preserve"> for API documentation</w:t>
       </w:r>
@@ -3732,7 +4332,15 @@
         <w:t>event payload</w:t>
       </w:r>
       <w:r>
-        <w:t xml:space="preserve"> for OrderPlacedEvent, or scaffold the controller and service layer. You’re building this like someone who knows that clarity at the edges leads to strength at the core.</w:t>
+        <w:t xml:space="preserve"> for </w:t>
+      </w:r>
+      <w:proofErr w:type="spellStart"/>
+      <w:r>
+        <w:t>OrderPlacedEvent</w:t>
+      </w:r>
+      <w:proofErr w:type="spellEnd"/>
+      <w:r>
+        <w:t>, or scaffold the controller and service layer. You’re building this like someone who knows that clarity at the edges leads to strength at the core.</w:t>
       </w:r>
     </w:p>
     <w:p>
@@ -3755,18 +4363,18 @@
           <w:szCs w:val="32"/>
         </w:rPr>
         <w:br/>
-        <w:t>kafka</w:t>
-      </w:r>
-    </w:p>
-    <w:p>
-      <w:pPr>
+      </w:r>
+      <w:proofErr w:type="spellStart"/>
+      <w:r>
         <w:rPr>
           <w:b/>
           <w:bCs/>
           <w:sz w:val="32"/>
           <w:szCs w:val="32"/>
         </w:rPr>
-      </w:pPr>
+        <w:t>kafka</w:t>
+      </w:r>
+      <w:proofErr w:type="spellEnd"/>
     </w:p>
     <w:p>
       <w:pPr>
@@ -3797,10 +4405,21 @@
           <w:szCs w:val="32"/>
         </w:rPr>
       </w:pPr>
-      <w:r>
-        <w:rPr>
-          <w:b/>
-          <w:bCs/>
+    </w:p>
+    <w:p>
+      <w:pPr>
+        <w:rPr>
+          <w:b/>
+          <w:bCs/>
+          <w:sz w:val="32"/>
+          <w:szCs w:val="32"/>
+        </w:rPr>
+      </w:pPr>
+      <w:r>
+        <w:rPr>
+          <w:b/>
+          <w:bCs/>
+          <w:noProof/>
           <w:sz w:val="32"/>
           <w:szCs w:val="32"/>
         </w:rPr>
@@ -3861,7 +4480,7 @@
     <w:p>
       <w:r>
         <w:pict w14:anchorId="0BF59711">
-          <v:rect id="_x0000_i1193" style="width:0;height:1.5pt" o:hralign="center" o:hrstd="t" o:hr="t" fillcolor="#a0a0a0" stroked="f"/>
+          <v:rect id="_x0000_i1049" style="width:0;height:1.5pt" o:hralign="center" o:hrstd="t" o:hr="t" fillcolor="#a0a0a0" stroked="f"/>
         </w:pict>
       </w:r>
     </w:p>
@@ -3890,7 +4509,23 @@
     </w:p>
     <w:p>
       <w:r>
-        <w:t>[OrderController] → [OrderService] → [Kafka Producer] → [Kafka Broker]</w:t>
+        <w:t>[</w:t>
+      </w:r>
+      <w:proofErr w:type="spellStart"/>
+      <w:r>
+        <w:t>OrderController</w:t>
+      </w:r>
+      <w:proofErr w:type="spellEnd"/>
+      <w:r>
+        <w:t>] → [</w:t>
+      </w:r>
+      <w:proofErr w:type="spellStart"/>
+      <w:r>
+        <w:t>OrderService</w:t>
+      </w:r>
+      <w:proofErr w:type="spellEnd"/>
+      <w:r>
+        <w:t>] → [Kafka Producer] → [Kafka Broker]</w:t>
       </w:r>
     </w:p>
     <w:p>
@@ -3900,7 +4535,28 @@
     </w:p>
     <w:p>
       <w:r>
-        <w:t>[Avro Event: OrderPlacedEvent]        [Schema Registry]</w:t>
+        <w:t xml:space="preserve">[Avro Event: </w:t>
+      </w:r>
+      <w:proofErr w:type="spellStart"/>
+      <w:proofErr w:type="gramStart"/>
+      <w:r>
+        <w:t>OrderPlacedEvent</w:t>
+      </w:r>
+      <w:proofErr w:type="spellEnd"/>
+      <w:r>
+        <w:t xml:space="preserve">]   </w:t>
+      </w:r>
+      <w:proofErr w:type="gramEnd"/>
+      <w:r>
+        <w:t xml:space="preserve">  </w:t>
+      </w:r>
+      <w:proofErr w:type="gramStart"/>
+      <w:r>
+        <w:t xml:space="preserve">   [</w:t>
+      </w:r>
+      <w:proofErr w:type="gramEnd"/>
+      <w:r>
+        <w:t>Schema Registry]</w:t>
       </w:r>
     </w:p>
     <w:p>
@@ -3910,7 +4566,15 @@
     </w:p>
     <w:p>
       <w:r>
-        <w:t>[Kafka Topic: orders-avro] ←→ [Zookeeper]</w:t>
+        <w:t>[Kafka Topic: orders-</w:t>
+      </w:r>
+      <w:proofErr w:type="spellStart"/>
+      <w:r>
+        <w:t>avro</w:t>
+      </w:r>
+      <w:proofErr w:type="spellEnd"/>
+      <w:r>
+        <w:t>] ←→ [Zookeeper]</w:t>
       </w:r>
     </w:p>
     <w:p>
@@ -3920,7 +4584,15 @@
     </w:p>
     <w:p>
       <w:r>
-        <w:t>[Kafka Consumer] → [KafkaAvroDeserializer] → [Business Logic]</w:t>
+        <w:t>[Kafka Consumer] → [</w:t>
+      </w:r>
+      <w:proofErr w:type="spellStart"/>
+      <w:r>
+        <w:t>KafkaAvroDeserializer</w:t>
+      </w:r>
+      <w:proofErr w:type="spellEnd"/>
+      <w:r>
+        <w:t>] → [Business Logic]</w:t>
       </w:r>
     </w:p>
     <w:p>
@@ -3936,7 +4608,7 @@
     <w:p>
       <w:r>
         <w:pict w14:anchorId="67B11EFF">
-          <v:rect id="_x0000_i1194" style="width:0;height:1.5pt" o:hralign="center" o:hrstd="t" o:hr="t" fillcolor="#a0a0a0" stroked="f"/>
+          <v:rect id="_x0000_i1050" style="width:0;height:1.5pt" o:hralign="center" o:hrstd="t" o:hr="t" fillcolor="#a0a0a0" stroked="f"/>
         </w:pict>
       </w:r>
     </w:p>
@@ -3994,7 +4666,15 @@
         </w:numPr>
       </w:pPr>
       <w:r>
-        <w:t>Endpoint: POST /api/orders</w:t>
+        <w:t>Endpoint: POST /</w:t>
+      </w:r>
+      <w:proofErr w:type="spellStart"/>
+      <w:r>
+        <w:t>api</w:t>
+      </w:r>
+      <w:proofErr w:type="spellEnd"/>
+      <w:r>
+        <w:t>/orders</w:t>
       </w:r>
     </w:p>
     <w:p>
@@ -4005,8 +4685,13 @@
         </w:numPr>
       </w:pPr>
       <w:r>
-        <w:t>Accepts OrderRequestDto</w:t>
-      </w:r>
+        <w:t xml:space="preserve">Accepts </w:t>
+      </w:r>
+      <w:proofErr w:type="spellStart"/>
+      <w:r>
+        <w:t>OrderRequestDto</w:t>
+      </w:r>
+      <w:proofErr w:type="spellEnd"/>
     </w:p>
     <w:p>
       <w:pPr>
@@ -4016,8 +4701,13 @@
         </w:numPr>
       </w:pPr>
       <w:r>
-        <w:t>Delegates to OrderService</w:t>
-      </w:r>
+        <w:t xml:space="preserve">Delegates to </w:t>
+      </w:r>
+      <w:proofErr w:type="spellStart"/>
+      <w:r>
+        <w:t>OrderService</w:t>
+      </w:r>
+      <w:proofErr w:type="spellEnd"/>
     </w:p>
     <w:p>
       <w:pPr>
@@ -4072,7 +4762,15 @@
         </w:numPr>
       </w:pPr>
       <w:r>
-        <w:t>Builds OrderPlacedEvent (Avro)</w:t>
+        <w:t xml:space="preserve">Builds </w:t>
+      </w:r>
+      <w:proofErr w:type="spellStart"/>
+      <w:r>
+        <w:t>OrderPlacedEvent</w:t>
+      </w:r>
+      <w:proofErr w:type="spellEnd"/>
+      <w:r>
+        <w:t xml:space="preserve"> (Avro)</w:t>
       </w:r>
     </w:p>
     <w:p>
@@ -4083,7 +4781,23 @@
         </w:numPr>
       </w:pPr>
       <w:r>
-        <w:t>Publishes to Kafka using KafkaTemplate&lt;String, OrderPlacedEvent&gt;</w:t>
+        <w:t xml:space="preserve">Publishes to Kafka using </w:t>
+      </w:r>
+      <w:proofErr w:type="spellStart"/>
+      <w:r>
+        <w:t>KafkaTemplate</w:t>
+      </w:r>
+      <w:proofErr w:type="spellEnd"/>
+      <w:r>
+        <w:t xml:space="preserve">&lt;String, </w:t>
+      </w:r>
+      <w:proofErr w:type="spellStart"/>
+      <w:r>
+        <w:t>OrderPlacedEvent</w:t>
+      </w:r>
+      <w:proofErr w:type="spellEnd"/>
+      <w:r>
+        <w:t>&gt;</w:t>
       </w:r>
     </w:p>
     <w:p>
@@ -4117,8 +4831,13 @@
         </w:numPr>
       </w:pPr>
       <w:r>
-        <w:t>Uses KafkaAvroSerializer</w:t>
-      </w:r>
+        <w:t xml:space="preserve">Uses </w:t>
+      </w:r>
+      <w:proofErr w:type="spellStart"/>
+      <w:r>
+        <w:t>KafkaAvroSerializer</w:t>
+      </w:r>
+      <w:proofErr w:type="spellEnd"/>
     </w:p>
     <w:p>
       <w:pPr>
@@ -4146,7 +4865,7 @@
     <w:p>
       <w:r>
         <w:pict w14:anchorId="10FF02D8">
-          <v:rect id="_x0000_i1195" style="width:0;height:1.5pt" o:hralign="center" o:hrstd="t" o:hr="t" fillcolor="#a0a0a0" stroked="f"/>
+          <v:rect id="_x0000_i1051" style="width:0;height:1.5pt" o:hralign="center" o:hrstd="t" o:hr="t" fillcolor="#a0a0a0" stroked="f"/>
         </w:pict>
       </w:r>
     </w:p>
@@ -4204,8 +4923,13 @@
         </w:numPr>
       </w:pPr>
       <w:r>
-        <w:t>Topic: orders-avro</w:t>
-      </w:r>
+        <w:t>Topic: orders-</w:t>
+      </w:r>
+      <w:proofErr w:type="spellStart"/>
+      <w:r>
+        <w:t>avro</w:t>
+      </w:r>
+      <w:proofErr w:type="spellEnd"/>
     </w:p>
     <w:p>
       <w:pPr>
@@ -4299,7 +5023,7 @@
     <w:p>
       <w:r>
         <w:pict w14:anchorId="221CC2A8">
-          <v:rect id="_x0000_i1196" style="width:0;height:1.5pt" o:hralign="center" o:hrstd="t" o:hr="t" fillcolor="#a0a0a0" stroked="f"/>
+          <v:rect id="_x0000_i1052" style="width:0;height:1.5pt" o:hralign="center" o:hrstd="t" o:hr="t" fillcolor="#a0a0a0" stroked="f"/>
         </w:pict>
       </w:r>
     </w:p>
@@ -4402,8 +5126,17 @@
           <w:b/>
           <w:bCs/>
         </w:rPr>
-        <w:t xml:space="preserve"> Behavior</w:t>
-      </w:r>
+        <w:t xml:space="preserve"> </w:t>
+      </w:r>
+      <w:proofErr w:type="spellStart"/>
+      <w:r>
+        <w:rPr>
+          <w:b/>
+          <w:bCs/>
+        </w:rPr>
+        <w:t>Behavior</w:t>
+      </w:r>
+      <w:proofErr w:type="spellEnd"/>
     </w:p>
     <w:p>
       <w:pPr>
@@ -4413,8 +5146,13 @@
         </w:numPr>
       </w:pPr>
       <w:r>
-        <w:t>Auto-registers schema on first publish</w:t>
-      </w:r>
+        <w:t xml:space="preserve">Auto-registers schema on first </w:t>
+      </w:r>
+      <w:proofErr w:type="gramStart"/>
+      <w:r>
+        <w:t>publish</w:t>
+      </w:r>
+      <w:proofErr w:type="gramEnd"/>
     </w:p>
     <w:p>
       <w:pPr>
@@ -4430,7 +5168,7 @@
     <w:p>
       <w:r>
         <w:pict w14:anchorId="4464649F">
-          <v:rect id="_x0000_i1197" style="width:0;height:1.5pt" o:hralign="center" o:hrstd="t" o:hr="t" fillcolor="#a0a0a0" stroked="f"/>
+          <v:rect id="_x0000_i1053" style="width:0;height:1.5pt" o:hralign="center" o:hrstd="t" o:hr="t" fillcolor="#a0a0a0" stroked="f"/>
         </w:pict>
       </w:r>
     </w:p>
@@ -4488,8 +5226,13 @@
         </w:numPr>
       </w:pPr>
       <w:r>
-        <w:t>Subscribes to orders-avro</w:t>
-      </w:r>
+        <w:t>Subscribes to orders-</w:t>
+      </w:r>
+      <w:proofErr w:type="spellStart"/>
+      <w:r>
+        <w:t>avro</w:t>
+      </w:r>
+      <w:proofErr w:type="spellEnd"/>
     </w:p>
     <w:p>
       <w:pPr>
@@ -4499,8 +5242,13 @@
         </w:numPr>
       </w:pPr>
       <w:r>
-        <w:t>Uses KafkaAvroDeserializer</w:t>
-      </w:r>
+        <w:t xml:space="preserve">Uses </w:t>
+      </w:r>
+      <w:proofErr w:type="spellStart"/>
+      <w:r>
+        <w:t>KafkaAvroDeserializer</w:t>
+      </w:r>
+      <w:proofErr w:type="spellEnd"/>
     </w:p>
     <w:p>
       <w:pPr>
@@ -4522,8 +5270,13 @@
         </w:numPr>
       </w:pPr>
       <w:r>
-        <w:t>Deserializes into OrderPlacedEvent</w:t>
-      </w:r>
+        <w:t xml:space="preserve">Deserializes into </w:t>
+      </w:r>
+      <w:proofErr w:type="spellStart"/>
+      <w:r>
+        <w:t>OrderPlacedEvent</w:t>
+      </w:r>
+      <w:proofErr w:type="spellEnd"/>
     </w:p>
     <w:p>
       <w:pPr>
@@ -4573,7 +5326,7 @@
     <w:p>
       <w:r>
         <w:pict w14:anchorId="5A750D70">
-          <v:rect id="_x0000_i1198" style="width:0;height:1.5pt" o:hralign="center" o:hrstd="t" o:hr="t" fillcolor="#a0a0a0" stroked="f"/>
+          <v:rect id="_x0000_i1054" style="width:0;height:1.5pt" o:hralign="center" o:hrstd="t" o:hr="t" fillcolor="#a0a0a0" stroked="f"/>
         </w:pict>
       </w:r>
     </w:p>
@@ -4631,8 +5384,13 @@
         </w:numPr>
       </w:pPr>
       <w:r>
-        <w:t>Scrapes metrics from /actuator/prometheus</w:t>
-      </w:r>
+        <w:t>Scrapes metrics from /actuator/</w:t>
+      </w:r>
+      <w:proofErr w:type="spellStart"/>
+      <w:r>
+        <w:t>prometheus</w:t>
+      </w:r>
+      <w:proofErr w:type="spellEnd"/>
     </w:p>
     <w:p>
       <w:pPr>
@@ -4737,7 +5495,7 @@
     <w:p>
       <w:r>
         <w:pict w14:anchorId="57916E2F">
-          <v:rect id="_x0000_i1199" style="width:0;height:1.5pt" o:hralign="center" o:hrstd="t" o:hr="t" fillcolor="#a0a0a0" stroked="f"/>
+          <v:rect id="_x0000_i1055" style="width:0;height:1.5pt" o:hralign="center" o:hrstd="t" o:hr="t" fillcolor="#a0a0a0" stroked="f"/>
         </w:pict>
       </w:r>
     </w:p>
@@ -4857,7 +5615,7 @@
     <w:p>
       <w:r>
         <w:pict w14:anchorId="013CDB84">
-          <v:rect id="_x0000_i1200" style="width:0;height:1.5pt" o:hralign="center" o:hrstd="t" o:hr="t" fillcolor="#a0a0a0" stroked="f"/>
+          <v:rect id="_x0000_i1056" style="width:0;height:1.5pt" o:hralign="center" o:hrstd="t" o:hr="t" fillcolor="#a0a0a0" stroked="f"/>
         </w:pict>
       </w:r>
     </w:p>
@@ -4884,13 +5642,21 @@
         <w:t>full system flow</w:t>
       </w:r>
       <w:r>
-        <w:t xml:space="preserve"> using all the modules shown in your project structure image, plus the oms-matching-engine you’ve scoped separately. This is the complete architecture of your OMS, integrating REST, Kafka, Avro/Protobuf, and Rust where it matters.</w:t>
+        <w:t xml:space="preserve"> using all the modules shown in your project structure image, plus the oms-matching-engine you’ve scoped separately. This is the complete architecture of your OMS, integrating REST, Kafka, Avro/</w:t>
+      </w:r>
+      <w:proofErr w:type="spellStart"/>
+      <w:r>
+        <w:t>Protobuf</w:t>
+      </w:r>
+      <w:proofErr w:type="spellEnd"/>
+      <w:r>
+        <w:t>, and Rust where it matters.</w:t>
       </w:r>
     </w:p>
     <w:p>
       <w:r>
         <w:pict w14:anchorId="106152E7">
-          <v:rect id="_x0000_i1287" style="width:0;height:1.5pt" o:hralign="center" o:hrstd="t" o:hr="t" fillcolor="#a0a0a0" stroked="f"/>
+          <v:rect id="_x0000_i1057" style="width:0;height:1.5pt" o:hralign="center" o:hrstd="t" o:hr="t" fillcolor="#a0a0a0" stroked="f"/>
         </w:pict>
       </w:r>
     </w:p>
@@ -4979,7 +5745,7 @@
     <w:p>
       <w:r>
         <w:pict w14:anchorId="00B61421">
-          <v:rect id="_x0000_i1288" style="width:0;height:1.5pt" o:hralign="center" o:hrstd="t" o:hr="t" fillcolor="#a0a0a0" stroked="f"/>
+          <v:rect id="_x0000_i1058" style="width:0;height:1.5pt" o:hralign="center" o:hrstd="t" o:hr="t" fillcolor="#a0a0a0" stroked="f"/>
         </w:pict>
       </w:r>
     </w:p>
@@ -5003,7 +5769,23 @@
           <w:b/>
           <w:bCs/>
         </w:rPr>
-        <w:t xml:space="preserve"> 2. oms-api-gateway</w:t>
+        <w:t xml:space="preserve"> 2. oms-</w:t>
+      </w:r>
+      <w:proofErr w:type="spellStart"/>
+      <w:r>
+        <w:rPr>
+          <w:b/>
+          <w:bCs/>
+        </w:rPr>
+        <w:t>api</w:t>
+      </w:r>
+      <w:proofErr w:type="spellEnd"/>
+      <w:r>
+        <w:rPr>
+          <w:b/>
+          <w:bCs/>
+        </w:rPr>
+        <w:t>-gateway</w:t>
       </w:r>
     </w:p>
     <w:p>
@@ -5057,13 +5839,21 @@
         <w:t>Action</w:t>
       </w:r>
       <w:r>
-        <w:t>: Forwards /api/orders to oms-order-service, handles auth/logging</w:t>
+        <w:t>: Forwards /</w:t>
+      </w:r>
+      <w:proofErr w:type="spellStart"/>
+      <w:r>
+        <w:t>api</w:t>
+      </w:r>
+      <w:proofErr w:type="spellEnd"/>
+      <w:r>
+        <w:t>/orders to oms-order-service, handles auth/logging</w:t>
       </w:r>
     </w:p>
     <w:p>
       <w:r>
         <w:pict w14:anchorId="642EEFE8">
-          <v:rect id="_x0000_i1289" style="width:0;height:1.5pt" o:hralign="center" o:hrstd="t" o:hr="t" fillcolor="#a0a0a0" stroked="f"/>
+          <v:rect id="_x0000_i1059" style="width:0;height:1.5pt" o:hralign="center" o:hrstd="t" o:hr="t" fillcolor="#a0a0a0" stroked="f"/>
         </w:pict>
       </w:r>
     </w:p>
@@ -5153,7 +5943,23 @@
         </w:numPr>
       </w:pPr>
       <w:r>
-        <w:t>Publishes OrderPlacedEvent to Kafka (orders-avro)</w:t>
+        <w:t xml:space="preserve">Publishes </w:t>
+      </w:r>
+      <w:proofErr w:type="spellStart"/>
+      <w:r>
+        <w:t>OrderPlacedEvent</w:t>
+      </w:r>
+      <w:proofErr w:type="spellEnd"/>
+      <w:r>
+        <w:t xml:space="preserve"> to Kafka (orders-</w:t>
+      </w:r>
+      <w:proofErr w:type="spellStart"/>
+      <w:r>
+        <w:t>avro</w:t>
+      </w:r>
+      <w:proofErr w:type="spellEnd"/>
+      <w:r>
+        <w:t>)</w:t>
       </w:r>
     </w:p>
     <w:p>
@@ -5175,13 +5981,21 @@
         </w:numPr>
       </w:pPr>
       <w:r>
-        <w:t>(Optional) Listens to TradeExecutedEvent to update status</w:t>
+        <w:t xml:space="preserve">(Optional) Listens to </w:t>
+      </w:r>
+      <w:proofErr w:type="spellStart"/>
+      <w:r>
+        <w:t>TradeExecutedEvent</w:t>
+      </w:r>
+      <w:proofErr w:type="spellEnd"/>
+      <w:r>
+        <w:t xml:space="preserve"> to update status</w:t>
       </w:r>
     </w:p>
     <w:p>
       <w:r>
         <w:pict w14:anchorId="77B680C7">
-          <v:rect id="_x0000_i1290" style="width:0;height:1.5pt" o:hralign="center" o:hrstd="t" o:hr="t" fillcolor="#a0a0a0" stroked="f"/>
+          <v:rect id="_x0000_i1060" style="width:0;height:1.5pt" o:hralign="center" o:hrstd="t" o:hr="t" fillcolor="#a0a0a0" stroked="f"/>
         </w:pict>
       </w:r>
     </w:p>
@@ -5267,8 +6081,21 @@
         </w:numPr>
       </w:pPr>
       <w:r>
-        <w:t>Consumes OrderPlacedEvent from orders-avro</w:t>
-      </w:r>
+        <w:t xml:space="preserve">Consumes </w:t>
+      </w:r>
+      <w:proofErr w:type="spellStart"/>
+      <w:r>
+        <w:t>OrderPlacedEvent</w:t>
+      </w:r>
+      <w:proofErr w:type="spellEnd"/>
+      <w:r>
+        <w:t xml:space="preserve"> from orders-</w:t>
+      </w:r>
+      <w:proofErr w:type="spellStart"/>
+      <w:r>
+        <w:t>avro</w:t>
+      </w:r>
+      <w:proofErr w:type="spellEnd"/>
     </w:p>
     <w:p>
       <w:pPr>
@@ -5290,13 +6117,29 @@
         </w:numPr>
       </w:pPr>
       <w:r>
-        <w:t>Publishes RiskApprovedEvent to Kafka (risk-avro)</w:t>
+        <w:t xml:space="preserve">Publishes </w:t>
+      </w:r>
+      <w:proofErr w:type="spellStart"/>
+      <w:r>
+        <w:t>RiskApprovedEvent</w:t>
+      </w:r>
+      <w:proofErr w:type="spellEnd"/>
+      <w:r>
+        <w:t xml:space="preserve"> to Kafka (risk-</w:t>
+      </w:r>
+      <w:proofErr w:type="spellStart"/>
+      <w:r>
+        <w:t>avro</w:t>
+      </w:r>
+      <w:proofErr w:type="spellEnd"/>
+      <w:r>
+        <w:t>)</w:t>
       </w:r>
     </w:p>
     <w:p>
       <w:r>
         <w:pict w14:anchorId="2F77545F">
-          <v:rect id="_x0000_i1291" style="width:0;height:1.5pt" o:hralign="center" o:hrstd="t" o:hr="t" fillcolor="#a0a0a0" stroked="f"/>
+          <v:rect id="_x0000_i1061" style="width:0;height:1.5pt" o:hralign="center" o:hrstd="t" o:hr="t" fillcolor="#a0a0a0" stroked="f"/>
         </w:pict>
       </w:r>
     </w:p>
@@ -5382,8 +6225,21 @@
         </w:numPr>
       </w:pPr>
       <w:r>
-        <w:t>Consumes RiskApprovedEvent from risk-avro</w:t>
-      </w:r>
+        <w:t xml:space="preserve">Consumes </w:t>
+      </w:r>
+      <w:proofErr w:type="spellStart"/>
+      <w:r>
+        <w:t>RiskApprovedEvent</w:t>
+      </w:r>
+      <w:proofErr w:type="spellEnd"/>
+      <w:r>
+        <w:t xml:space="preserve"> from risk-</w:t>
+      </w:r>
+      <w:proofErr w:type="spellStart"/>
+      <w:r>
+        <w:t>avro</w:t>
+      </w:r>
+      <w:proofErr w:type="spellEnd"/>
     </w:p>
     <w:p>
       <w:pPr>
@@ -5404,13 +6260,29 @@
         </w:numPr>
       </w:pPr>
       <w:r>
-        <w:t>Publishes TradeExecutedEvent to Kafka (trades-avro)</w:t>
+        <w:t xml:space="preserve">Publishes </w:t>
+      </w:r>
+      <w:proofErr w:type="spellStart"/>
+      <w:r>
+        <w:t>TradeExecutedEvent</w:t>
+      </w:r>
+      <w:proofErr w:type="spellEnd"/>
+      <w:r>
+        <w:t xml:space="preserve"> to Kafka (trades-</w:t>
+      </w:r>
+      <w:proofErr w:type="spellStart"/>
+      <w:r>
+        <w:t>avro</w:t>
+      </w:r>
+      <w:proofErr w:type="spellEnd"/>
+      <w:r>
+        <w:t>)</w:t>
       </w:r>
     </w:p>
     <w:p>
       <w:r>
         <w:pict w14:anchorId="0FEC8094">
-          <v:rect id="_x0000_i1292" style="width:0;height:1.5pt" o:hralign="center" o:hrstd="t" o:hr="t" fillcolor="#a0a0a0" stroked="f"/>
+          <v:rect id="_x0000_i1062" style="width:0;height:1.5pt" o:hralign="center" o:hrstd="t" o:hr="t" fillcolor="#a0a0a0" stroked="f"/>
         </w:pict>
       </w:r>
     </w:p>
@@ -5500,7 +6372,15 @@
         </w:numPr>
       </w:pPr>
       <w:r>
-        <w:t>May consume TradeExecutedEvent for persistence or audit</w:t>
+        <w:t xml:space="preserve">May consume </w:t>
+      </w:r>
+      <w:proofErr w:type="spellStart"/>
+      <w:r>
+        <w:t>TradeExecutedEvent</w:t>
+      </w:r>
+      <w:proofErr w:type="spellEnd"/>
+      <w:r>
+        <w:t xml:space="preserve"> for persistence or audit</w:t>
       </w:r>
     </w:p>
     <w:p>
@@ -5517,7 +6397,7 @@
     <w:p>
       <w:r>
         <w:pict w14:anchorId="7F0D6CDA">
-          <v:rect id="_x0000_i1293" style="width:0;height:1.5pt" o:hralign="center" o:hrstd="t" o:hr="t" fillcolor="#a0a0a0" stroked="f"/>
+          <v:rect id="_x0000_i1063" style="width:0;height:1.5pt" o:hralign="center" o:hrstd="t" o:hr="t" fillcolor="#a0a0a0" stroked="f"/>
         </w:pict>
       </w:r>
     </w:p>
@@ -5624,7 +6504,7 @@
     <w:p>
       <w:r>
         <w:pict w14:anchorId="4115E526">
-          <v:rect id="_x0000_i1294" style="width:0;height:1.5pt" o:hralign="center" o:hrstd="t" o:hr="t" fillcolor="#a0a0a0" stroked="f"/>
+          <v:rect id="_x0000_i1064" style="width:0;height:1.5pt" o:hralign="center" o:hrstd="t" o:hr="t" fillcolor="#a0a0a0" stroked="f"/>
         </w:pict>
       </w:r>
     </w:p>
@@ -5722,7 +6602,23 @@
       </w:pPr>
       <w:r>
         <w:lastRenderedPageBreak/>
-        <w:t>Publishes MarketTickEvent to Kafka (market-data-avro)</w:t>
+        <w:t xml:space="preserve">Publishes </w:t>
+      </w:r>
+      <w:proofErr w:type="spellStart"/>
+      <w:r>
+        <w:t>MarketTickEvent</w:t>
+      </w:r>
+      <w:proofErr w:type="spellEnd"/>
+      <w:r>
+        <w:t xml:space="preserve"> to Kafka (market-data-</w:t>
+      </w:r>
+      <w:proofErr w:type="spellStart"/>
+      <w:r>
+        <w:t>avro</w:t>
+      </w:r>
+      <w:proofErr w:type="spellEnd"/>
+      <w:r>
+        <w:t>)</w:t>
       </w:r>
     </w:p>
     <w:p>
@@ -5739,7 +6635,7 @@
     <w:p>
       <w:r>
         <w:pict w14:anchorId="0004C9AF">
-          <v:rect id="_x0000_i1295" style="width:0;height:1.5pt" o:hralign="center" o:hrstd="t" o:hr="t" fillcolor="#a0a0a0" stroked="f"/>
+          <v:rect id="_x0000_i1065" style="width:0;height:1.5pt" o:hralign="center" o:hrstd="t" o:hr="t" fillcolor="#a0a0a0" stroked="f"/>
         </w:pict>
       </w:r>
     </w:p>
@@ -5817,8 +6713,26 @@
           <w:numId w:val="42"/>
         </w:numPr>
       </w:pPr>
-      <w:r>
-        <w:t>Houses .avsc and .proto files</w:t>
+      <w:proofErr w:type="gramStart"/>
+      <w:r>
+        <w:t>Houses .</w:t>
+      </w:r>
+      <w:proofErr w:type="spellStart"/>
+      <w:r>
+        <w:t>avsc</w:t>
+      </w:r>
+      <w:proofErr w:type="spellEnd"/>
+      <w:proofErr w:type="gramEnd"/>
+      <w:r>
+        <w:t xml:space="preserve"> </w:t>
+      </w:r>
+      <w:proofErr w:type="gramStart"/>
+      <w:r>
+        <w:t>and .proto</w:t>
+      </w:r>
+      <w:proofErr w:type="gramEnd"/>
+      <w:r>
+        <w:t xml:space="preserve"> files</w:t>
       </w:r>
     </w:p>
     <w:p>
@@ -5829,13 +6743,21 @@
         </w:numPr>
       </w:pPr>
       <w:r>
-        <w:t>Enables Avro (Java) and Protobuf (Rust) integration</w:t>
+        <w:t xml:space="preserve">Enables Avro (Java) and </w:t>
+      </w:r>
+      <w:proofErr w:type="spellStart"/>
+      <w:r>
+        <w:t>Protobuf</w:t>
+      </w:r>
+      <w:proofErr w:type="spellEnd"/>
+      <w:r>
+        <w:t xml:space="preserve"> (Rust) integration</w:t>
       </w:r>
     </w:p>
     <w:p>
       <w:r>
         <w:pict w14:anchorId="52BA011C">
-          <v:rect id="_x0000_i1296" style="width:0;height:1.5pt" o:hralign="center" o:hrstd="t" o:hr="t" fillcolor="#a0a0a0" stroked="f"/>
+          <v:rect id="_x0000_i1066" style="width:0;height:1.5pt" o:hralign="center" o:hrstd="t" o:hr="t" fillcolor="#a0a0a0" stroked="f"/>
         </w:pict>
       </w:r>
     </w:p>
@@ -5859,7 +6781,23 @@
           <w:b/>
           <w:bCs/>
         </w:rPr>
-        <w:t xml:space="preserve"> 10. prometheus-config </w:t>
+        <w:t xml:space="preserve"> 10. </w:t>
+      </w:r>
+      <w:proofErr w:type="spellStart"/>
+      <w:r>
+        <w:rPr>
+          <w:b/>
+          <w:bCs/>
+        </w:rPr>
+        <w:t>prometheus</w:t>
+      </w:r>
+      <w:proofErr w:type="spellEnd"/>
+      <w:r>
+        <w:rPr>
+          <w:b/>
+          <w:bCs/>
+        </w:rPr>
+        <w:t xml:space="preserve">-config </w:t>
       </w:r>
       <w:r>
         <w:rPr>
@@ -5931,7 +6869,7 @@
     <w:p>
       <w:r>
         <w:pict w14:anchorId="44C97467">
-          <v:rect id="_x0000_i1297" style="width:0;height:1.5pt" o:hralign="center" o:hrstd="t" o:hr="t" fillcolor="#a0a0a0" stroked="f"/>
+          <v:rect id="_x0000_i1067" style="width:0;height:1.5pt" o:hralign="center" o:hrstd="t" o:hr="t" fillcolor="#a0a0a0" stroked="f"/>
         </w:pict>
       </w:r>
     </w:p>
@@ -6082,8 +7020,13 @@
           </w:tcPr>
           <w:p>
             <w:r>
-              <w:t>orders-avro</w:t>
+              <w:t>orders-</w:t>
             </w:r>
+            <w:proofErr w:type="spellStart"/>
+            <w:r>
+              <w:t>avro</w:t>
+            </w:r>
+            <w:proofErr w:type="spellEnd"/>
           </w:p>
         </w:tc>
         <w:tc>
@@ -6093,9 +7036,11 @@
             <w:hideMark/>
           </w:tcPr>
           <w:p>
+            <w:proofErr w:type="spellStart"/>
             <w:r>
               <w:t>OrderPlacedEvent</w:t>
             </w:r>
+            <w:proofErr w:type="spellEnd"/>
           </w:p>
         </w:tc>
         <w:tc>
@@ -6135,8 +7080,13 @@
           </w:tcPr>
           <w:p>
             <w:r>
-              <w:t>risk-avro</w:t>
+              <w:t>risk-</w:t>
             </w:r>
+            <w:proofErr w:type="spellStart"/>
+            <w:r>
+              <w:t>avro</w:t>
+            </w:r>
+            <w:proofErr w:type="spellEnd"/>
           </w:p>
         </w:tc>
         <w:tc>
@@ -6146,9 +7096,11 @@
             <w:hideMark/>
           </w:tcPr>
           <w:p>
+            <w:proofErr w:type="spellStart"/>
             <w:r>
               <w:t>RiskApprovedEvent</w:t>
             </w:r>
+            <w:proofErr w:type="spellEnd"/>
           </w:p>
         </w:tc>
         <w:tc>
@@ -6188,8 +7140,13 @@
           </w:tcPr>
           <w:p>
             <w:r>
-              <w:t>trades-avro</w:t>
+              <w:t>trades-</w:t>
             </w:r>
+            <w:proofErr w:type="spellStart"/>
+            <w:r>
+              <w:t>avro</w:t>
+            </w:r>
+            <w:proofErr w:type="spellEnd"/>
           </w:p>
         </w:tc>
         <w:tc>
@@ -6199,9 +7156,11 @@
             <w:hideMark/>
           </w:tcPr>
           <w:p>
+            <w:proofErr w:type="spellStart"/>
             <w:r>
               <w:t>TradeExecutedEvent</w:t>
             </w:r>
+            <w:proofErr w:type="spellEnd"/>
           </w:p>
         </w:tc>
         <w:tc>
@@ -6241,8 +7200,13 @@
           </w:tcPr>
           <w:p>
             <w:r>
-              <w:t>market-data-avro</w:t>
+              <w:t>market-data-</w:t>
             </w:r>
+            <w:proofErr w:type="spellStart"/>
+            <w:r>
+              <w:t>avro</w:t>
+            </w:r>
+            <w:proofErr w:type="spellEnd"/>
           </w:p>
         </w:tc>
         <w:tc>
@@ -6252,9 +7216,11 @@
             <w:hideMark/>
           </w:tcPr>
           <w:p>
+            <w:proofErr w:type="spellStart"/>
             <w:r>
               <w:t>MarketTickEvent</w:t>
             </w:r>
+            <w:proofErr w:type="spellEnd"/>
           </w:p>
         </w:tc>
         <w:tc>
@@ -6286,7 +7252,7 @@
     <w:p>
       <w:r>
         <w:pict w14:anchorId="7F8363F6">
-          <v:rect id="_x0000_i1298" style="width:0;height:1.5pt" o:hralign="center" o:hrstd="t" o:hr="t" fillcolor="#a0a0a0" stroked="f"/>
+          <v:rect id="_x0000_i1068" style="width:0;height:1.5pt" o:hralign="center" o:hrstd="t" o:hr="t" fillcolor="#a0a0a0" stroked="f"/>
         </w:pict>
       </w:r>
     </w:p>
@@ -6365,7 +7331,15 @@
         <w:t>Schema-backed</w:t>
       </w:r>
       <w:r>
-        <w:t>: Avro for JVM, Protobuf for Rust</w:t>
+        <w:t xml:space="preserve">: Avro for JVM, </w:t>
+      </w:r>
+      <w:proofErr w:type="spellStart"/>
+      <w:r>
+        <w:t>Protobuf</w:t>
+      </w:r>
+      <w:proofErr w:type="spellEnd"/>
+      <w:r>
+        <w:t xml:space="preserve"> for Rust</w:t>
       </w:r>
     </w:p>
     <w:p>
@@ -6425,7 +7399,7 @@
     <w:p>
       <w:r>
         <w:pict w14:anchorId="6E9EDEAF">
-          <v:rect id="_x0000_i1299" style="width:0;height:1.5pt" o:hralign="center" o:hrstd="t" o:hr="t" fillcolor="#a0a0a0" stroked="f"/>
+          <v:rect id="_x0000_i1069" style="width:0;height:1.5pt" o:hralign="center" o:hrstd="t" o:hr="t" fillcolor="#a0a0a0" stroked="f"/>
         </w:pict>
       </w:r>
     </w:p>
@@ -6445,7 +7419,15 @@
     </w:p>
     <w:p>
       <w:r>
-        <w:t xml:space="preserve">Here’s how an order flows through your OMS architecture, Adarsh — step by step, across all your microservices, with Kafka and Protobuf/Avro gluing it together. This is the </w:t>
+        <w:t xml:space="preserve">Here’s how an order flows through your OMS architecture, Adarsh — step by step, across all your microservices, with Kafka and </w:t>
+      </w:r>
+      <w:proofErr w:type="spellStart"/>
+      <w:r>
+        <w:t>Protobuf</w:t>
+      </w:r>
+      <w:proofErr w:type="spellEnd"/>
+      <w:r>
+        <w:t xml:space="preserve">/Avro gluing it together. This is the </w:t>
       </w:r>
       <w:r>
         <w:rPr>
@@ -6461,7 +7443,7 @@
     <w:p>
       <w:r>
         <w:pict w14:anchorId="152D5B31">
-          <v:rect id="_x0000_i1391" style="width:0;height:1.5pt" o:hralign="center" o:hrstd="t" o:hr="t" fillcolor="#a0a0a0" stroked="f"/>
+          <v:rect id="_x0000_i1070" style="width:0;height:1.5pt" o:hralign="center" o:hrstd="t" o:hr="t" fillcolor="#a0a0a0" stroked="f"/>
         </w:pict>
       </w:r>
     </w:p>
@@ -6530,13 +7512,21 @@
         </w:numPr>
       </w:pPr>
       <w:r>
-        <w:t>The request is sent to the REST endpoint: POST /api/orders.</w:t>
+        <w:t>The request is sent to the REST endpoint: POST /</w:t>
+      </w:r>
+      <w:proofErr w:type="spellStart"/>
+      <w:r>
+        <w:t>api</w:t>
+      </w:r>
+      <w:proofErr w:type="spellEnd"/>
+      <w:r>
+        <w:t>/orders.</w:t>
       </w:r>
     </w:p>
     <w:p>
       <w:r>
         <w:pict w14:anchorId="08101D34">
-          <v:rect id="_x0000_i1392" style="width:0;height:1.5pt" o:hralign="center" o:hrstd="t" o:hr="t" fillcolor="#a0a0a0" stroked="f"/>
+          <v:rect id="_x0000_i1071" style="width:0;height:1.5pt" o:hralign="center" o:hrstd="t" o:hr="t" fillcolor="#a0a0a0" stroked="f"/>
         </w:pict>
       </w:r>
     </w:p>
@@ -6560,7 +7550,23 @@
           <w:b/>
           <w:bCs/>
         </w:rPr>
-        <w:t xml:space="preserve"> 2. oms-api-gateway</w:t>
+        <w:t xml:space="preserve"> 2. oms-</w:t>
+      </w:r>
+      <w:proofErr w:type="spellStart"/>
+      <w:r>
+        <w:rPr>
+          <w:b/>
+          <w:bCs/>
+        </w:rPr>
+        <w:t>api</w:t>
+      </w:r>
+      <w:proofErr w:type="spellEnd"/>
+      <w:r>
+        <w:rPr>
+          <w:b/>
+          <w:bCs/>
+        </w:rPr>
+        <w:t>-gateway</w:t>
       </w:r>
     </w:p>
     <w:p>
@@ -6588,7 +7594,7 @@
     <w:p>
       <w:r>
         <w:pict w14:anchorId="6D3D026B">
-          <v:rect id="_x0000_i1393" style="width:0;height:1.5pt" o:hralign="center" o:hrstd="t" o:hr="t" fillcolor="#a0a0a0" stroked="f"/>
+          <v:rect id="_x0000_i1072" style="width:0;height:1.5pt" o:hralign="center" o:hrstd="t" o:hr="t" fillcolor="#a0a0a0" stroked="f"/>
         </w:pict>
       </w:r>
     </w:p>
@@ -6634,7 +7640,23 @@
         </w:numPr>
       </w:pPr>
       <w:r>
-        <w:t>Enriches with metadata: orderId, timestamp, clientOrderId.</w:t>
+        <w:t xml:space="preserve">Enriches with metadata: </w:t>
+      </w:r>
+      <w:proofErr w:type="spellStart"/>
+      <w:r>
+        <w:t>orderId</w:t>
+      </w:r>
+      <w:proofErr w:type="spellEnd"/>
+      <w:r>
+        <w:t xml:space="preserve">, timestamp, </w:t>
+      </w:r>
+      <w:proofErr w:type="spellStart"/>
+      <w:r>
+        <w:t>clientOrderId</w:t>
+      </w:r>
+      <w:proofErr w:type="spellEnd"/>
+      <w:r>
+        <w:t>.</w:t>
       </w:r>
     </w:p>
     <w:p>
@@ -6645,7 +7667,23 @@
         </w:numPr>
       </w:pPr>
       <w:r>
-        <w:t>Publishes OrderPlacedEvent to Kafka topic orders-avro (Avro format).</w:t>
+        <w:t xml:space="preserve">Publishes </w:t>
+      </w:r>
+      <w:proofErr w:type="spellStart"/>
+      <w:r>
+        <w:t>OrderPlacedEvent</w:t>
+      </w:r>
+      <w:proofErr w:type="spellEnd"/>
+      <w:r>
+        <w:t xml:space="preserve"> to Kafka topic orders-</w:t>
+      </w:r>
+      <w:proofErr w:type="spellStart"/>
+      <w:r>
+        <w:t>avro</w:t>
+      </w:r>
+      <w:proofErr w:type="spellEnd"/>
+      <w:r>
+        <w:t xml:space="preserve"> (Avro format).</w:t>
       </w:r>
     </w:p>
     <w:p>
@@ -6663,7 +7701,7 @@
       <w:r>
         <w:lastRenderedPageBreak/>
         <w:pict w14:anchorId="5892BB5B">
-          <v:rect id="_x0000_i1394" style="width:0;height:1.5pt" o:hralign="center" o:hrstd="t" o:hr="t" fillcolor="#a0a0a0" stroked="f"/>
+          <v:rect id="_x0000_i1073" style="width:0;height:1.5pt" o:hralign="center" o:hrstd="t" o:hr="t" fillcolor="#a0a0a0" stroked="f"/>
         </w:pict>
       </w:r>
     </w:p>
@@ -6698,7 +7736,15 @@
         </w:numPr>
       </w:pPr>
       <w:r>
-        <w:t>Subscribes to orders-avro.</w:t>
+        <w:t>Subscribes to orders-</w:t>
+      </w:r>
+      <w:proofErr w:type="spellStart"/>
+      <w:r>
+        <w:t>avro</w:t>
+      </w:r>
+      <w:proofErr w:type="spellEnd"/>
+      <w:r>
+        <w:t>.</w:t>
       </w:r>
     </w:p>
     <w:p>
@@ -6709,7 +7755,23 @@
         </w:numPr>
       </w:pPr>
       <w:r>
-        <w:t>Deserializes OrderPlacedEvent using Protobuf.</w:t>
+        <w:t xml:space="preserve">Deserializes </w:t>
+      </w:r>
+      <w:proofErr w:type="spellStart"/>
+      <w:r>
+        <w:t>OrderPlacedEvent</w:t>
+      </w:r>
+      <w:proofErr w:type="spellEnd"/>
+      <w:r>
+        <w:t xml:space="preserve"> using </w:t>
+      </w:r>
+      <w:proofErr w:type="spellStart"/>
+      <w:r>
+        <w:t>Protobuf</w:t>
+      </w:r>
+      <w:proofErr w:type="spellEnd"/>
+      <w:r>
+        <w:t>.</w:t>
       </w:r>
     </w:p>
     <w:p>
@@ -6731,13 +7793,29 @@
         </w:numPr>
       </w:pPr>
       <w:r>
-        <w:t>If approved, publishes RiskApprovedEvent to Kafka topic risk-avro.</w:t>
+        <w:t xml:space="preserve">If approved, publishes </w:t>
+      </w:r>
+      <w:proofErr w:type="spellStart"/>
+      <w:r>
+        <w:t>RiskApprovedEvent</w:t>
+      </w:r>
+      <w:proofErr w:type="spellEnd"/>
+      <w:r>
+        <w:t xml:space="preserve"> to Kafka topic risk-</w:t>
+      </w:r>
+      <w:proofErr w:type="spellStart"/>
+      <w:r>
+        <w:t>avro</w:t>
+      </w:r>
+      <w:proofErr w:type="spellEnd"/>
+      <w:r>
+        <w:t>.</w:t>
       </w:r>
     </w:p>
     <w:p>
       <w:r>
         <w:pict w14:anchorId="102A6EE6">
-          <v:rect id="_x0000_i1395" style="width:0;height:1.5pt" o:hralign="center" o:hrstd="t" o:hr="t" fillcolor="#a0a0a0" stroked="f"/>
+          <v:rect id="_x0000_i1074" style="width:0;height:1.5pt" o:hralign="center" o:hrstd="t" o:hr="t" fillcolor="#a0a0a0" stroked="f"/>
         </w:pict>
       </w:r>
     </w:p>
@@ -6772,7 +7850,15 @@
         </w:numPr>
       </w:pPr>
       <w:r>
-        <w:t>Subscribes to risk-avro.</w:t>
+        <w:t>Subscribes to risk-</w:t>
+      </w:r>
+      <w:proofErr w:type="spellStart"/>
+      <w:r>
+        <w:t>avro</w:t>
+      </w:r>
+      <w:proofErr w:type="spellEnd"/>
+      <w:r>
+        <w:t>.</w:t>
       </w:r>
     </w:p>
     <w:p>
@@ -6805,13 +7891,29 @@
         </w:numPr>
       </w:pPr>
       <w:r>
-        <w:t>Publishes TradeExecutedEvent to Kafka topic trades-avro.</w:t>
+        <w:t xml:space="preserve">Publishes </w:t>
+      </w:r>
+      <w:proofErr w:type="spellStart"/>
+      <w:r>
+        <w:t>TradeExecutedEvent</w:t>
+      </w:r>
+      <w:proofErr w:type="spellEnd"/>
+      <w:r>
+        <w:t xml:space="preserve"> to Kafka topic trades-</w:t>
+      </w:r>
+      <w:proofErr w:type="spellStart"/>
+      <w:r>
+        <w:t>avro</w:t>
+      </w:r>
+      <w:proofErr w:type="spellEnd"/>
+      <w:r>
+        <w:t>.</w:t>
       </w:r>
     </w:p>
     <w:p>
       <w:r>
         <w:pict w14:anchorId="46ED230E">
-          <v:rect id="_x0000_i1396" style="width:0;height:1.5pt" o:hralign="center" o:hrstd="t" o:hr="t" fillcolor="#a0a0a0" stroked="f"/>
+          <v:rect id="_x0000_i1075" style="width:0;height:1.5pt" o:hralign="center" o:hrstd="t" o:hr="t" fillcolor="#a0a0a0" stroked="f"/>
         </w:pict>
       </w:r>
     </w:p>
@@ -6846,7 +7948,15 @@
         </w:numPr>
       </w:pPr>
       <w:r>
-        <w:t>Subscribes to trades-avro.</w:t>
+        <w:t>Subscribes to trades-</w:t>
+      </w:r>
+      <w:proofErr w:type="spellStart"/>
+      <w:r>
+        <w:t>avro</w:t>
+      </w:r>
+      <w:proofErr w:type="spellEnd"/>
+      <w:r>
+        <w:t>.</w:t>
       </w:r>
     </w:p>
     <w:p>
@@ -6874,7 +7984,7 @@
     <w:p>
       <w:r>
         <w:pict w14:anchorId="12669E17">
-          <v:rect id="_x0000_i1397" style="width:0;height:1.5pt" o:hralign="center" o:hrstd="t" o:hr="t" fillcolor="#a0a0a0" stroked="f"/>
+          <v:rect id="_x0000_i1076" style="width:0;height:1.5pt" o:hralign="center" o:hrstd="t" o:hr="t" fillcolor="#a0a0a0" stroked="f"/>
         </w:pict>
       </w:r>
     </w:p>
@@ -6909,7 +8019,15 @@
         </w:numPr>
       </w:pPr>
       <w:r>
-        <w:t>Defines shared DTOs, entities, and enums.</w:t>
+        <w:t xml:space="preserve">Defines shared DTOs, entities, and </w:t>
+      </w:r>
+      <w:proofErr w:type="spellStart"/>
+      <w:r>
+        <w:t>enums</w:t>
+      </w:r>
+      <w:proofErr w:type="spellEnd"/>
+      <w:r>
+        <w:t>.</w:t>
       </w:r>
     </w:p>
     <w:p>
@@ -6920,7 +8038,15 @@
         </w:numPr>
       </w:pPr>
       <w:r>
-        <w:t>May consume TradeExecutedEvent for persistence or audit.</w:t>
+        <w:t xml:space="preserve">May consume </w:t>
+      </w:r>
+      <w:proofErr w:type="spellStart"/>
+      <w:r>
+        <w:t>TradeExecutedEvent</w:t>
+      </w:r>
+      <w:proofErr w:type="spellEnd"/>
+      <w:r>
+        <w:t xml:space="preserve"> for persistence or audit.</w:t>
       </w:r>
     </w:p>
     <w:p>
@@ -6937,7 +8063,7 @@
     <w:p>
       <w:r>
         <w:pict w14:anchorId="05CB8F35">
-          <v:rect id="_x0000_i1398" style="width:0;height:1.5pt" o:hralign="center" o:hrstd="t" o:hr="t" fillcolor="#a0a0a0" stroked="f"/>
+          <v:rect id="_x0000_i1077" style="width:0;height:1.5pt" o:hralign="center" o:hrstd="t" o:hr="t" fillcolor="#a0a0a0" stroked="f"/>
         </w:pict>
       </w:r>
     </w:p>
@@ -7001,7 +8127,7 @@
       <w:r>
         <w:lastRenderedPageBreak/>
         <w:pict w14:anchorId="6D41963B">
-          <v:rect id="_x0000_i1399" style="width:0;height:1.5pt" o:hralign="center" o:hrstd="t" o:hr="t" fillcolor="#a0a0a0" stroked="f"/>
+          <v:rect id="_x0000_i1078" style="width:0;height:1.5pt" o:hralign="center" o:hrstd="t" o:hr="t" fillcolor="#a0a0a0" stroked="f"/>
         </w:pict>
       </w:r>
     </w:p>
@@ -7047,7 +8173,23 @@
         </w:numPr>
       </w:pPr>
       <w:r>
-        <w:t>Publishes MarketTickEvent to Kafka topic market-data-avro.</w:t>
+        <w:t xml:space="preserve">Publishes </w:t>
+      </w:r>
+      <w:proofErr w:type="spellStart"/>
+      <w:r>
+        <w:t>MarketTickEvent</w:t>
+      </w:r>
+      <w:proofErr w:type="spellEnd"/>
+      <w:r>
+        <w:t xml:space="preserve"> to Kafka topic market-data-</w:t>
+      </w:r>
+      <w:proofErr w:type="spellStart"/>
+      <w:r>
+        <w:t>avro</w:t>
+      </w:r>
+      <w:proofErr w:type="spellEnd"/>
+      <w:r>
+        <w:t>.</w:t>
       </w:r>
     </w:p>
     <w:p>
@@ -7064,7 +8206,7 @@
     <w:p>
       <w:r>
         <w:pict w14:anchorId="082D3532">
-          <v:rect id="_x0000_i1400" style="width:0;height:1.5pt" o:hralign="center" o:hrstd="t" o:hr="t" fillcolor="#a0a0a0" stroked="f"/>
+          <v:rect id="_x0000_i1079" style="width:0;height:1.5pt" o:hralign="center" o:hrstd="t" o:hr="t" fillcolor="#a0a0a0" stroked="f"/>
         </w:pict>
       </w:r>
     </w:p>
@@ -7099,7 +8241,15 @@
         </w:numPr>
       </w:pPr>
       <w:r>
-        <w:t>Scrapes metrics from all services via /actuator/prometheus.</w:t>
+        <w:t>Scrapes metrics from all services via /actuator/</w:t>
+      </w:r>
+      <w:proofErr w:type="spellStart"/>
+      <w:r>
+        <w:t>prometheus</w:t>
+      </w:r>
+      <w:proofErr w:type="spellEnd"/>
+      <w:r>
+        <w:t>.</w:t>
       </w:r>
     </w:p>
     <w:p>
@@ -7160,7 +8310,7 @@
     <w:p>
       <w:r>
         <w:pict w14:anchorId="495E7809">
-          <v:rect id="_x0000_i1401" style="width:0;height:1.5pt" o:hralign="center" o:hrstd="t" o:hr="t" fillcolor="#a0a0a0" stroked="f"/>
+          <v:rect id="_x0000_i1080" style="width:0;height:1.5pt" o:hralign="center" o:hrstd="t" o:hr="t" fillcolor="#a0a0a0" stroked="f"/>
         </w:pict>
       </w:r>
     </w:p>
@@ -7311,8 +8461,13 @@
           </w:tcPr>
           <w:p>
             <w:r>
-              <w:t>orders-avro</w:t>
+              <w:t>orders-</w:t>
             </w:r>
+            <w:proofErr w:type="spellStart"/>
+            <w:r>
+              <w:t>avro</w:t>
+            </w:r>
+            <w:proofErr w:type="spellEnd"/>
           </w:p>
         </w:tc>
         <w:tc>
@@ -7322,9 +8477,11 @@
             <w:hideMark/>
           </w:tcPr>
           <w:p>
+            <w:proofErr w:type="spellStart"/>
             <w:r>
               <w:t>OrderPlacedEvent</w:t>
             </w:r>
+            <w:proofErr w:type="spellEnd"/>
           </w:p>
         </w:tc>
         <w:tc>
@@ -7364,8 +8521,13 @@
           </w:tcPr>
           <w:p>
             <w:r>
-              <w:t>risk-avro</w:t>
+              <w:t>risk-</w:t>
             </w:r>
+            <w:proofErr w:type="spellStart"/>
+            <w:r>
+              <w:t>avro</w:t>
+            </w:r>
+            <w:proofErr w:type="spellEnd"/>
           </w:p>
         </w:tc>
         <w:tc>
@@ -7375,9 +8537,11 @@
             <w:hideMark/>
           </w:tcPr>
           <w:p>
+            <w:proofErr w:type="spellStart"/>
             <w:r>
               <w:t>RiskApprovedEvent</w:t>
             </w:r>
+            <w:proofErr w:type="spellEnd"/>
           </w:p>
         </w:tc>
         <w:tc>
@@ -7417,8 +8581,13 @@
           </w:tcPr>
           <w:p>
             <w:r>
-              <w:t>trades-avro</w:t>
+              <w:t>trades-</w:t>
             </w:r>
+            <w:proofErr w:type="spellStart"/>
+            <w:r>
+              <w:t>avro</w:t>
+            </w:r>
+            <w:proofErr w:type="spellEnd"/>
           </w:p>
         </w:tc>
         <w:tc>
@@ -7428,9 +8597,11 @@
             <w:hideMark/>
           </w:tcPr>
           <w:p>
+            <w:proofErr w:type="spellStart"/>
             <w:r>
               <w:t>TradeExecutedEvent</w:t>
             </w:r>
+            <w:proofErr w:type="spellEnd"/>
           </w:p>
         </w:tc>
         <w:tc>
@@ -7470,8 +8641,13 @@
           </w:tcPr>
           <w:p>
             <w:r>
-              <w:t>market-data-avro</w:t>
+              <w:t>market-data-</w:t>
             </w:r>
+            <w:proofErr w:type="spellStart"/>
+            <w:r>
+              <w:t>avro</w:t>
+            </w:r>
+            <w:proofErr w:type="spellEnd"/>
           </w:p>
         </w:tc>
         <w:tc>
@@ -7481,9 +8657,11 @@
             <w:hideMark/>
           </w:tcPr>
           <w:p>
+            <w:proofErr w:type="spellStart"/>
             <w:r>
               <w:t>MarketTickEvent</w:t>
             </w:r>
+            <w:proofErr w:type="spellEnd"/>
           </w:p>
         </w:tc>
         <w:tc>
@@ -7515,7 +8693,7 @@
     <w:p>
       <w:r>
         <w:pict w14:anchorId="482FC5F0">
-          <v:rect id="_x0000_i1402" style="width:0;height:1.5pt" o:hralign="center" o:hrstd="t" o:hr="t" fillcolor="#a0a0a0" stroked="f"/>
+          <v:rect id="_x0000_i1081" style="width:0;height:1.5pt" o:hralign="center" o:hrstd="t" o:hr="t" fillcolor="#a0a0a0" stroked="f"/>
         </w:pict>
       </w:r>
     </w:p>
@@ -7575,7 +8753,15 @@
         <w:t>Schema-backed</w:t>
       </w:r>
       <w:r>
-        <w:t>: Avro for JVM, Protobuf for Rust</w:t>
+        <w:t xml:space="preserve">: Avro for JVM, </w:t>
+      </w:r>
+      <w:proofErr w:type="spellStart"/>
+      <w:r>
+        <w:t>Protobuf</w:t>
+      </w:r>
+      <w:proofErr w:type="spellEnd"/>
+      <w:r>
+        <w:t xml:space="preserve"> for Rust</w:t>
       </w:r>
     </w:p>
     <w:p>
@@ -7636,7 +8822,7 @@
     <w:p>
       <w:r>
         <w:pict w14:anchorId="6BC96BC4">
-          <v:rect id="_x0000_i1403" style="width:0;height:1.5pt" o:hralign="center" o:hrstd="t" o:hr="t" fillcolor="#a0a0a0" stroked="f"/>
+          <v:rect id="_x0000_i1082" style="width:0;height:1.5pt" o:hralign="center" o:hrstd="t" o:hr="t" fillcolor="#a0a0a0" stroked="f"/>
         </w:pict>
       </w:r>
     </w:p>
@@ -7675,7 +8861,7 @@
     <w:p>
       <w:r>
         <w:pict w14:anchorId="69DDEBD5">
-          <v:rect id="_x0000_i1435" style="width:0;height:1.5pt" o:hralign="center" o:hrstd="t" o:hr="t" fillcolor="#a0a0a0" stroked="f"/>
+          <v:rect id="_x0000_i1083" style="width:0;height:1.5pt" o:hralign="center" o:hrstd="t" o:hr="t" fillcolor="#a0a0a0" stroked="f"/>
         </w:pict>
       </w:r>
     </w:p>
@@ -7709,12 +8895,28 @@
     </w:p>
     <w:p>
       <w:r>
-        <w:t xml:space="preserve">    ↓ REST: POST /api/orders</w:t>
-      </w:r>
-    </w:p>
-    <w:p>
-      <w:r>
-        <w:t>[oms-api-gateway]</w:t>
+        <w:t xml:space="preserve">    ↓ REST: POST /</w:t>
+      </w:r>
+      <w:proofErr w:type="spellStart"/>
+      <w:r>
+        <w:t>api</w:t>
+      </w:r>
+      <w:proofErr w:type="spellEnd"/>
+      <w:r>
+        <w:t>/orders</w:t>
+      </w:r>
+    </w:p>
+    <w:p>
+      <w:r>
+        <w:t>[oms-</w:t>
+      </w:r>
+      <w:proofErr w:type="spellStart"/>
+      <w:r>
+        <w:t>api</w:t>
+      </w:r>
+      <w:proofErr w:type="spellEnd"/>
+      <w:r>
+        <w:t>-gateway]</w:t>
       </w:r>
     </w:p>
     <w:p>
@@ -7734,12 +8936,25 @@
     </w:p>
     <w:p>
       <w:r>
-        <w:t xml:space="preserve">    ↓ Publishes → Kafka Topic: orders-avro</w:t>
-      </w:r>
-    </w:p>
-    <w:p>
-      <w:r>
-        <w:t xml:space="preserve">        Payload: OrderPlacedEvent (Avro)</w:t>
+        <w:t xml:space="preserve">    ↓ Publishes → Kafka Topic: orders-</w:t>
+      </w:r>
+      <w:proofErr w:type="spellStart"/>
+      <w:r>
+        <w:t>avro</w:t>
+      </w:r>
+      <w:proofErr w:type="spellEnd"/>
+    </w:p>
+    <w:p>
+      <w:r>
+        <w:t xml:space="preserve">        Payload: </w:t>
+      </w:r>
+      <w:proofErr w:type="spellStart"/>
+      <w:r>
+        <w:t>OrderPlacedEvent</w:t>
+      </w:r>
+      <w:proofErr w:type="spellEnd"/>
+      <w:r>
+        <w:t xml:space="preserve"> (Avro)</w:t>
       </w:r>
     </w:p>
     <w:p>
@@ -7749,8 +8964,13 @@
     </w:p>
     <w:p>
       <w:r>
-        <w:t xml:space="preserve">    ↓ Consumes orders-avro</w:t>
-      </w:r>
+        <w:t xml:space="preserve">    ↓ Consumes orders-</w:t>
+      </w:r>
+      <w:proofErr w:type="spellStart"/>
+      <w:r>
+        <w:t>avro</w:t>
+      </w:r>
+      <w:proofErr w:type="spellEnd"/>
     </w:p>
     <w:p>
       <w:r>
@@ -7759,12 +8979,33 @@
     </w:p>
     <w:p>
       <w:r>
-        <w:t xml:space="preserve">    ↓ Publishes → Kafka Topic: risk-avro</w:t>
-      </w:r>
-    </w:p>
-    <w:p>
-      <w:r>
-        <w:t xml:space="preserve">        Payload: RiskApprovedEvent (Protobuf)</w:t>
+        <w:t xml:space="preserve">    ↓ Publishes → Kafka Topic: risk-</w:t>
+      </w:r>
+      <w:proofErr w:type="spellStart"/>
+      <w:r>
+        <w:t>avro</w:t>
+      </w:r>
+      <w:proofErr w:type="spellEnd"/>
+    </w:p>
+    <w:p>
+      <w:r>
+        <w:t xml:space="preserve">        Payload: </w:t>
+      </w:r>
+      <w:proofErr w:type="spellStart"/>
+      <w:r>
+        <w:t>RiskApprovedEvent</w:t>
+      </w:r>
+      <w:proofErr w:type="spellEnd"/>
+      <w:r>
+        <w:t xml:space="preserve"> (</w:t>
+      </w:r>
+      <w:proofErr w:type="spellStart"/>
+      <w:r>
+        <w:t>Protobuf</w:t>
+      </w:r>
+      <w:proofErr w:type="spellEnd"/>
+      <w:r>
+        <w:t>)</w:t>
       </w:r>
     </w:p>
     <w:p>
@@ -7774,8 +9015,13 @@
     </w:p>
     <w:p>
       <w:r>
-        <w:t xml:space="preserve">    ↓ Consumes risk-avro</w:t>
-      </w:r>
+        <w:t xml:space="preserve">    ↓ Consumes risk-</w:t>
+      </w:r>
+      <w:proofErr w:type="spellStart"/>
+      <w:r>
+        <w:t>avro</w:t>
+      </w:r>
+      <w:proofErr w:type="spellEnd"/>
     </w:p>
     <w:p>
       <w:r>
@@ -7785,12 +9031,33 @@
     <w:p>
       <w:r>
         <w:lastRenderedPageBreak/>
-        <w:t xml:space="preserve">    ↓ Publishes → Kafka Topic: trades-avro</w:t>
-      </w:r>
-    </w:p>
-    <w:p>
-      <w:r>
-        <w:t xml:space="preserve">        Payload: TradeExecutedEvent (Protobuf)</w:t>
+        <w:t xml:space="preserve">    ↓ Publishes → Kafka Topic: trades-</w:t>
+      </w:r>
+      <w:proofErr w:type="spellStart"/>
+      <w:r>
+        <w:t>avro</w:t>
+      </w:r>
+      <w:proofErr w:type="spellEnd"/>
+    </w:p>
+    <w:p>
+      <w:r>
+        <w:t xml:space="preserve">        Payload: </w:t>
+      </w:r>
+      <w:proofErr w:type="spellStart"/>
+      <w:r>
+        <w:t>TradeExecutedEvent</w:t>
+      </w:r>
+      <w:proofErr w:type="spellEnd"/>
+      <w:r>
+        <w:t xml:space="preserve"> (</w:t>
+      </w:r>
+      <w:proofErr w:type="spellStart"/>
+      <w:r>
+        <w:t>Protobuf</w:t>
+      </w:r>
+      <w:proofErr w:type="spellEnd"/>
+      <w:r>
+        <w:t>)</w:t>
       </w:r>
     </w:p>
     <w:p>
@@ -7800,8 +9067,13 @@
     </w:p>
     <w:p>
       <w:r>
-        <w:t xml:space="preserve">    ↓ Consumes trades-avro</w:t>
-      </w:r>
+        <w:t xml:space="preserve">    ↓ Consumes trades-</w:t>
+      </w:r>
+      <w:proofErr w:type="spellStart"/>
+      <w:r>
+        <w:t>avro</w:t>
+      </w:r>
+      <w:proofErr w:type="spellEnd"/>
     </w:p>
     <w:p>
       <w:r>
@@ -7820,7 +9092,15 @@
     </w:p>
     <w:p>
       <w:r>
-        <w:t xml:space="preserve">    ↓ May persist TradeExecutedEvent for audit</w:t>
+        <w:t xml:space="preserve">    ↓ May persist </w:t>
+      </w:r>
+      <w:proofErr w:type="spellStart"/>
+      <w:r>
+        <w:t>TradeExecutedEvent</w:t>
+      </w:r>
+      <w:proofErr w:type="spellEnd"/>
+      <w:r>
+        <w:t xml:space="preserve"> for audit</w:t>
       </w:r>
     </w:p>
     <w:p>
@@ -7840,13 +9120,23 @@
     </w:p>
     <w:p>
       <w:r>
-        <w:t xml:space="preserve">    ↓ Publishes → Kafka Topic: market-data-avro</w:t>
-      </w:r>
-    </w:p>
-    <w:p>
-      <w:r>
-        <w:t xml:space="preserve">        Payload: MarketTickEvent</w:t>
-      </w:r>
+        <w:t xml:space="preserve">    ↓ Publishes → Kafka Topic: market-data-</w:t>
+      </w:r>
+      <w:proofErr w:type="spellStart"/>
+      <w:r>
+        <w:t>avro</w:t>
+      </w:r>
+      <w:proofErr w:type="spellEnd"/>
+    </w:p>
+    <w:p>
+      <w:r>
+        <w:t xml:space="preserve">        Payload: </w:t>
+      </w:r>
+      <w:proofErr w:type="spellStart"/>
+      <w:r>
+        <w:t>MarketTickEvent</w:t>
+      </w:r>
+      <w:proofErr w:type="spellEnd"/>
     </w:p>
     <w:p>
       <w:r>
@@ -7871,7 +9161,7 @@
     <w:p>
       <w:r>
         <w:pict w14:anchorId="01AD46EA">
-          <v:rect id="_x0000_i1436" style="width:0;height:1.5pt" o:hralign="center" o:hrstd="t" o:hr="t" fillcolor="#a0a0a0" stroked="f"/>
+          <v:rect id="_x0000_i1084" style="width:0;height:1.5pt" o:hralign="center" o:hrstd="t" o:hr="t" fillcolor="#a0a0a0" stroked="f"/>
         </w:pict>
       </w:r>
     </w:p>
@@ -8034,8 +9324,13 @@
           </w:tcPr>
           <w:p>
             <w:r>
-              <w:t>REST, trades-avro</w:t>
+              <w:t>REST, trades-</w:t>
             </w:r>
+            <w:proofErr w:type="spellStart"/>
+            <w:r>
+              <w:t>avro</w:t>
+            </w:r>
+            <w:proofErr w:type="spellEnd"/>
           </w:p>
         </w:tc>
         <w:tc>
@@ -8046,8 +9341,13 @@
           </w:tcPr>
           <w:p>
             <w:r>
-              <w:t>orders-avro</w:t>
+              <w:t>orders-</w:t>
             </w:r>
+            <w:proofErr w:type="spellStart"/>
+            <w:r>
+              <w:t>avro</w:t>
+            </w:r>
+            <w:proofErr w:type="spellEnd"/>
           </w:p>
         </w:tc>
         <w:tc>
@@ -8087,8 +9387,13 @@
           </w:tcPr>
           <w:p>
             <w:r>
-              <w:t>orders-avro</w:t>
+              <w:t>orders-</w:t>
             </w:r>
+            <w:proofErr w:type="spellStart"/>
+            <w:r>
+              <w:t>avro</w:t>
+            </w:r>
+            <w:proofErr w:type="spellEnd"/>
           </w:p>
         </w:tc>
         <w:tc>
@@ -8099,8 +9404,13 @@
           </w:tcPr>
           <w:p>
             <w:r>
-              <w:t>risk-avro</w:t>
+              <w:t>risk-</w:t>
             </w:r>
+            <w:proofErr w:type="spellStart"/>
+            <w:r>
+              <w:t>avro</w:t>
+            </w:r>
+            <w:proofErr w:type="spellEnd"/>
           </w:p>
         </w:tc>
         <w:tc>
@@ -8110,9 +9420,11 @@
             <w:hideMark/>
           </w:tcPr>
           <w:p>
+            <w:proofErr w:type="spellStart"/>
             <w:r>
               <w:t>Protobuf</w:t>
             </w:r>
+            <w:proofErr w:type="spellEnd"/>
           </w:p>
         </w:tc>
       </w:tr>
@@ -8140,8 +9452,21 @@
           </w:tcPr>
           <w:p>
             <w:r>
-              <w:t>risk-avro, market-data-avro</w:t>
+              <w:t>risk-</w:t>
             </w:r>
+            <w:proofErr w:type="spellStart"/>
+            <w:r>
+              <w:t>avro</w:t>
+            </w:r>
+            <w:proofErr w:type="spellEnd"/>
+            <w:r>
+              <w:t>, market-data-</w:t>
+            </w:r>
+            <w:proofErr w:type="spellStart"/>
+            <w:r>
+              <w:t>avro</w:t>
+            </w:r>
+            <w:proofErr w:type="spellEnd"/>
           </w:p>
         </w:tc>
         <w:tc>
@@ -8152,8 +9477,13 @@
           </w:tcPr>
           <w:p>
             <w:r>
-              <w:t>trades-avro</w:t>
+              <w:t>trades-</w:t>
             </w:r>
+            <w:proofErr w:type="spellStart"/>
+            <w:r>
+              <w:t>avro</w:t>
+            </w:r>
+            <w:proofErr w:type="spellEnd"/>
           </w:p>
         </w:tc>
         <w:tc>
@@ -8163,9 +9493,11 @@
             <w:hideMark/>
           </w:tcPr>
           <w:p>
+            <w:proofErr w:type="spellStart"/>
             <w:r>
               <w:t>Protobuf</w:t>
             </w:r>
+            <w:proofErr w:type="spellEnd"/>
           </w:p>
         </w:tc>
       </w:tr>
@@ -8205,8 +9537,13 @@
           </w:tcPr>
           <w:p>
             <w:r>
-              <w:t>market-data-avro</w:t>
+              <w:t>market-data-</w:t>
             </w:r>
+            <w:proofErr w:type="spellStart"/>
+            <w:r>
+              <w:t>avro</w:t>
+            </w:r>
+            <w:proofErr w:type="spellEnd"/>
           </w:p>
         </w:tc>
         <w:tc>
@@ -8217,8 +9554,13 @@
           </w:tcPr>
           <w:p>
             <w:r>
-              <w:t>Avro or Protobuf</w:t>
+              <w:t xml:space="preserve">Avro or </w:t>
             </w:r>
+            <w:proofErr w:type="spellStart"/>
+            <w:r>
+              <w:t>Protobuf</w:t>
+            </w:r>
+            <w:proofErr w:type="spellEnd"/>
           </w:p>
         </w:tc>
       </w:tr>
@@ -8246,7 +9588,15 @@
           </w:tcPr>
           <w:p>
             <w:r>
-              <w:t>trades-avro (optional)</w:t>
+              <w:t>trades-</w:t>
+            </w:r>
+            <w:proofErr w:type="spellStart"/>
+            <w:r>
+              <w:t>avro</w:t>
+            </w:r>
+            <w:proofErr w:type="spellEnd"/>
+            <w:r>
+              <w:t xml:space="preserve"> (optional)</w:t>
             </w:r>
           </w:p>
         </w:tc>
@@ -8269,9 +9619,11 @@
             <w:hideMark/>
           </w:tcPr>
           <w:p>
+            <w:proofErr w:type="spellStart"/>
             <w:r>
               <w:t>Protobuf</w:t>
             </w:r>
+            <w:proofErr w:type="spellEnd"/>
           </w:p>
         </w:tc>
       </w:tr>
@@ -8279,7 +9631,7 @@
     <w:p>
       <w:r>
         <w:pict w14:anchorId="6F862E23">
-          <v:rect id="_x0000_i1437" style="width:0;height:1.5pt" o:hralign="center" o:hrstd="t" o:hr="t" fillcolor="#a0a0a0" stroked="f"/>
+          <v:rect id="_x0000_i1085" style="width:0;height:1.5pt" o:hralign="center" o:hrstd="t" o:hr="t" fillcolor="#a0a0a0" stroked="f"/>
         </w:pict>
       </w:r>
     </w:p>
@@ -8287,6 +9639,1782 @@
       <w:r>
         <w:lastRenderedPageBreak/>
         <w:t>This layout gives you a clean, offline-friendly blueprint of how your services interact and what data flows between them. You can sketch this out, diagram it in a notebook, or use it to guide your next implementation steps. Let me know if you want a printable version or want to expand this with retry logic, dead-letter queues, or WebSocket notifications.</w:t>
+      </w:r>
+    </w:p>
+    <w:p/>
+    <w:p/>
+    <w:p/>
+    <w:p>
+      <w:r>
+        <w:t xml:space="preserve">Absolutely, Adarsh — here’s a clean, structured summary of everything you’ve accomplished so far in your OMS project. You’ve made serious architectural progress </w:t>
+      </w:r>
+      <w:r>
+        <w:rPr>
+          <w:rFonts w:ascii="Segoe UI Emoji" w:hAnsi="Segoe UI Emoji" w:cs="Segoe UI Emoji"/>
+        </w:rPr>
+        <w:t>👇</w:t>
+      </w:r>
+    </w:p>
+    <w:p>
+      <w:r>
+        <w:pict w14:anchorId="2B2CF6D0">
+          <v:rect id="_x0000_i1086" style="width:0;height:1.5pt" o:hralign="center" o:hrstd="t" o:hr="t" fillcolor="#a0a0a0" stroked="f"/>
+        </w:pict>
+      </w:r>
+    </w:p>
+    <w:p>
+      <w:pPr>
+        <w:rPr>
+          <w:b/>
+          <w:bCs/>
+        </w:rPr>
+      </w:pPr>
+      <w:r>
+        <w:rPr>
+          <w:rFonts w:ascii="Segoe UI Emoji" w:hAnsi="Segoe UI Emoji" w:cs="Segoe UI Emoji"/>
+          <w:b/>
+          <w:bCs/>
+        </w:rPr>
+        <w:t>🧠</w:t>
+      </w:r>
+      <w:r>
+        <w:rPr>
+          <w:b/>
+          <w:bCs/>
+        </w:rPr>
+        <w:t xml:space="preserve"> OMS Risk Flow Evolution – Progress Notes</w:t>
+      </w:r>
+    </w:p>
+    <w:p>
+      <w:pPr>
+        <w:rPr>
+          <w:b/>
+          <w:bCs/>
+        </w:rPr>
+      </w:pPr>
+      <w:r>
+        <w:rPr>
+          <w:rFonts w:ascii="Segoe UI Emoji" w:hAnsi="Segoe UI Emoji" w:cs="Segoe UI Emoji"/>
+          <w:b/>
+          <w:bCs/>
+        </w:rPr>
+        <w:t>✅</w:t>
+      </w:r>
+      <w:r>
+        <w:rPr>
+          <w:b/>
+          <w:bCs/>
+        </w:rPr>
+        <w:t xml:space="preserve"> Avro Schema Enhancements</w:t>
+      </w:r>
+    </w:p>
+    <w:p>
+      <w:pPr>
+        <w:numPr>
+          <w:ilvl w:val="0"/>
+          <w:numId w:val="56"/>
+        </w:numPr>
+      </w:pPr>
+      <w:r>
+        <w:t xml:space="preserve">Added </w:t>
+      </w:r>
+      <w:proofErr w:type="spellStart"/>
+      <w:r>
+        <w:t>riskStatus</w:t>
+      </w:r>
+      <w:proofErr w:type="spellEnd"/>
+      <w:r>
+        <w:t xml:space="preserve"> </w:t>
+      </w:r>
+      <w:proofErr w:type="spellStart"/>
+      <w:r>
+        <w:t>enum</w:t>
+      </w:r>
+      <w:proofErr w:type="spellEnd"/>
+      <w:r>
+        <w:t xml:space="preserve"> to </w:t>
+      </w:r>
+      <w:proofErr w:type="spellStart"/>
+      <w:r>
+        <w:t>RiskApprovedEvent</w:t>
+      </w:r>
+      <w:proofErr w:type="spellEnd"/>
+      <w:r>
+        <w:t xml:space="preserve"> (PENDING, APPROVED, REJECTED)</w:t>
+      </w:r>
+    </w:p>
+    <w:p>
+      <w:pPr>
+        <w:numPr>
+          <w:ilvl w:val="0"/>
+          <w:numId w:val="56"/>
+        </w:numPr>
+      </w:pPr>
+      <w:r>
+        <w:t xml:space="preserve">Added </w:t>
+      </w:r>
+      <w:proofErr w:type="spellStart"/>
+      <w:r>
+        <w:t>clientOrderId</w:t>
+      </w:r>
+      <w:proofErr w:type="spellEnd"/>
+      <w:r>
+        <w:t xml:space="preserve"> field to </w:t>
+      </w:r>
+      <w:proofErr w:type="spellStart"/>
+      <w:r>
+        <w:t>RiskApprovedEvent</w:t>
+      </w:r>
+      <w:proofErr w:type="spellEnd"/>
+      <w:r>
+        <w:t xml:space="preserve"> for cross-service traceability</w:t>
+      </w:r>
+    </w:p>
+    <w:p>
+      <w:pPr>
+        <w:numPr>
+          <w:ilvl w:val="0"/>
+          <w:numId w:val="56"/>
+        </w:numPr>
+      </w:pPr>
+      <w:r>
+        <w:t>Regenerated Avro classes successfully via Maven (</w:t>
+      </w:r>
+      <w:proofErr w:type="spellStart"/>
+      <w:r>
+        <w:t>mvn</w:t>
+      </w:r>
+      <w:proofErr w:type="spellEnd"/>
+      <w:r>
+        <w:t xml:space="preserve"> clean compile)</w:t>
+      </w:r>
+    </w:p>
+    <w:p>
+      <w:pPr>
+        <w:numPr>
+          <w:ilvl w:val="0"/>
+          <w:numId w:val="56"/>
+        </w:numPr>
+      </w:pPr>
+      <w:r>
+        <w:t>Verified generated classes in target/generated-sources/</w:t>
+      </w:r>
+      <w:proofErr w:type="spellStart"/>
+      <w:r>
+        <w:t>avro</w:t>
+      </w:r>
+      <w:proofErr w:type="spellEnd"/>
+      <w:r>
+        <w:t>/...</w:t>
+      </w:r>
+    </w:p>
+    <w:p>
+      <w:r>
+        <w:pict w14:anchorId="77056160">
+          <v:rect id="_x0000_i1087" style="width:0;height:1.5pt" o:hralign="center" o:hrstd="t" o:hr="t" fillcolor="#a0a0a0" stroked="f"/>
+        </w:pict>
+      </w:r>
+    </w:p>
+    <w:p>
+      <w:pPr>
+        <w:rPr>
+          <w:b/>
+          <w:bCs/>
+        </w:rPr>
+      </w:pPr>
+      <w:r>
+        <w:rPr>
+          <w:rFonts w:ascii="Segoe UI Emoji" w:hAnsi="Segoe UI Emoji" w:cs="Segoe UI Emoji"/>
+          <w:b/>
+          <w:bCs/>
+        </w:rPr>
+        <w:t>✅</w:t>
+      </w:r>
+      <w:r>
+        <w:rPr>
+          <w:b/>
+          <w:bCs/>
+        </w:rPr>
+        <w:t xml:space="preserve"> oms-risk-service Updates</w:t>
+      </w:r>
+    </w:p>
+    <w:p>
+      <w:pPr>
+        <w:numPr>
+          <w:ilvl w:val="0"/>
+          <w:numId w:val="57"/>
+        </w:numPr>
+      </w:pPr>
+      <w:r>
+        <w:t xml:space="preserve">Published enriched </w:t>
+      </w:r>
+      <w:proofErr w:type="spellStart"/>
+      <w:r>
+        <w:t>RiskApprovedEvent</w:t>
+      </w:r>
+      <w:proofErr w:type="spellEnd"/>
+      <w:r>
+        <w:t xml:space="preserve"> with: </w:t>
+      </w:r>
+    </w:p>
+    <w:p>
+      <w:pPr>
+        <w:numPr>
+          <w:ilvl w:val="1"/>
+          <w:numId w:val="57"/>
+        </w:numPr>
+      </w:pPr>
+      <w:proofErr w:type="spellStart"/>
+      <w:r>
+        <w:t>orderId</w:t>
+      </w:r>
+      <w:proofErr w:type="spellEnd"/>
+    </w:p>
+    <w:p>
+      <w:pPr>
+        <w:numPr>
+          <w:ilvl w:val="1"/>
+          <w:numId w:val="57"/>
+        </w:numPr>
+      </w:pPr>
+      <w:proofErr w:type="spellStart"/>
+      <w:r>
+        <w:t>clientOrderId</w:t>
+      </w:r>
+      <w:proofErr w:type="spellEnd"/>
+    </w:p>
+    <w:p>
+      <w:pPr>
+        <w:numPr>
+          <w:ilvl w:val="1"/>
+          <w:numId w:val="57"/>
+        </w:numPr>
+      </w:pPr>
+      <w:r>
+        <w:t>approved flag</w:t>
+      </w:r>
+    </w:p>
+    <w:p>
+      <w:pPr>
+        <w:numPr>
+          <w:ilvl w:val="1"/>
+          <w:numId w:val="57"/>
+        </w:numPr>
+      </w:pPr>
+      <w:proofErr w:type="spellStart"/>
+      <w:r>
+        <w:t>riskStatus</w:t>
+      </w:r>
+      <w:proofErr w:type="spellEnd"/>
+    </w:p>
+    <w:p>
+      <w:pPr>
+        <w:numPr>
+          <w:ilvl w:val="1"/>
+          <w:numId w:val="57"/>
+        </w:numPr>
+      </w:pPr>
+      <w:r>
+        <w:t>reason</w:t>
+      </w:r>
+    </w:p>
+    <w:p>
+      <w:pPr>
+        <w:numPr>
+          <w:ilvl w:val="0"/>
+          <w:numId w:val="57"/>
+        </w:numPr>
+      </w:pPr>
+      <w:r>
+        <w:t xml:space="preserve">Updated log statement to include all fields: </w:t>
+      </w:r>
+    </w:p>
+    <w:p>
+      <w:pPr>
+        <w:numPr>
+          <w:ilvl w:val="0"/>
+          <w:numId w:val="57"/>
+        </w:numPr>
+        <w:tabs>
+          <w:tab w:val="clear" w:pos="720"/>
+        </w:tabs>
+      </w:pPr>
+      <w:proofErr w:type="gramStart"/>
+      <w:r>
+        <w:t>log.info(</w:t>
+      </w:r>
+      <w:proofErr w:type="gramEnd"/>
+      <w:r>
+        <w:t>"</w:t>
+      </w:r>
+      <w:r>
+        <w:rPr>
+          <w:rFonts w:ascii="Segoe UI Emoji" w:hAnsi="Segoe UI Emoji" w:cs="Segoe UI Emoji"/>
+        </w:rPr>
+        <w:t>📤</w:t>
+      </w:r>
+      <w:r>
+        <w:t xml:space="preserve"> Published </w:t>
+      </w:r>
+      <w:proofErr w:type="spellStart"/>
+      <w:r>
+        <w:t>RiskApprovedEvent</w:t>
+      </w:r>
+      <w:proofErr w:type="spellEnd"/>
+      <w:r>
+        <w:t xml:space="preserve">: </w:t>
+      </w:r>
+      <w:proofErr w:type="spellStart"/>
+      <w:r>
+        <w:t>orderId</w:t>
+      </w:r>
+      <w:proofErr w:type="spellEnd"/>
+      <w:proofErr w:type="gramStart"/>
+      <w:r>
+        <w:t>={</w:t>
+      </w:r>
+      <w:proofErr w:type="gramEnd"/>
+      <w:r>
+        <w:t xml:space="preserve">}, </w:t>
+      </w:r>
+      <w:proofErr w:type="spellStart"/>
+      <w:r>
+        <w:t>clientOrderId</w:t>
+      </w:r>
+      <w:proofErr w:type="spellEnd"/>
+      <w:proofErr w:type="gramStart"/>
+      <w:r>
+        <w:t>={</w:t>
+      </w:r>
+      <w:proofErr w:type="gramEnd"/>
+      <w:r>
+        <w:t>}, approved</w:t>
+      </w:r>
+      <w:proofErr w:type="gramStart"/>
+      <w:r>
+        <w:t>={</w:t>
+      </w:r>
+      <w:proofErr w:type="gramEnd"/>
+      <w:r>
+        <w:t xml:space="preserve">}, </w:t>
+      </w:r>
+      <w:proofErr w:type="spellStart"/>
+      <w:r>
+        <w:t>riskStatus</w:t>
+      </w:r>
+      <w:proofErr w:type="spellEnd"/>
+      <w:proofErr w:type="gramStart"/>
+      <w:r>
+        <w:t>={</w:t>
+      </w:r>
+      <w:proofErr w:type="gramEnd"/>
+      <w:r>
+        <w:t>}, reason</w:t>
+      </w:r>
+      <w:proofErr w:type="gramStart"/>
+      <w:r>
+        <w:t>={</w:t>
+      </w:r>
+      <w:proofErr w:type="gramEnd"/>
+      <w:r>
+        <w:t>}", ...);</w:t>
+      </w:r>
+    </w:p>
+    <w:p>
+      <w:pPr>
+        <w:numPr>
+          <w:ilvl w:val="0"/>
+          <w:numId w:val="57"/>
+        </w:numPr>
+      </w:pPr>
+      <w:r>
+        <w:t>Verified clean build and successful Kafka publishing</w:t>
+      </w:r>
+    </w:p>
+    <w:p>
+      <w:pPr>
+        <w:numPr>
+          <w:ilvl w:val="0"/>
+          <w:numId w:val="57"/>
+        </w:numPr>
+      </w:pPr>
+      <w:r>
+        <w:lastRenderedPageBreak/>
+        <w:t>Confirmed no serialization errors or schema mismatches</w:t>
+      </w:r>
+    </w:p>
+    <w:p>
+      <w:r>
+        <w:pict w14:anchorId="24759B95">
+          <v:rect id="_x0000_i1088" style="width:0;height:1.5pt" o:hralign="center" o:hrstd="t" o:hr="t" fillcolor="#a0a0a0" stroked="f"/>
+        </w:pict>
+      </w:r>
+    </w:p>
+    <w:p>
+      <w:pPr>
+        <w:rPr>
+          <w:b/>
+          <w:bCs/>
+        </w:rPr>
+      </w:pPr>
+      <w:r>
+        <w:rPr>
+          <w:rFonts w:ascii="Segoe UI Emoji" w:hAnsi="Segoe UI Emoji" w:cs="Segoe UI Emoji"/>
+          <w:b/>
+          <w:bCs/>
+        </w:rPr>
+        <w:t>✅</w:t>
+      </w:r>
+      <w:r>
+        <w:rPr>
+          <w:b/>
+          <w:bCs/>
+        </w:rPr>
+        <w:t xml:space="preserve"> oms-order-service </w:t>
+      </w:r>
+      <w:proofErr w:type="spellStart"/>
+      <w:r>
+        <w:rPr>
+          <w:b/>
+          <w:bCs/>
+        </w:rPr>
+        <w:t>Behavior</w:t>
+      </w:r>
+      <w:proofErr w:type="spellEnd"/>
+    </w:p>
+    <w:p>
+      <w:pPr>
+        <w:numPr>
+          <w:ilvl w:val="0"/>
+          <w:numId w:val="58"/>
+        </w:numPr>
+      </w:pPr>
+      <w:r>
+        <w:t xml:space="preserve">Sends </w:t>
+      </w:r>
+      <w:proofErr w:type="spellStart"/>
+      <w:r>
+        <w:t>OrderPlacedEvent</w:t>
+      </w:r>
+      <w:proofErr w:type="spellEnd"/>
+      <w:r>
+        <w:t xml:space="preserve"> with large quantity to trigger rejection</w:t>
+      </w:r>
+    </w:p>
+    <w:p>
+      <w:pPr>
+        <w:numPr>
+          <w:ilvl w:val="0"/>
+          <w:numId w:val="58"/>
+        </w:numPr>
+      </w:pPr>
+      <w:r>
+        <w:t xml:space="preserve">Receives initial response with: </w:t>
+      </w:r>
+    </w:p>
+    <w:p>
+      <w:pPr>
+        <w:numPr>
+          <w:ilvl w:val="1"/>
+          <w:numId w:val="58"/>
+        </w:numPr>
+      </w:pPr>
+      <w:r>
+        <w:t>status: PENDING</w:t>
+      </w:r>
+    </w:p>
+    <w:p>
+      <w:pPr>
+        <w:numPr>
+          <w:ilvl w:val="1"/>
+          <w:numId w:val="58"/>
+        </w:numPr>
+      </w:pPr>
+      <w:proofErr w:type="spellStart"/>
+      <w:r>
+        <w:t>riskStatus</w:t>
+      </w:r>
+      <w:proofErr w:type="spellEnd"/>
+      <w:r>
+        <w:t>: PENDING</w:t>
+      </w:r>
+    </w:p>
+    <w:p>
+      <w:pPr>
+        <w:numPr>
+          <w:ilvl w:val="0"/>
+          <w:numId w:val="58"/>
+        </w:numPr>
+      </w:pPr>
+      <w:r>
+        <w:t>Logs show successful event publishing and response DTO</w:t>
+      </w:r>
+    </w:p>
+    <w:p>
+      <w:r>
+        <w:pict w14:anchorId="4EDE78C5">
+          <v:rect id="_x0000_i1089" style="width:0;height:1.5pt" o:hralign="center" o:hrstd="t" o:hr="t" fillcolor="#a0a0a0" stroked="f"/>
+        </w:pict>
+      </w:r>
+    </w:p>
+    <w:p>
+      <w:pPr>
+        <w:rPr>
+          <w:b/>
+          <w:bCs/>
+        </w:rPr>
+      </w:pPr>
+      <w:r>
+        <w:rPr>
+          <w:rFonts w:ascii="Segoe UI Emoji" w:hAnsi="Segoe UI Emoji" w:cs="Segoe UI Emoji"/>
+          <w:b/>
+          <w:bCs/>
+        </w:rPr>
+        <w:t>🧩</w:t>
+      </w:r>
+      <w:r>
+        <w:rPr>
+          <w:b/>
+          <w:bCs/>
+        </w:rPr>
+        <w:t xml:space="preserve"> Planned (but deferred)</w:t>
+      </w:r>
+    </w:p>
+    <w:p>
+      <w:pPr>
+        <w:rPr>
+          <w:b/>
+          <w:bCs/>
+        </w:rPr>
+      </w:pPr>
+      <w:r>
+        <w:rPr>
+          <w:b/>
+          <w:bCs/>
+        </w:rPr>
+        <w:t>1. Consumer-side update in oms-order-service</w:t>
+      </w:r>
+    </w:p>
+    <w:p>
+      <w:pPr>
+        <w:numPr>
+          <w:ilvl w:val="0"/>
+          <w:numId w:val="59"/>
+        </w:numPr>
+      </w:pPr>
+      <w:r>
+        <w:t xml:space="preserve">Consume </w:t>
+      </w:r>
+      <w:proofErr w:type="spellStart"/>
+      <w:r>
+        <w:t>RiskApprovedEvent</w:t>
+      </w:r>
+      <w:proofErr w:type="spellEnd"/>
+      <w:r>
+        <w:t xml:space="preserve"> from Kafka</w:t>
+      </w:r>
+    </w:p>
+    <w:p>
+      <w:pPr>
+        <w:numPr>
+          <w:ilvl w:val="0"/>
+          <w:numId w:val="59"/>
+        </w:numPr>
+      </w:pPr>
+      <w:r>
+        <w:t xml:space="preserve">Delegate </w:t>
+      </w:r>
+      <w:proofErr w:type="spellStart"/>
+      <w:r>
+        <w:t>riskStatus</w:t>
+      </w:r>
+      <w:proofErr w:type="spellEnd"/>
+      <w:r>
+        <w:t xml:space="preserve"> update to oms-core (which owns DB/repository)</w:t>
+      </w:r>
+    </w:p>
+    <w:p>
+      <w:pPr>
+        <w:numPr>
+          <w:ilvl w:val="0"/>
+          <w:numId w:val="59"/>
+        </w:numPr>
+      </w:pPr>
+      <w:r>
+        <w:t xml:space="preserve">Reflect updated </w:t>
+      </w:r>
+      <w:proofErr w:type="spellStart"/>
+      <w:r>
+        <w:t>riskStatus</w:t>
+      </w:r>
+      <w:proofErr w:type="spellEnd"/>
+      <w:r>
+        <w:t xml:space="preserve"> in /orders/{id} response</w:t>
+      </w:r>
+    </w:p>
+    <w:p>
+      <w:pPr>
+        <w:rPr>
+          <w:b/>
+          <w:bCs/>
+        </w:rPr>
+      </w:pPr>
+      <w:r>
+        <w:rPr>
+          <w:b/>
+          <w:bCs/>
+        </w:rPr>
+        <w:t>2. Emit Metrics (Step 3)</w:t>
+      </w:r>
+    </w:p>
+    <w:p>
+      <w:pPr>
+        <w:numPr>
+          <w:ilvl w:val="0"/>
+          <w:numId w:val="60"/>
+        </w:numPr>
+      </w:pPr>
+      <w:r>
+        <w:t xml:space="preserve">Track: </w:t>
+      </w:r>
+    </w:p>
+    <w:p>
+      <w:pPr>
+        <w:numPr>
+          <w:ilvl w:val="1"/>
+          <w:numId w:val="60"/>
+        </w:numPr>
+      </w:pPr>
+      <w:r>
+        <w:t>Count of approved vs rejected orders</w:t>
+      </w:r>
+    </w:p>
+    <w:p>
+      <w:pPr>
+        <w:numPr>
+          <w:ilvl w:val="1"/>
+          <w:numId w:val="60"/>
+        </w:numPr>
+      </w:pPr>
+      <w:r>
+        <w:t>Risk evaluation time</w:t>
+      </w:r>
+    </w:p>
+    <w:p>
+      <w:pPr>
+        <w:numPr>
+          <w:ilvl w:val="1"/>
+          <w:numId w:val="60"/>
+        </w:numPr>
+      </w:pPr>
+      <w:r>
+        <w:t xml:space="preserve">Kafka lag (via </w:t>
+      </w:r>
+      <w:proofErr w:type="spellStart"/>
+      <w:r>
+        <w:t>Micrometer</w:t>
+      </w:r>
+      <w:proofErr w:type="spellEnd"/>
+      <w:r>
+        <w:t xml:space="preserve"> + Prometheus)</w:t>
+      </w:r>
+    </w:p>
+    <w:p>
+      <w:r>
+        <w:pict w14:anchorId="47CC0F02">
+          <v:rect id="_x0000_i1090" style="width:0;height:1.5pt" o:hralign="center" o:hrstd="t" o:hr="t" fillcolor="#a0a0a0" stroked="f"/>
+        </w:pict>
+      </w:r>
+    </w:p>
+    <w:p>
+      <w:pPr>
+        <w:rPr>
+          <w:b/>
+          <w:bCs/>
+        </w:rPr>
+      </w:pPr>
+      <w:r>
+        <w:rPr>
+          <w:rFonts w:ascii="Segoe UI Emoji" w:hAnsi="Segoe UI Emoji" w:cs="Segoe UI Emoji"/>
+          <w:b/>
+          <w:bCs/>
+        </w:rPr>
+        <w:t>🧱</w:t>
+      </w:r>
+      <w:r>
+        <w:rPr>
+          <w:b/>
+          <w:bCs/>
+        </w:rPr>
+        <w:t xml:space="preserve"> Architecture Principles Reinforced</w:t>
+      </w:r>
+    </w:p>
+    <w:p>
+      <w:pPr>
+        <w:numPr>
+          <w:ilvl w:val="0"/>
+          <w:numId w:val="61"/>
+        </w:numPr>
+      </w:pPr>
+      <w:r>
+        <w:t>Clean separation of concerns: oms-core owns DB logic</w:t>
+      </w:r>
+    </w:p>
+    <w:p>
+      <w:pPr>
+        <w:numPr>
+          <w:ilvl w:val="0"/>
+          <w:numId w:val="61"/>
+        </w:numPr>
+      </w:pPr>
+      <w:r>
+        <w:t>Event-driven flow with Avro schema evolution</w:t>
+      </w:r>
+    </w:p>
+    <w:p>
+      <w:pPr>
+        <w:numPr>
+          <w:ilvl w:val="0"/>
+          <w:numId w:val="61"/>
+        </w:numPr>
+      </w:pPr>
+      <w:r>
+        <w:t xml:space="preserve">Traceable logs with </w:t>
+      </w:r>
+      <w:proofErr w:type="spellStart"/>
+      <w:r>
+        <w:t>clientOrderId</w:t>
+      </w:r>
+      <w:proofErr w:type="spellEnd"/>
+      <w:r>
+        <w:t xml:space="preserve"> for debugging</w:t>
+      </w:r>
+    </w:p>
+    <w:p>
+      <w:pPr>
+        <w:numPr>
+          <w:ilvl w:val="0"/>
+          <w:numId w:val="61"/>
+        </w:numPr>
+      </w:pPr>
+      <w:r>
+        <w:t>Modular build with Maven multi-module setup</w:t>
+      </w:r>
+    </w:p>
+    <w:p>
+      <w:r>
+        <w:pict w14:anchorId="7A6899B6">
+          <v:rect id="_x0000_i1091" style="width:0;height:1.5pt" o:hralign="center" o:hrstd="t" o:hr="t" fillcolor="#a0a0a0" stroked="f"/>
+        </w:pict>
+      </w:r>
+    </w:p>
+    <w:p>
+      <w:r>
+        <w:lastRenderedPageBreak/>
+        <w:t>Let me know if you want this turned into a markdown doc or a page for future reference. You’re building this system like a backend architect who documents as well as he designs.</w:t>
+      </w:r>
+    </w:p>
+    <w:p>
+      <w:r>
+        <w:rPr>
+          <w:noProof/>
+        </w:rPr>
+        <w:drawing>
+          <wp:inline distT="0" distB="0" distL="0" distR="0" wp14:anchorId="04985DC6" wp14:editId="6BF27C98">
+            <wp:extent cx="5731510" cy="5530215"/>
+            <wp:effectExtent l="0" t="0" r="2540" b="0"/>
+            <wp:docPr id="2084615325" name="Picture 1"/>
+            <wp:cNvGraphicFramePr>
+              <a:graphicFrameLocks xmlns:a="http://schemas.openxmlformats.org/drawingml/2006/main" noChangeAspect="1"/>
+            </wp:cNvGraphicFramePr>
+            <a:graphic xmlns:a="http://schemas.openxmlformats.org/drawingml/2006/main">
+              <a:graphicData uri="http://schemas.openxmlformats.org/drawingml/2006/picture">
+                <pic:pic xmlns:pic="http://schemas.openxmlformats.org/drawingml/2006/picture">
+                  <pic:nvPicPr>
+                    <pic:cNvPr id="2084615325" name=""/>
+                    <pic:cNvPicPr/>
+                  </pic:nvPicPr>
+                  <pic:blipFill>
+                    <a:blip r:embed="rId8"/>
+                    <a:stretch>
+                      <a:fillRect/>
+                    </a:stretch>
+                  </pic:blipFill>
+                  <pic:spPr>
+                    <a:xfrm>
+                      <a:off x="0" y="0"/>
+                      <a:ext cx="5731510" cy="5530215"/>
+                    </a:xfrm>
+                    <a:prstGeom prst="rect">
+                      <a:avLst/>
+                    </a:prstGeom>
+                  </pic:spPr>
+                </pic:pic>
+              </a:graphicData>
+            </a:graphic>
+          </wp:inline>
+        </w:drawing>
+      </w:r>
+    </w:p>
+    <w:p/>
+    <w:p/>
+    <w:p/>
+    <w:p/>
+    <w:p/>
+    <w:p/>
+    <w:p/>
+    <w:p/>
+    <w:p>
+      <w:r>
+        <w:rPr>
+          <w:b/>
+          <w:bCs/>
+          <w:sz w:val="32"/>
+          <w:szCs w:val="32"/>
+        </w:rPr>
+        <w:lastRenderedPageBreak/>
+        <w:t>OMS-MATCHING ENGINE</w:t>
+      </w:r>
+      <w:r>
+        <w:br/>
+      </w:r>
+      <w:r>
+        <w:br/>
+      </w:r>
+      <w:r>
+        <w:t xml:space="preserve">Perfect, Adarsh — now that the skeleton is in place, let’s zoom out and talk about the </w:t>
+      </w:r>
+      <w:r>
+        <w:rPr>
+          <w:b/>
+          <w:bCs/>
+        </w:rPr>
+        <w:t>flow</w:t>
+      </w:r>
+      <w:r>
+        <w:t xml:space="preserve"> and what we’re aiming to achieve with this matching engine module. Think of this as the “big picture blueprint” before we start filling in the code.</w:t>
+      </w:r>
+    </w:p>
+    <w:p>
+      <w:r>
+        <w:pict w14:anchorId="4252C613">
+          <v:rect id="_x0000_i1122" style="width:0;height:1.5pt" o:hralign="center" o:hrstd="t" o:hr="t" fillcolor="#a0a0a0" stroked="f"/>
+        </w:pict>
+      </w:r>
+    </w:p>
+    <w:p>
+      <w:pPr>
+        <w:rPr>
+          <w:b/>
+          <w:bCs/>
+        </w:rPr>
+      </w:pPr>
+      <w:r>
+        <w:rPr>
+          <w:rFonts w:ascii="Segoe UI Emoji" w:hAnsi="Segoe UI Emoji" w:cs="Segoe UI Emoji"/>
+          <w:b/>
+          <w:bCs/>
+        </w:rPr>
+        <w:t>🎯</w:t>
+      </w:r>
+      <w:r>
+        <w:rPr>
+          <w:b/>
+          <w:bCs/>
+        </w:rPr>
+        <w:t xml:space="preserve"> What We’re Aiming For</w:t>
+      </w:r>
+    </w:p>
+    <w:p>
+      <w:pPr>
+        <w:numPr>
+          <w:ilvl w:val="0"/>
+          <w:numId w:val="62"/>
+        </w:numPr>
+      </w:pPr>
+      <w:r>
+        <w:t xml:space="preserve">A </w:t>
+      </w:r>
+      <w:r>
+        <w:rPr>
+          <w:b/>
+          <w:bCs/>
+        </w:rPr>
+        <w:t>production</w:t>
+      </w:r>
+      <w:r>
+        <w:rPr>
+          <w:b/>
+          <w:bCs/>
+        </w:rPr>
+        <w:noBreakHyphen/>
+        <w:t>grade matching engine core</w:t>
+      </w:r>
+      <w:r>
+        <w:t xml:space="preserve"> that: </w:t>
+      </w:r>
+    </w:p>
+    <w:p>
+      <w:pPr>
+        <w:numPr>
+          <w:ilvl w:val="1"/>
+          <w:numId w:val="62"/>
+        </w:numPr>
+      </w:pPr>
+      <w:r>
+        <w:t xml:space="preserve">Accepts </w:t>
+      </w:r>
+      <w:r>
+        <w:rPr>
+          <w:b/>
+          <w:bCs/>
+        </w:rPr>
+        <w:t>risk</w:t>
+      </w:r>
+      <w:r>
+        <w:rPr>
+          <w:b/>
+          <w:bCs/>
+        </w:rPr>
+        <w:noBreakHyphen/>
+        <w:t>approved orders</w:t>
+      </w:r>
+      <w:r>
+        <w:t xml:space="preserve"> (from Kafka consumer)</w:t>
+      </w:r>
+    </w:p>
+    <w:p>
+      <w:pPr>
+        <w:numPr>
+          <w:ilvl w:val="1"/>
+          <w:numId w:val="62"/>
+        </w:numPr>
+      </w:pPr>
+      <w:r>
+        <w:t xml:space="preserve">Maintains </w:t>
+      </w:r>
+      <w:r>
+        <w:rPr>
+          <w:b/>
+          <w:bCs/>
+        </w:rPr>
+        <w:t>per</w:t>
+      </w:r>
+      <w:r>
+        <w:rPr>
+          <w:b/>
+          <w:bCs/>
+        </w:rPr>
+        <w:noBreakHyphen/>
+        <w:t>symbol order books</w:t>
+      </w:r>
+      <w:r>
+        <w:t xml:space="preserve"> (bids/asks)</w:t>
+      </w:r>
+    </w:p>
+    <w:p>
+      <w:pPr>
+        <w:numPr>
+          <w:ilvl w:val="1"/>
+          <w:numId w:val="62"/>
+        </w:numPr>
+      </w:pPr>
+      <w:r>
+        <w:t xml:space="preserve">Matches orders using </w:t>
+      </w:r>
+      <w:r>
+        <w:rPr>
+          <w:b/>
+          <w:bCs/>
+        </w:rPr>
+        <w:t>price–time priority</w:t>
+      </w:r>
+    </w:p>
+    <w:p>
+      <w:pPr>
+        <w:numPr>
+          <w:ilvl w:val="1"/>
+          <w:numId w:val="62"/>
+        </w:numPr>
+      </w:pPr>
+      <w:r>
+        <w:t xml:space="preserve">Supports </w:t>
+      </w:r>
+      <w:r>
+        <w:rPr>
+          <w:b/>
+          <w:bCs/>
+        </w:rPr>
+        <w:t>partial fills, cancels, and amends</w:t>
+      </w:r>
+    </w:p>
+    <w:p>
+      <w:pPr>
+        <w:numPr>
+          <w:ilvl w:val="1"/>
+          <w:numId w:val="62"/>
+        </w:numPr>
+      </w:pPr>
+      <w:r>
+        <w:t xml:space="preserve">Emits </w:t>
+      </w:r>
+      <w:proofErr w:type="spellStart"/>
+      <w:r>
+        <w:rPr>
+          <w:b/>
+          <w:bCs/>
+        </w:rPr>
+        <w:t>TradeExecuted</w:t>
+      </w:r>
+      <w:proofErr w:type="spellEnd"/>
+      <w:r>
+        <w:rPr>
+          <w:b/>
+          <w:bCs/>
+        </w:rPr>
+        <w:t xml:space="preserve"> events</w:t>
+      </w:r>
+      <w:r>
+        <w:t xml:space="preserve"> and </w:t>
+      </w:r>
+      <w:proofErr w:type="spellStart"/>
+      <w:r>
+        <w:rPr>
+          <w:b/>
+          <w:bCs/>
+        </w:rPr>
+        <w:t>OrderUpdate</w:t>
+      </w:r>
+      <w:proofErr w:type="spellEnd"/>
+      <w:r>
+        <w:rPr>
+          <w:b/>
+          <w:bCs/>
+        </w:rPr>
+        <w:t xml:space="preserve"> events</w:t>
+      </w:r>
+      <w:r>
+        <w:t xml:space="preserve"> back to Kafka</w:t>
+      </w:r>
+    </w:p>
+    <w:p>
+      <w:pPr>
+        <w:numPr>
+          <w:ilvl w:val="0"/>
+          <w:numId w:val="62"/>
+        </w:numPr>
+      </w:pPr>
+      <w:r>
+        <w:t xml:space="preserve">Clean separation: </w:t>
+      </w:r>
+    </w:p>
+    <w:p>
+      <w:pPr>
+        <w:numPr>
+          <w:ilvl w:val="1"/>
+          <w:numId w:val="62"/>
+        </w:numPr>
+      </w:pPr>
+      <w:r>
+        <w:rPr>
+          <w:b/>
+          <w:bCs/>
+        </w:rPr>
+        <w:t>engine/</w:t>
+      </w:r>
+      <w:r>
+        <w:t xml:space="preserve"> → pure matching logic (no Kafka, no Spring)</w:t>
+      </w:r>
+    </w:p>
+    <w:p>
+      <w:pPr>
+        <w:numPr>
+          <w:ilvl w:val="1"/>
+          <w:numId w:val="62"/>
+        </w:numPr>
+      </w:pPr>
+      <w:r>
+        <w:rPr>
+          <w:b/>
+          <w:bCs/>
+        </w:rPr>
+        <w:t>consumer/producer/</w:t>
+      </w:r>
+      <w:r>
+        <w:t xml:space="preserve"> → Kafka I/O</w:t>
+      </w:r>
+    </w:p>
+    <w:p>
+      <w:pPr>
+        <w:numPr>
+          <w:ilvl w:val="1"/>
+          <w:numId w:val="62"/>
+        </w:numPr>
+      </w:pPr>
+      <w:r>
+        <w:rPr>
+          <w:b/>
+          <w:bCs/>
+        </w:rPr>
+        <w:t>model/</w:t>
+      </w:r>
+      <w:proofErr w:type="spellStart"/>
+      <w:r>
+        <w:rPr>
+          <w:b/>
+          <w:bCs/>
+        </w:rPr>
+        <w:t>enums</w:t>
+      </w:r>
+      <w:proofErr w:type="spellEnd"/>
+      <w:r>
+        <w:rPr>
+          <w:b/>
+          <w:bCs/>
+        </w:rPr>
+        <w:t>/util/</w:t>
+      </w:r>
+      <w:r>
+        <w:t xml:space="preserve"> → reusable building blocks</w:t>
+      </w:r>
+    </w:p>
+    <w:p>
+      <w:r>
+        <w:pict w14:anchorId="7C858EE8">
+          <v:rect id="_x0000_i1123" style="width:0;height:1.5pt" o:hralign="center" o:hrstd="t" o:hr="t" fillcolor="#a0a0a0" stroked="f"/>
+        </w:pict>
+      </w:r>
+    </w:p>
+    <w:p>
+      <w:pPr>
+        <w:rPr>
+          <w:b/>
+          <w:bCs/>
+        </w:rPr>
+      </w:pPr>
+      <w:r>
+        <w:rPr>
+          <w:rFonts w:ascii="Segoe UI Emoji" w:hAnsi="Segoe UI Emoji" w:cs="Segoe UI Emoji"/>
+          <w:b/>
+          <w:bCs/>
+        </w:rPr>
+        <w:t>🔄</w:t>
+      </w:r>
+      <w:r>
+        <w:rPr>
+          <w:b/>
+          <w:bCs/>
+        </w:rPr>
+        <w:t xml:space="preserve"> High</w:t>
+      </w:r>
+      <w:r>
+        <w:rPr>
+          <w:b/>
+          <w:bCs/>
+        </w:rPr>
+        <w:noBreakHyphen/>
+        <w:t>Level Flow</w:t>
+      </w:r>
+    </w:p>
+    <w:p>
+      <w:pPr>
+        <w:numPr>
+          <w:ilvl w:val="0"/>
+          <w:numId w:val="63"/>
+        </w:numPr>
+      </w:pPr>
+      <w:r>
+        <w:rPr>
+          <w:b/>
+          <w:bCs/>
+        </w:rPr>
+        <w:t>Order Ingestion</w:t>
+      </w:r>
+    </w:p>
+    <w:p>
+      <w:pPr>
+        <w:numPr>
+          <w:ilvl w:val="1"/>
+          <w:numId w:val="63"/>
+        </w:numPr>
+      </w:pPr>
+      <w:proofErr w:type="spellStart"/>
+      <w:r>
+        <w:t>RiskApprovedConsumer</w:t>
+      </w:r>
+      <w:proofErr w:type="spellEnd"/>
+      <w:r>
+        <w:t xml:space="preserve"> listens to </w:t>
+      </w:r>
+      <w:proofErr w:type="spellStart"/>
+      <w:r>
+        <w:t>risk_approved</w:t>
+      </w:r>
+      <w:proofErr w:type="spellEnd"/>
+      <w:r>
+        <w:t xml:space="preserve"> topic</w:t>
+      </w:r>
+    </w:p>
+    <w:p>
+      <w:pPr>
+        <w:numPr>
+          <w:ilvl w:val="1"/>
+          <w:numId w:val="63"/>
+        </w:numPr>
+      </w:pPr>
+      <w:r>
+        <w:t xml:space="preserve">Converts Avro DTO → </w:t>
+      </w:r>
+      <w:proofErr w:type="spellStart"/>
+      <w:r>
+        <w:t>InternalOrder</w:t>
+      </w:r>
+      <w:proofErr w:type="spellEnd"/>
+    </w:p>
+    <w:p>
+      <w:pPr>
+        <w:numPr>
+          <w:ilvl w:val="0"/>
+          <w:numId w:val="63"/>
+        </w:numPr>
+      </w:pPr>
+      <w:r>
+        <w:rPr>
+          <w:b/>
+          <w:bCs/>
+        </w:rPr>
+        <w:t>Matching Engine Core</w:t>
+      </w:r>
+    </w:p>
+    <w:p>
+      <w:pPr>
+        <w:numPr>
+          <w:ilvl w:val="1"/>
+          <w:numId w:val="63"/>
+        </w:numPr>
+      </w:pPr>
+      <w:proofErr w:type="spellStart"/>
+      <w:r>
+        <w:t>MatchingEngineService</w:t>
+      </w:r>
+      <w:proofErr w:type="spellEnd"/>
+      <w:r>
+        <w:t xml:space="preserve"> routes order to the correct </w:t>
+      </w:r>
+      <w:proofErr w:type="spellStart"/>
+      <w:r>
+        <w:t>OrderBook</w:t>
+      </w:r>
+      <w:proofErr w:type="spellEnd"/>
+      <w:r>
+        <w:t xml:space="preserve"> (per symbol)</w:t>
+      </w:r>
+    </w:p>
+    <w:p>
+      <w:pPr>
+        <w:numPr>
+          <w:ilvl w:val="1"/>
+          <w:numId w:val="63"/>
+        </w:numPr>
+      </w:pPr>
+      <w:proofErr w:type="spellStart"/>
+      <w:r>
+        <w:t>OrderBook</w:t>
+      </w:r>
+      <w:proofErr w:type="spellEnd"/>
+      <w:r>
+        <w:t xml:space="preserve">: </w:t>
+      </w:r>
+    </w:p>
+    <w:p>
+      <w:pPr>
+        <w:numPr>
+          <w:ilvl w:val="2"/>
+          <w:numId w:val="63"/>
+        </w:numPr>
+      </w:pPr>
+      <w:r>
+        <w:t>Maintains two priority queues (bids, asks)</w:t>
+      </w:r>
+    </w:p>
+    <w:p>
+      <w:pPr>
+        <w:numPr>
+          <w:ilvl w:val="2"/>
+          <w:numId w:val="63"/>
+        </w:numPr>
+      </w:pPr>
+      <w:r>
+        <w:t xml:space="preserve">Applies </w:t>
+      </w:r>
+      <w:r>
+        <w:rPr>
+          <w:b/>
+          <w:bCs/>
+        </w:rPr>
+        <w:t>price–time priority</w:t>
+      </w:r>
+    </w:p>
+    <w:p>
+      <w:pPr>
+        <w:numPr>
+          <w:ilvl w:val="2"/>
+          <w:numId w:val="63"/>
+        </w:numPr>
+      </w:pPr>
+      <w:r>
+        <w:t>Executes trades if match conditions are met</w:t>
+      </w:r>
+    </w:p>
+    <w:p>
+      <w:pPr>
+        <w:numPr>
+          <w:ilvl w:val="2"/>
+          <w:numId w:val="63"/>
+        </w:numPr>
+      </w:pPr>
+      <w:r>
+        <w:lastRenderedPageBreak/>
+        <w:t xml:space="preserve">Handles </w:t>
+      </w:r>
+      <w:r>
+        <w:rPr>
+          <w:b/>
+          <w:bCs/>
+        </w:rPr>
+        <w:t>partial fills</w:t>
+      </w:r>
+      <w:r>
+        <w:t xml:space="preserve"> (reduce qty, keep remainder in book)</w:t>
+      </w:r>
+    </w:p>
+    <w:p>
+      <w:pPr>
+        <w:numPr>
+          <w:ilvl w:val="2"/>
+          <w:numId w:val="63"/>
+        </w:numPr>
+      </w:pPr>
+      <w:r>
+        <w:t xml:space="preserve">Handles </w:t>
+      </w:r>
+      <w:r>
+        <w:rPr>
+          <w:b/>
+          <w:bCs/>
+        </w:rPr>
+        <w:t>no match</w:t>
+      </w:r>
+      <w:r>
+        <w:t xml:space="preserve"> (resting order stays in book)</w:t>
+      </w:r>
+    </w:p>
+    <w:p>
+      <w:pPr>
+        <w:numPr>
+          <w:ilvl w:val="0"/>
+          <w:numId w:val="63"/>
+        </w:numPr>
+      </w:pPr>
+      <w:r>
+        <w:rPr>
+          <w:b/>
+          <w:bCs/>
+        </w:rPr>
+        <w:t>Trade Generation</w:t>
+      </w:r>
+    </w:p>
+    <w:p>
+      <w:pPr>
+        <w:numPr>
+          <w:ilvl w:val="1"/>
+          <w:numId w:val="63"/>
+        </w:numPr>
+      </w:pPr>
+      <w:r>
+        <w:t>For each match, create a Trade object</w:t>
+      </w:r>
+    </w:p>
+    <w:p>
+      <w:pPr>
+        <w:numPr>
+          <w:ilvl w:val="1"/>
+          <w:numId w:val="63"/>
+        </w:numPr>
+      </w:pPr>
+      <w:r>
+        <w:t xml:space="preserve">Collect trades into a </w:t>
+      </w:r>
+      <w:proofErr w:type="spellStart"/>
+      <w:r>
+        <w:t>MatchResult</w:t>
+      </w:r>
+      <w:proofErr w:type="spellEnd"/>
+      <w:r>
+        <w:t xml:space="preserve"> (trades + remaining order)</w:t>
+      </w:r>
+    </w:p>
+    <w:p>
+      <w:pPr>
+        <w:numPr>
+          <w:ilvl w:val="0"/>
+          <w:numId w:val="63"/>
+        </w:numPr>
+      </w:pPr>
+      <w:r>
+        <w:rPr>
+          <w:b/>
+          <w:bCs/>
+        </w:rPr>
+        <w:t>Publishing Results</w:t>
+      </w:r>
+    </w:p>
+    <w:p>
+      <w:pPr>
+        <w:numPr>
+          <w:ilvl w:val="1"/>
+          <w:numId w:val="63"/>
+        </w:numPr>
+      </w:pPr>
+      <w:proofErr w:type="spellStart"/>
+      <w:r>
+        <w:t>TradePublisher</w:t>
+      </w:r>
+      <w:proofErr w:type="spellEnd"/>
+      <w:r>
+        <w:t xml:space="preserve"> → publishes </w:t>
+      </w:r>
+      <w:proofErr w:type="spellStart"/>
+      <w:r>
+        <w:t>TradeExecutedEvent</w:t>
+      </w:r>
+      <w:proofErr w:type="spellEnd"/>
+    </w:p>
+    <w:p>
+      <w:pPr>
+        <w:numPr>
+          <w:ilvl w:val="1"/>
+          <w:numId w:val="63"/>
+        </w:numPr>
+      </w:pPr>
+      <w:proofErr w:type="spellStart"/>
+      <w:r>
+        <w:t>OrderUpdatePublisher</w:t>
+      </w:r>
+      <w:proofErr w:type="spellEnd"/>
+      <w:r>
+        <w:t xml:space="preserve"> → publishes order status updates (FILLED, PARTIALLY_FILLED, CANCELLED, etc.)</w:t>
+      </w:r>
+    </w:p>
+    <w:p>
+      <w:pPr>
+        <w:numPr>
+          <w:ilvl w:val="0"/>
+          <w:numId w:val="63"/>
+        </w:numPr>
+      </w:pPr>
+      <w:r>
+        <w:rPr>
+          <w:b/>
+          <w:bCs/>
+        </w:rPr>
+        <w:t>Market Data Consumer (future)</w:t>
+      </w:r>
+    </w:p>
+    <w:p>
+      <w:pPr>
+        <w:numPr>
+          <w:ilvl w:val="1"/>
+          <w:numId w:val="63"/>
+        </w:numPr>
+      </w:pPr>
+      <w:proofErr w:type="spellStart"/>
+      <w:r>
+        <w:t>MarketDataConsumer</w:t>
+      </w:r>
+      <w:proofErr w:type="spellEnd"/>
+      <w:r>
+        <w:t xml:space="preserve"> can trigger re</w:t>
+      </w:r>
+      <w:r>
+        <w:noBreakHyphen/>
+        <w:t>evaluation (e.g., market orders, pegged orders)</w:t>
+      </w:r>
+    </w:p>
+    <w:p>
+      <w:r>
+        <w:pict w14:anchorId="2AC8497A">
+          <v:rect id="_x0000_i1124" style="width:0;height:1.5pt" o:hralign="center" o:hrstd="t" o:hr="t" fillcolor="#a0a0a0" stroked="f"/>
+        </w:pict>
+      </w:r>
+    </w:p>
+    <w:p>
+      <w:pPr>
+        <w:rPr>
+          <w:b/>
+          <w:bCs/>
+        </w:rPr>
+      </w:pPr>
+      <w:r>
+        <w:rPr>
+          <w:rFonts w:ascii="Segoe UI Emoji" w:hAnsi="Segoe UI Emoji" w:cs="Segoe UI Emoji"/>
+          <w:b/>
+          <w:bCs/>
+        </w:rPr>
+        <w:t>🧩</w:t>
+      </w:r>
+      <w:r>
+        <w:rPr>
+          <w:b/>
+          <w:bCs/>
+        </w:rPr>
+        <w:t xml:space="preserve"> Example Lifecycle</w:t>
+      </w:r>
+    </w:p>
+    <w:p>
+      <w:pPr>
+        <w:numPr>
+          <w:ilvl w:val="0"/>
+          <w:numId w:val="64"/>
+        </w:numPr>
+      </w:pPr>
+      <w:r>
+        <w:rPr>
+          <w:b/>
+          <w:bCs/>
+        </w:rPr>
+        <w:t>BUY LIMIT 100 AAPL @ 150.00</w:t>
+      </w:r>
+      <w:r>
+        <w:t xml:space="preserve"> arrives</w:t>
+      </w:r>
+      <w:r>
+        <w:br/>
+        <w:t xml:space="preserve">→ No sellers → goes into </w:t>
+      </w:r>
+      <w:r>
+        <w:rPr>
+          <w:b/>
+          <w:bCs/>
+        </w:rPr>
+        <w:t>bids queue</w:t>
+      </w:r>
+    </w:p>
+    <w:p>
+      <w:pPr>
+        <w:numPr>
+          <w:ilvl w:val="0"/>
+          <w:numId w:val="64"/>
+        </w:numPr>
+      </w:pPr>
+      <w:r>
+        <w:rPr>
+          <w:b/>
+          <w:bCs/>
+        </w:rPr>
+        <w:t>SELL LIMIT 50 AAPL @ 149.50</w:t>
+      </w:r>
+      <w:r>
+        <w:t xml:space="preserve"> arrives</w:t>
+      </w:r>
+      <w:r>
+        <w:br/>
+        <w:t>→ Matches against best bid (150.00)</w:t>
+      </w:r>
+      <w:r>
+        <w:br/>
+        <w:t>→ Trade executed: 50 @ 150.00</w:t>
+      </w:r>
+      <w:r>
+        <w:br/>
+        <w:t>→ Remaining BUY order now 50 qty resting</w:t>
+      </w:r>
+    </w:p>
+    <w:p>
+      <w:pPr>
+        <w:numPr>
+          <w:ilvl w:val="0"/>
+          <w:numId w:val="64"/>
+        </w:numPr>
+      </w:pPr>
+      <w:r>
+        <w:rPr>
+          <w:b/>
+          <w:bCs/>
+        </w:rPr>
+        <w:t>SELL LIMIT 50 AAPL @ 150.00</w:t>
+      </w:r>
+      <w:r>
+        <w:t xml:space="preserve"> arrives</w:t>
+      </w:r>
+      <w:r>
+        <w:br/>
+        <w:t>→ Matches remaining BUY order</w:t>
+      </w:r>
+      <w:r>
+        <w:br/>
+        <w:t>→ Trade executed: 50 @ 150.00</w:t>
+      </w:r>
+      <w:r>
+        <w:br/>
+        <w:t>→ BUY order fully filled, removed from book</w:t>
+      </w:r>
+    </w:p>
+    <w:p>
+      <w:r>
+        <w:pict w14:anchorId="60B79613">
+          <v:rect id="_x0000_i1125" style="width:0;height:1.5pt" o:hralign="center" o:hrstd="t" o:hr="t" fillcolor="#a0a0a0" stroked="f"/>
+        </w:pict>
+      </w:r>
+    </w:p>
+    <w:p>
+      <w:pPr>
+        <w:rPr>
+          <w:b/>
+          <w:bCs/>
+        </w:rPr>
+      </w:pPr>
+      <w:r>
+        <w:rPr>
+          <w:rFonts w:ascii="Segoe UI Emoji" w:hAnsi="Segoe UI Emoji" w:cs="Segoe UI Emoji"/>
+          <w:b/>
+          <w:bCs/>
+        </w:rPr>
+        <w:t>🔮</w:t>
+      </w:r>
+      <w:r>
+        <w:rPr>
+          <w:b/>
+          <w:bCs/>
+        </w:rPr>
+        <w:t xml:space="preserve"> Roadmap</w:t>
+      </w:r>
+    </w:p>
+    <w:p>
+      <w:pPr>
+        <w:numPr>
+          <w:ilvl w:val="0"/>
+          <w:numId w:val="65"/>
+        </w:numPr>
+      </w:pPr>
+      <w:r>
+        <w:rPr>
+          <w:b/>
+          <w:bCs/>
+        </w:rPr>
+        <w:t>Phase 1 (Core)</w:t>
+      </w:r>
+      <w:r>
+        <w:t xml:space="preserve">: Implement </w:t>
+      </w:r>
+      <w:proofErr w:type="spellStart"/>
+      <w:r>
+        <w:t>InternalOrder</w:t>
+      </w:r>
+      <w:proofErr w:type="spellEnd"/>
+      <w:r>
+        <w:t xml:space="preserve">, Trade, </w:t>
+      </w:r>
+      <w:proofErr w:type="spellStart"/>
+      <w:r>
+        <w:t>OrderBook</w:t>
+      </w:r>
+      <w:proofErr w:type="spellEnd"/>
+      <w:r>
+        <w:t xml:space="preserve">, </w:t>
+      </w:r>
+      <w:proofErr w:type="spellStart"/>
+      <w:r>
+        <w:t>MatchingEngineService</w:t>
+      </w:r>
+      <w:proofErr w:type="spellEnd"/>
+    </w:p>
+    <w:p>
+      <w:pPr>
+        <w:numPr>
+          <w:ilvl w:val="0"/>
+          <w:numId w:val="65"/>
+        </w:numPr>
+      </w:pPr>
+      <w:r>
+        <w:rPr>
+          <w:b/>
+          <w:bCs/>
+        </w:rPr>
+        <w:t>Phase 2 (Integration)</w:t>
+      </w:r>
+      <w:r>
+        <w:t>: Add Kafka consumers/producers</w:t>
+      </w:r>
+    </w:p>
+    <w:p>
+      <w:pPr>
+        <w:numPr>
+          <w:ilvl w:val="0"/>
+          <w:numId w:val="65"/>
+        </w:numPr>
+      </w:pPr>
+      <w:r>
+        <w:rPr>
+          <w:b/>
+          <w:bCs/>
+        </w:rPr>
+        <w:t>Phase 3 (Lifecycle)</w:t>
+      </w:r>
+      <w:r>
+        <w:t>: Add cancel/amend handling</w:t>
+      </w:r>
+    </w:p>
+    <w:p>
+      <w:pPr>
+        <w:numPr>
+          <w:ilvl w:val="0"/>
+          <w:numId w:val="65"/>
+        </w:numPr>
+      </w:pPr>
+      <w:r>
+        <w:rPr>
+          <w:b/>
+          <w:bCs/>
+        </w:rPr>
+        <w:t>Phase 4 (Observability)</w:t>
+      </w:r>
+      <w:r>
+        <w:t>: Add metrics, logging, optional REST debug endpoints</w:t>
+      </w:r>
+    </w:p>
+    <w:p>
+      <w:r>
+        <w:lastRenderedPageBreak/>
+        <w:pict w14:anchorId="7E053F0D">
+          <v:rect id="_x0000_i1126" style="width:0;height:1.5pt" o:hralign="center" o:hrstd="t" o:hr="t" fillcolor="#a0a0a0" stroked="f"/>
+        </w:pict>
+      </w:r>
+    </w:p>
+    <w:p>
+      <w:r>
+        <w:rPr>
+          <w:rFonts w:ascii="Segoe UI Emoji" w:hAnsi="Segoe UI Emoji" w:cs="Segoe UI Emoji"/>
+        </w:rPr>
+        <w:t>👉</w:t>
+      </w:r>
+      <w:r>
+        <w:t xml:space="preserve"> Next step: we can start coding the </w:t>
+      </w:r>
+      <w:r>
+        <w:rPr>
+          <w:b/>
+          <w:bCs/>
+        </w:rPr>
+        <w:t>model layer</w:t>
+      </w:r>
+      <w:r>
+        <w:t xml:space="preserve"> (InternalOrder.java + Trade.java) since everything else depends on them.</w:t>
+      </w:r>
+    </w:p>
+    <w:p>
+      <w:r>
+        <w:t>Do you want me to draft those two classes now so you can paste them directly into model/?</w:t>
       </w:r>
     </w:p>
     <w:p/>
@@ -9197,6 +12325,304 @@
     </w:lvl>
   </w:abstractNum>
   <w:abstractNum w:abstractNumId="6" w15:restartNumberingAfterBreak="0">
+    <w:nsid w:val="074C27D9"/>
+    <w:multiLevelType w:val="multilevel"/>
+    <w:tmpl w:val="E5C67862"/>
+    <w:lvl w:ilvl="0">
+      <w:start w:val="1"/>
+      <w:numFmt w:val="bullet"/>
+      <w:lvlText w:val=""/>
+      <w:lvlJc w:val="left"/>
+      <w:pPr>
+        <w:tabs>
+          <w:tab w:val="num" w:pos="720"/>
+        </w:tabs>
+        <w:ind w:left="720" w:hanging="360"/>
+      </w:pPr>
+      <w:rPr>
+        <w:rFonts w:ascii="Symbol" w:hAnsi="Symbol" w:hint="default"/>
+        <w:sz w:val="20"/>
+      </w:rPr>
+    </w:lvl>
+    <w:lvl w:ilvl="1" w:tentative="1">
+      <w:start w:val="1"/>
+      <w:numFmt w:val="bullet"/>
+      <w:lvlText w:val="o"/>
+      <w:lvlJc w:val="left"/>
+      <w:pPr>
+        <w:tabs>
+          <w:tab w:val="num" w:pos="1440"/>
+        </w:tabs>
+        <w:ind w:left="1440" w:hanging="360"/>
+      </w:pPr>
+      <w:rPr>
+        <w:rFonts w:ascii="Courier New" w:hAnsi="Courier New" w:hint="default"/>
+        <w:sz w:val="20"/>
+      </w:rPr>
+    </w:lvl>
+    <w:lvl w:ilvl="2" w:tentative="1">
+      <w:start w:val="1"/>
+      <w:numFmt w:val="bullet"/>
+      <w:lvlText w:val=""/>
+      <w:lvlJc w:val="left"/>
+      <w:pPr>
+        <w:tabs>
+          <w:tab w:val="num" w:pos="2160"/>
+        </w:tabs>
+        <w:ind w:left="2160" w:hanging="360"/>
+      </w:pPr>
+      <w:rPr>
+        <w:rFonts w:ascii="Wingdings" w:hAnsi="Wingdings" w:hint="default"/>
+        <w:sz w:val="20"/>
+      </w:rPr>
+    </w:lvl>
+    <w:lvl w:ilvl="3" w:tentative="1">
+      <w:start w:val="1"/>
+      <w:numFmt w:val="bullet"/>
+      <w:lvlText w:val=""/>
+      <w:lvlJc w:val="left"/>
+      <w:pPr>
+        <w:tabs>
+          <w:tab w:val="num" w:pos="2880"/>
+        </w:tabs>
+        <w:ind w:left="2880" w:hanging="360"/>
+      </w:pPr>
+      <w:rPr>
+        <w:rFonts w:ascii="Wingdings" w:hAnsi="Wingdings" w:hint="default"/>
+        <w:sz w:val="20"/>
+      </w:rPr>
+    </w:lvl>
+    <w:lvl w:ilvl="4" w:tentative="1">
+      <w:start w:val="1"/>
+      <w:numFmt w:val="bullet"/>
+      <w:lvlText w:val=""/>
+      <w:lvlJc w:val="left"/>
+      <w:pPr>
+        <w:tabs>
+          <w:tab w:val="num" w:pos="3600"/>
+        </w:tabs>
+        <w:ind w:left="3600" w:hanging="360"/>
+      </w:pPr>
+      <w:rPr>
+        <w:rFonts w:ascii="Wingdings" w:hAnsi="Wingdings" w:hint="default"/>
+        <w:sz w:val="20"/>
+      </w:rPr>
+    </w:lvl>
+    <w:lvl w:ilvl="5" w:tentative="1">
+      <w:start w:val="1"/>
+      <w:numFmt w:val="bullet"/>
+      <w:lvlText w:val=""/>
+      <w:lvlJc w:val="left"/>
+      <w:pPr>
+        <w:tabs>
+          <w:tab w:val="num" w:pos="4320"/>
+        </w:tabs>
+        <w:ind w:left="4320" w:hanging="360"/>
+      </w:pPr>
+      <w:rPr>
+        <w:rFonts w:ascii="Wingdings" w:hAnsi="Wingdings" w:hint="default"/>
+        <w:sz w:val="20"/>
+      </w:rPr>
+    </w:lvl>
+    <w:lvl w:ilvl="6" w:tentative="1">
+      <w:start w:val="1"/>
+      <w:numFmt w:val="bullet"/>
+      <w:lvlText w:val=""/>
+      <w:lvlJc w:val="left"/>
+      <w:pPr>
+        <w:tabs>
+          <w:tab w:val="num" w:pos="5040"/>
+        </w:tabs>
+        <w:ind w:left="5040" w:hanging="360"/>
+      </w:pPr>
+      <w:rPr>
+        <w:rFonts w:ascii="Wingdings" w:hAnsi="Wingdings" w:hint="default"/>
+        <w:sz w:val="20"/>
+      </w:rPr>
+    </w:lvl>
+    <w:lvl w:ilvl="7" w:tentative="1">
+      <w:start w:val="1"/>
+      <w:numFmt w:val="bullet"/>
+      <w:lvlText w:val=""/>
+      <w:lvlJc w:val="left"/>
+      <w:pPr>
+        <w:tabs>
+          <w:tab w:val="num" w:pos="5760"/>
+        </w:tabs>
+        <w:ind w:left="5760" w:hanging="360"/>
+      </w:pPr>
+      <w:rPr>
+        <w:rFonts w:ascii="Wingdings" w:hAnsi="Wingdings" w:hint="default"/>
+        <w:sz w:val="20"/>
+      </w:rPr>
+    </w:lvl>
+    <w:lvl w:ilvl="8" w:tentative="1">
+      <w:start w:val="1"/>
+      <w:numFmt w:val="bullet"/>
+      <w:lvlText w:val=""/>
+      <w:lvlJc w:val="left"/>
+      <w:pPr>
+        <w:tabs>
+          <w:tab w:val="num" w:pos="6480"/>
+        </w:tabs>
+        <w:ind w:left="6480" w:hanging="360"/>
+      </w:pPr>
+      <w:rPr>
+        <w:rFonts w:ascii="Wingdings" w:hAnsi="Wingdings" w:hint="default"/>
+        <w:sz w:val="20"/>
+      </w:rPr>
+    </w:lvl>
+  </w:abstractNum>
+  <w:abstractNum w:abstractNumId="7" w15:restartNumberingAfterBreak="0">
+    <w:nsid w:val="0A3E2F47"/>
+    <w:multiLevelType w:val="multilevel"/>
+    <w:tmpl w:val="E6364348"/>
+    <w:lvl w:ilvl="0">
+      <w:start w:val="1"/>
+      <w:numFmt w:val="bullet"/>
+      <w:lvlText w:val=""/>
+      <w:lvlJc w:val="left"/>
+      <w:pPr>
+        <w:tabs>
+          <w:tab w:val="num" w:pos="720"/>
+        </w:tabs>
+        <w:ind w:left="720" w:hanging="360"/>
+      </w:pPr>
+      <w:rPr>
+        <w:rFonts w:ascii="Symbol" w:hAnsi="Symbol" w:hint="default"/>
+        <w:sz w:val="20"/>
+      </w:rPr>
+    </w:lvl>
+    <w:lvl w:ilvl="1">
+      <w:start w:val="1"/>
+      <w:numFmt w:val="bullet"/>
+      <w:lvlText w:val="o"/>
+      <w:lvlJc w:val="left"/>
+      <w:pPr>
+        <w:tabs>
+          <w:tab w:val="num" w:pos="1440"/>
+        </w:tabs>
+        <w:ind w:left="1440" w:hanging="360"/>
+      </w:pPr>
+      <w:rPr>
+        <w:rFonts w:ascii="Courier New" w:hAnsi="Courier New" w:hint="default"/>
+        <w:sz w:val="20"/>
+      </w:rPr>
+    </w:lvl>
+    <w:lvl w:ilvl="2" w:tentative="1">
+      <w:start w:val="1"/>
+      <w:numFmt w:val="bullet"/>
+      <w:lvlText w:val=""/>
+      <w:lvlJc w:val="left"/>
+      <w:pPr>
+        <w:tabs>
+          <w:tab w:val="num" w:pos="2160"/>
+        </w:tabs>
+        <w:ind w:left="2160" w:hanging="360"/>
+      </w:pPr>
+      <w:rPr>
+        <w:rFonts w:ascii="Wingdings" w:hAnsi="Wingdings" w:hint="default"/>
+        <w:sz w:val="20"/>
+      </w:rPr>
+    </w:lvl>
+    <w:lvl w:ilvl="3" w:tentative="1">
+      <w:start w:val="1"/>
+      <w:numFmt w:val="bullet"/>
+      <w:lvlText w:val=""/>
+      <w:lvlJc w:val="left"/>
+      <w:pPr>
+        <w:tabs>
+          <w:tab w:val="num" w:pos="2880"/>
+        </w:tabs>
+        <w:ind w:left="2880" w:hanging="360"/>
+      </w:pPr>
+      <w:rPr>
+        <w:rFonts w:ascii="Wingdings" w:hAnsi="Wingdings" w:hint="default"/>
+        <w:sz w:val="20"/>
+      </w:rPr>
+    </w:lvl>
+    <w:lvl w:ilvl="4" w:tentative="1">
+      <w:start w:val="1"/>
+      <w:numFmt w:val="bullet"/>
+      <w:lvlText w:val=""/>
+      <w:lvlJc w:val="left"/>
+      <w:pPr>
+        <w:tabs>
+          <w:tab w:val="num" w:pos="3600"/>
+        </w:tabs>
+        <w:ind w:left="3600" w:hanging="360"/>
+      </w:pPr>
+      <w:rPr>
+        <w:rFonts w:ascii="Wingdings" w:hAnsi="Wingdings" w:hint="default"/>
+        <w:sz w:val="20"/>
+      </w:rPr>
+    </w:lvl>
+    <w:lvl w:ilvl="5" w:tentative="1">
+      <w:start w:val="1"/>
+      <w:numFmt w:val="bullet"/>
+      <w:lvlText w:val=""/>
+      <w:lvlJc w:val="left"/>
+      <w:pPr>
+        <w:tabs>
+          <w:tab w:val="num" w:pos="4320"/>
+        </w:tabs>
+        <w:ind w:left="4320" w:hanging="360"/>
+      </w:pPr>
+      <w:rPr>
+        <w:rFonts w:ascii="Wingdings" w:hAnsi="Wingdings" w:hint="default"/>
+        <w:sz w:val="20"/>
+      </w:rPr>
+    </w:lvl>
+    <w:lvl w:ilvl="6" w:tentative="1">
+      <w:start w:val="1"/>
+      <w:numFmt w:val="bullet"/>
+      <w:lvlText w:val=""/>
+      <w:lvlJc w:val="left"/>
+      <w:pPr>
+        <w:tabs>
+          <w:tab w:val="num" w:pos="5040"/>
+        </w:tabs>
+        <w:ind w:left="5040" w:hanging="360"/>
+      </w:pPr>
+      <w:rPr>
+        <w:rFonts w:ascii="Wingdings" w:hAnsi="Wingdings" w:hint="default"/>
+        <w:sz w:val="20"/>
+      </w:rPr>
+    </w:lvl>
+    <w:lvl w:ilvl="7" w:tentative="1">
+      <w:start w:val="1"/>
+      <w:numFmt w:val="bullet"/>
+      <w:lvlText w:val=""/>
+      <w:lvlJc w:val="left"/>
+      <w:pPr>
+        <w:tabs>
+          <w:tab w:val="num" w:pos="5760"/>
+        </w:tabs>
+        <w:ind w:left="5760" w:hanging="360"/>
+      </w:pPr>
+      <w:rPr>
+        <w:rFonts w:ascii="Wingdings" w:hAnsi="Wingdings" w:hint="default"/>
+        <w:sz w:val="20"/>
+      </w:rPr>
+    </w:lvl>
+    <w:lvl w:ilvl="8" w:tentative="1">
+      <w:start w:val="1"/>
+      <w:numFmt w:val="bullet"/>
+      <w:lvlText w:val=""/>
+      <w:lvlJc w:val="left"/>
+      <w:pPr>
+        <w:tabs>
+          <w:tab w:val="num" w:pos="6480"/>
+        </w:tabs>
+        <w:ind w:left="6480" w:hanging="360"/>
+      </w:pPr>
+      <w:rPr>
+        <w:rFonts w:ascii="Wingdings" w:hAnsi="Wingdings" w:hint="default"/>
+        <w:sz w:val="20"/>
+      </w:rPr>
+    </w:lvl>
+  </w:abstractNum>
+  <w:abstractNum w:abstractNumId="8" w15:restartNumberingAfterBreak="0">
     <w:nsid w:val="0E3B3252"/>
     <w:multiLevelType w:val="multilevel"/>
     <w:tmpl w:val="8172853C"/>
@@ -9345,7 +12771,156 @@
       </w:rPr>
     </w:lvl>
   </w:abstractNum>
-  <w:abstractNum w:abstractNumId="7" w15:restartNumberingAfterBreak="0">
+  <w:abstractNum w:abstractNumId="9" w15:restartNumberingAfterBreak="0">
+    <w:nsid w:val="12324B2C"/>
+    <w:multiLevelType w:val="multilevel"/>
+    <w:tmpl w:val="5B485078"/>
+    <w:lvl w:ilvl="0">
+      <w:start w:val="1"/>
+      <w:numFmt w:val="bullet"/>
+      <w:lvlText w:val=""/>
+      <w:lvlJc w:val="left"/>
+      <w:pPr>
+        <w:tabs>
+          <w:tab w:val="num" w:pos="720"/>
+        </w:tabs>
+        <w:ind w:left="720" w:hanging="360"/>
+      </w:pPr>
+      <w:rPr>
+        <w:rFonts w:ascii="Symbol" w:hAnsi="Symbol" w:hint="default"/>
+        <w:sz w:val="20"/>
+      </w:rPr>
+    </w:lvl>
+    <w:lvl w:ilvl="1">
+      <w:start w:val="1"/>
+      <w:numFmt w:val="bullet"/>
+      <w:lvlText w:val="o"/>
+      <w:lvlJc w:val="left"/>
+      <w:pPr>
+        <w:tabs>
+          <w:tab w:val="num" w:pos="1440"/>
+        </w:tabs>
+        <w:ind w:left="1440" w:hanging="360"/>
+      </w:pPr>
+      <w:rPr>
+        <w:rFonts w:ascii="Courier New" w:hAnsi="Courier New" w:hint="default"/>
+        <w:sz w:val="20"/>
+      </w:rPr>
+    </w:lvl>
+    <w:lvl w:ilvl="2" w:tentative="1">
+      <w:start w:val="1"/>
+      <w:numFmt w:val="bullet"/>
+      <w:lvlText w:val=""/>
+      <w:lvlJc w:val="left"/>
+      <w:pPr>
+        <w:tabs>
+          <w:tab w:val="num" w:pos="2160"/>
+        </w:tabs>
+        <w:ind w:left="2160" w:hanging="360"/>
+      </w:pPr>
+      <w:rPr>
+        <w:rFonts w:ascii="Wingdings" w:hAnsi="Wingdings" w:hint="default"/>
+        <w:sz w:val="20"/>
+      </w:rPr>
+    </w:lvl>
+    <w:lvl w:ilvl="3" w:tentative="1">
+      <w:start w:val="1"/>
+      <w:numFmt w:val="bullet"/>
+      <w:lvlText w:val=""/>
+      <w:lvlJc w:val="left"/>
+      <w:pPr>
+        <w:tabs>
+          <w:tab w:val="num" w:pos="2880"/>
+        </w:tabs>
+        <w:ind w:left="2880" w:hanging="360"/>
+      </w:pPr>
+      <w:rPr>
+        <w:rFonts w:ascii="Wingdings" w:hAnsi="Wingdings" w:hint="default"/>
+        <w:sz w:val="20"/>
+      </w:rPr>
+    </w:lvl>
+    <w:lvl w:ilvl="4" w:tentative="1">
+      <w:start w:val="1"/>
+      <w:numFmt w:val="bullet"/>
+      <w:lvlText w:val=""/>
+      <w:lvlJc w:val="left"/>
+      <w:pPr>
+        <w:tabs>
+          <w:tab w:val="num" w:pos="3600"/>
+        </w:tabs>
+        <w:ind w:left="3600" w:hanging="360"/>
+      </w:pPr>
+      <w:rPr>
+        <w:rFonts w:ascii="Wingdings" w:hAnsi="Wingdings" w:hint="default"/>
+        <w:sz w:val="20"/>
+      </w:rPr>
+    </w:lvl>
+    <w:lvl w:ilvl="5" w:tentative="1">
+      <w:start w:val="1"/>
+      <w:numFmt w:val="bullet"/>
+      <w:lvlText w:val=""/>
+      <w:lvlJc w:val="left"/>
+      <w:pPr>
+        <w:tabs>
+          <w:tab w:val="num" w:pos="4320"/>
+        </w:tabs>
+        <w:ind w:left="4320" w:hanging="360"/>
+      </w:pPr>
+      <w:rPr>
+        <w:rFonts w:ascii="Wingdings" w:hAnsi="Wingdings" w:hint="default"/>
+        <w:sz w:val="20"/>
+      </w:rPr>
+    </w:lvl>
+    <w:lvl w:ilvl="6" w:tentative="1">
+      <w:start w:val="1"/>
+      <w:numFmt w:val="bullet"/>
+      <w:lvlText w:val=""/>
+      <w:lvlJc w:val="left"/>
+      <w:pPr>
+        <w:tabs>
+          <w:tab w:val="num" w:pos="5040"/>
+        </w:tabs>
+        <w:ind w:left="5040" w:hanging="360"/>
+      </w:pPr>
+      <w:rPr>
+        <w:rFonts w:ascii="Wingdings" w:hAnsi="Wingdings" w:hint="default"/>
+        <w:sz w:val="20"/>
+      </w:rPr>
+    </w:lvl>
+    <w:lvl w:ilvl="7" w:tentative="1">
+      <w:start w:val="1"/>
+      <w:numFmt w:val="bullet"/>
+      <w:lvlText w:val=""/>
+      <w:lvlJc w:val="left"/>
+      <w:pPr>
+        <w:tabs>
+          <w:tab w:val="num" w:pos="5760"/>
+        </w:tabs>
+        <w:ind w:left="5760" w:hanging="360"/>
+      </w:pPr>
+      <w:rPr>
+        <w:rFonts w:ascii="Wingdings" w:hAnsi="Wingdings" w:hint="default"/>
+        <w:sz w:val="20"/>
+      </w:rPr>
+    </w:lvl>
+    <w:lvl w:ilvl="8" w:tentative="1">
+      <w:start w:val="1"/>
+      <w:numFmt w:val="bullet"/>
+      <w:lvlText w:val=""/>
+      <w:lvlJc w:val="left"/>
+      <w:pPr>
+        <w:tabs>
+          <w:tab w:val="num" w:pos="6480"/>
+        </w:tabs>
+        <w:ind w:left="6480" w:hanging="360"/>
+      </w:pPr>
+      <w:rPr>
+        <w:rFonts w:ascii="Wingdings" w:hAnsi="Wingdings" w:hint="default"/>
+        <w:sz w:val="20"/>
+      </w:rPr>
+    </w:lvl>
+  </w:abstractNum>
+  <w:abstractNum w:abstractNumId="10" w15:restartNumberingAfterBreak="0">
     <w:nsid w:val="123D5D3D"/>
     <w:multiLevelType w:val="multilevel"/>
     <w:tmpl w:val="5FAE1B18"/>
@@ -9494,7 +13069,7 @@
       </w:rPr>
     </w:lvl>
   </w:abstractNum>
-  <w:abstractNum w:abstractNumId="8" w15:restartNumberingAfterBreak="0">
+  <w:abstractNum w:abstractNumId="11" w15:restartNumberingAfterBreak="0">
     <w:nsid w:val="14263436"/>
     <w:multiLevelType w:val="multilevel"/>
     <w:tmpl w:val="99362234"/>
@@ -9643,7 +13218,7 @@
       </w:rPr>
     </w:lvl>
   </w:abstractNum>
-  <w:abstractNum w:abstractNumId="9" w15:restartNumberingAfterBreak="0">
+  <w:abstractNum w:abstractNumId="12" w15:restartNumberingAfterBreak="0">
     <w:nsid w:val="186C1C2B"/>
     <w:multiLevelType w:val="multilevel"/>
     <w:tmpl w:val="A36E4C1C"/>
@@ -9792,7 +13367,7 @@
       </w:rPr>
     </w:lvl>
   </w:abstractNum>
-  <w:abstractNum w:abstractNumId="10" w15:restartNumberingAfterBreak="0">
+  <w:abstractNum w:abstractNumId="13" w15:restartNumberingAfterBreak="0">
     <w:nsid w:val="18DC6AD0"/>
     <w:multiLevelType w:val="multilevel"/>
     <w:tmpl w:val="E6445D4A"/>
@@ -9941,7 +13516,7 @@
       </w:rPr>
     </w:lvl>
   </w:abstractNum>
-  <w:abstractNum w:abstractNumId="11" w15:restartNumberingAfterBreak="0">
+  <w:abstractNum w:abstractNumId="14" w15:restartNumberingAfterBreak="0">
     <w:nsid w:val="1A072AD5"/>
     <w:multiLevelType w:val="multilevel"/>
     <w:tmpl w:val="DBAE5D98"/>
@@ -10090,7 +13665,277 @@
       </w:rPr>
     </w:lvl>
   </w:abstractNum>
-  <w:abstractNum w:abstractNumId="12" w15:restartNumberingAfterBreak="0">
+  <w:abstractNum w:abstractNumId="15" w15:restartNumberingAfterBreak="0">
+    <w:nsid w:val="1D8A6738"/>
+    <w:multiLevelType w:val="multilevel"/>
+    <w:tmpl w:val="34002C3A"/>
+    <w:lvl w:ilvl="0">
+      <w:start w:val="1"/>
+      <w:numFmt w:val="decimal"/>
+      <w:lvlText w:val="%1."/>
+      <w:lvlJc w:val="left"/>
+      <w:pPr>
+        <w:tabs>
+          <w:tab w:val="num" w:pos="720"/>
+        </w:tabs>
+        <w:ind w:left="720" w:hanging="360"/>
+      </w:pPr>
+    </w:lvl>
+    <w:lvl w:ilvl="1">
+      <w:start w:val="1"/>
+      <w:numFmt w:val="bullet"/>
+      <w:lvlText w:val="o"/>
+      <w:lvlJc w:val="left"/>
+      <w:pPr>
+        <w:tabs>
+          <w:tab w:val="num" w:pos="1440"/>
+        </w:tabs>
+        <w:ind w:left="1440" w:hanging="360"/>
+      </w:pPr>
+      <w:rPr>
+        <w:rFonts w:ascii="Courier New" w:hAnsi="Courier New" w:hint="default"/>
+        <w:sz w:val="20"/>
+      </w:rPr>
+    </w:lvl>
+    <w:lvl w:ilvl="2">
+      <w:start w:val="1"/>
+      <w:numFmt w:val="bullet"/>
+      <w:lvlText w:val=""/>
+      <w:lvlJc w:val="left"/>
+      <w:pPr>
+        <w:tabs>
+          <w:tab w:val="num" w:pos="2160"/>
+        </w:tabs>
+        <w:ind w:left="2160" w:hanging="360"/>
+      </w:pPr>
+      <w:rPr>
+        <w:rFonts w:ascii="Wingdings" w:hAnsi="Wingdings" w:hint="default"/>
+        <w:sz w:val="20"/>
+      </w:rPr>
+    </w:lvl>
+    <w:lvl w:ilvl="3" w:tentative="1">
+      <w:start w:val="1"/>
+      <w:numFmt w:val="decimal"/>
+      <w:lvlText w:val="%4."/>
+      <w:lvlJc w:val="left"/>
+      <w:pPr>
+        <w:tabs>
+          <w:tab w:val="num" w:pos="2880"/>
+        </w:tabs>
+        <w:ind w:left="2880" w:hanging="360"/>
+      </w:pPr>
+    </w:lvl>
+    <w:lvl w:ilvl="4" w:tentative="1">
+      <w:start w:val="1"/>
+      <w:numFmt w:val="decimal"/>
+      <w:lvlText w:val="%5."/>
+      <w:lvlJc w:val="left"/>
+      <w:pPr>
+        <w:tabs>
+          <w:tab w:val="num" w:pos="3600"/>
+        </w:tabs>
+        <w:ind w:left="3600" w:hanging="360"/>
+      </w:pPr>
+    </w:lvl>
+    <w:lvl w:ilvl="5" w:tentative="1">
+      <w:start w:val="1"/>
+      <w:numFmt w:val="decimal"/>
+      <w:lvlText w:val="%6."/>
+      <w:lvlJc w:val="left"/>
+      <w:pPr>
+        <w:tabs>
+          <w:tab w:val="num" w:pos="4320"/>
+        </w:tabs>
+        <w:ind w:left="4320" w:hanging="360"/>
+      </w:pPr>
+    </w:lvl>
+    <w:lvl w:ilvl="6" w:tentative="1">
+      <w:start w:val="1"/>
+      <w:numFmt w:val="decimal"/>
+      <w:lvlText w:val="%7."/>
+      <w:lvlJc w:val="left"/>
+      <w:pPr>
+        <w:tabs>
+          <w:tab w:val="num" w:pos="5040"/>
+        </w:tabs>
+        <w:ind w:left="5040" w:hanging="360"/>
+      </w:pPr>
+    </w:lvl>
+    <w:lvl w:ilvl="7" w:tentative="1">
+      <w:start w:val="1"/>
+      <w:numFmt w:val="decimal"/>
+      <w:lvlText w:val="%8."/>
+      <w:lvlJc w:val="left"/>
+      <w:pPr>
+        <w:tabs>
+          <w:tab w:val="num" w:pos="5760"/>
+        </w:tabs>
+        <w:ind w:left="5760" w:hanging="360"/>
+      </w:pPr>
+    </w:lvl>
+    <w:lvl w:ilvl="8" w:tentative="1">
+      <w:start w:val="1"/>
+      <w:numFmt w:val="decimal"/>
+      <w:lvlText w:val="%9."/>
+      <w:lvlJc w:val="left"/>
+      <w:pPr>
+        <w:tabs>
+          <w:tab w:val="num" w:pos="6480"/>
+        </w:tabs>
+        <w:ind w:left="6480" w:hanging="360"/>
+      </w:pPr>
+    </w:lvl>
+  </w:abstractNum>
+  <w:abstractNum w:abstractNumId="16" w15:restartNumberingAfterBreak="0">
+    <w:nsid w:val="24A208E0"/>
+    <w:multiLevelType w:val="multilevel"/>
+    <w:tmpl w:val="668EAD7A"/>
+    <w:lvl w:ilvl="0">
+      <w:start w:val="1"/>
+      <w:numFmt w:val="bullet"/>
+      <w:lvlText w:val=""/>
+      <w:lvlJc w:val="left"/>
+      <w:pPr>
+        <w:tabs>
+          <w:tab w:val="num" w:pos="720"/>
+        </w:tabs>
+        <w:ind w:left="720" w:hanging="360"/>
+      </w:pPr>
+      <w:rPr>
+        <w:rFonts w:ascii="Symbol" w:hAnsi="Symbol" w:hint="default"/>
+        <w:sz w:val="20"/>
+      </w:rPr>
+    </w:lvl>
+    <w:lvl w:ilvl="1" w:tentative="1">
+      <w:start w:val="1"/>
+      <w:numFmt w:val="bullet"/>
+      <w:lvlText w:val="o"/>
+      <w:lvlJc w:val="left"/>
+      <w:pPr>
+        <w:tabs>
+          <w:tab w:val="num" w:pos="1440"/>
+        </w:tabs>
+        <w:ind w:left="1440" w:hanging="360"/>
+      </w:pPr>
+      <w:rPr>
+        <w:rFonts w:ascii="Courier New" w:hAnsi="Courier New" w:hint="default"/>
+        <w:sz w:val="20"/>
+      </w:rPr>
+    </w:lvl>
+    <w:lvl w:ilvl="2" w:tentative="1">
+      <w:start w:val="1"/>
+      <w:numFmt w:val="bullet"/>
+      <w:lvlText w:val=""/>
+      <w:lvlJc w:val="left"/>
+      <w:pPr>
+        <w:tabs>
+          <w:tab w:val="num" w:pos="2160"/>
+        </w:tabs>
+        <w:ind w:left="2160" w:hanging="360"/>
+      </w:pPr>
+      <w:rPr>
+        <w:rFonts w:ascii="Wingdings" w:hAnsi="Wingdings" w:hint="default"/>
+        <w:sz w:val="20"/>
+      </w:rPr>
+    </w:lvl>
+    <w:lvl w:ilvl="3" w:tentative="1">
+      <w:start w:val="1"/>
+      <w:numFmt w:val="bullet"/>
+      <w:lvlText w:val=""/>
+      <w:lvlJc w:val="left"/>
+      <w:pPr>
+        <w:tabs>
+          <w:tab w:val="num" w:pos="2880"/>
+        </w:tabs>
+        <w:ind w:left="2880" w:hanging="360"/>
+      </w:pPr>
+      <w:rPr>
+        <w:rFonts w:ascii="Wingdings" w:hAnsi="Wingdings" w:hint="default"/>
+        <w:sz w:val="20"/>
+      </w:rPr>
+    </w:lvl>
+    <w:lvl w:ilvl="4" w:tentative="1">
+      <w:start w:val="1"/>
+      <w:numFmt w:val="bullet"/>
+      <w:lvlText w:val=""/>
+      <w:lvlJc w:val="left"/>
+      <w:pPr>
+        <w:tabs>
+          <w:tab w:val="num" w:pos="3600"/>
+        </w:tabs>
+        <w:ind w:left="3600" w:hanging="360"/>
+      </w:pPr>
+      <w:rPr>
+        <w:rFonts w:ascii="Wingdings" w:hAnsi="Wingdings" w:hint="default"/>
+        <w:sz w:val="20"/>
+      </w:rPr>
+    </w:lvl>
+    <w:lvl w:ilvl="5" w:tentative="1">
+      <w:start w:val="1"/>
+      <w:numFmt w:val="bullet"/>
+      <w:lvlText w:val=""/>
+      <w:lvlJc w:val="left"/>
+      <w:pPr>
+        <w:tabs>
+          <w:tab w:val="num" w:pos="4320"/>
+        </w:tabs>
+        <w:ind w:left="4320" w:hanging="360"/>
+      </w:pPr>
+      <w:rPr>
+        <w:rFonts w:ascii="Wingdings" w:hAnsi="Wingdings" w:hint="default"/>
+        <w:sz w:val="20"/>
+      </w:rPr>
+    </w:lvl>
+    <w:lvl w:ilvl="6" w:tentative="1">
+      <w:start w:val="1"/>
+      <w:numFmt w:val="bullet"/>
+      <w:lvlText w:val=""/>
+      <w:lvlJc w:val="left"/>
+      <w:pPr>
+        <w:tabs>
+          <w:tab w:val="num" w:pos="5040"/>
+        </w:tabs>
+        <w:ind w:left="5040" w:hanging="360"/>
+      </w:pPr>
+      <w:rPr>
+        <w:rFonts w:ascii="Wingdings" w:hAnsi="Wingdings" w:hint="default"/>
+        <w:sz w:val="20"/>
+      </w:rPr>
+    </w:lvl>
+    <w:lvl w:ilvl="7" w:tentative="1">
+      <w:start w:val="1"/>
+      <w:numFmt w:val="bullet"/>
+      <w:lvlText w:val=""/>
+      <w:lvlJc w:val="left"/>
+      <w:pPr>
+        <w:tabs>
+          <w:tab w:val="num" w:pos="5760"/>
+        </w:tabs>
+        <w:ind w:left="5760" w:hanging="360"/>
+      </w:pPr>
+      <w:rPr>
+        <w:rFonts w:ascii="Wingdings" w:hAnsi="Wingdings" w:hint="default"/>
+        <w:sz w:val="20"/>
+      </w:rPr>
+    </w:lvl>
+    <w:lvl w:ilvl="8" w:tentative="1">
+      <w:start w:val="1"/>
+      <w:numFmt w:val="bullet"/>
+      <w:lvlText w:val=""/>
+      <w:lvlJc w:val="left"/>
+      <w:pPr>
+        <w:tabs>
+          <w:tab w:val="num" w:pos="6480"/>
+        </w:tabs>
+        <w:ind w:left="6480" w:hanging="360"/>
+      </w:pPr>
+      <w:rPr>
+        <w:rFonts w:ascii="Wingdings" w:hAnsi="Wingdings" w:hint="default"/>
+        <w:sz w:val="20"/>
+      </w:rPr>
+    </w:lvl>
+  </w:abstractNum>
+  <w:abstractNum w:abstractNumId="17" w15:restartNumberingAfterBreak="0">
     <w:nsid w:val="253E63BE"/>
     <w:multiLevelType w:val="multilevel"/>
     <w:tmpl w:val="76421E18"/>
@@ -10239,7 +14084,7 @@
       </w:rPr>
     </w:lvl>
   </w:abstractNum>
-  <w:abstractNum w:abstractNumId="13" w15:restartNumberingAfterBreak="0">
+  <w:abstractNum w:abstractNumId="18" w15:restartNumberingAfterBreak="0">
     <w:nsid w:val="27DB402C"/>
     <w:multiLevelType w:val="multilevel"/>
     <w:tmpl w:val="36B8C218"/>
@@ -10388,7 +14233,7 @@
       </w:rPr>
     </w:lvl>
   </w:abstractNum>
-  <w:abstractNum w:abstractNumId="14" w15:restartNumberingAfterBreak="0">
+  <w:abstractNum w:abstractNumId="19" w15:restartNumberingAfterBreak="0">
     <w:nsid w:val="2868623F"/>
     <w:multiLevelType w:val="multilevel"/>
     <w:tmpl w:val="891A358E"/>
@@ -10537,7 +14382,7 @@
       </w:rPr>
     </w:lvl>
   </w:abstractNum>
-  <w:abstractNum w:abstractNumId="15" w15:restartNumberingAfterBreak="0">
+  <w:abstractNum w:abstractNumId="20" w15:restartNumberingAfterBreak="0">
     <w:nsid w:val="28F9230D"/>
     <w:multiLevelType w:val="multilevel"/>
     <w:tmpl w:val="C4FA4590"/>
@@ -10686,7 +14531,7 @@
       </w:rPr>
     </w:lvl>
   </w:abstractNum>
-  <w:abstractNum w:abstractNumId="16" w15:restartNumberingAfterBreak="0">
+  <w:abstractNum w:abstractNumId="21" w15:restartNumberingAfterBreak="0">
     <w:nsid w:val="29C52F1D"/>
     <w:multiLevelType w:val="multilevel"/>
     <w:tmpl w:val="57D06132"/>
@@ -10835,7 +14680,156 @@
       </w:rPr>
     </w:lvl>
   </w:abstractNum>
-  <w:abstractNum w:abstractNumId="17" w15:restartNumberingAfterBreak="0">
+  <w:abstractNum w:abstractNumId="22" w15:restartNumberingAfterBreak="0">
+    <w:nsid w:val="2BB45E66"/>
+    <w:multiLevelType w:val="multilevel"/>
+    <w:tmpl w:val="56B617EA"/>
+    <w:lvl w:ilvl="0">
+      <w:start w:val="1"/>
+      <w:numFmt w:val="bullet"/>
+      <w:lvlText w:val=""/>
+      <w:lvlJc w:val="left"/>
+      <w:pPr>
+        <w:tabs>
+          <w:tab w:val="num" w:pos="720"/>
+        </w:tabs>
+        <w:ind w:left="720" w:hanging="360"/>
+      </w:pPr>
+      <w:rPr>
+        <w:rFonts w:ascii="Symbol" w:hAnsi="Symbol" w:hint="default"/>
+        <w:sz w:val="20"/>
+      </w:rPr>
+    </w:lvl>
+    <w:lvl w:ilvl="1" w:tentative="1">
+      <w:start w:val="1"/>
+      <w:numFmt w:val="bullet"/>
+      <w:lvlText w:val="o"/>
+      <w:lvlJc w:val="left"/>
+      <w:pPr>
+        <w:tabs>
+          <w:tab w:val="num" w:pos="1440"/>
+        </w:tabs>
+        <w:ind w:left="1440" w:hanging="360"/>
+      </w:pPr>
+      <w:rPr>
+        <w:rFonts w:ascii="Courier New" w:hAnsi="Courier New" w:hint="default"/>
+        <w:sz w:val="20"/>
+      </w:rPr>
+    </w:lvl>
+    <w:lvl w:ilvl="2" w:tentative="1">
+      <w:start w:val="1"/>
+      <w:numFmt w:val="bullet"/>
+      <w:lvlText w:val=""/>
+      <w:lvlJc w:val="left"/>
+      <w:pPr>
+        <w:tabs>
+          <w:tab w:val="num" w:pos="2160"/>
+        </w:tabs>
+        <w:ind w:left="2160" w:hanging="360"/>
+      </w:pPr>
+      <w:rPr>
+        <w:rFonts w:ascii="Wingdings" w:hAnsi="Wingdings" w:hint="default"/>
+        <w:sz w:val="20"/>
+      </w:rPr>
+    </w:lvl>
+    <w:lvl w:ilvl="3" w:tentative="1">
+      <w:start w:val="1"/>
+      <w:numFmt w:val="bullet"/>
+      <w:lvlText w:val=""/>
+      <w:lvlJc w:val="left"/>
+      <w:pPr>
+        <w:tabs>
+          <w:tab w:val="num" w:pos="2880"/>
+        </w:tabs>
+        <w:ind w:left="2880" w:hanging="360"/>
+      </w:pPr>
+      <w:rPr>
+        <w:rFonts w:ascii="Wingdings" w:hAnsi="Wingdings" w:hint="default"/>
+        <w:sz w:val="20"/>
+      </w:rPr>
+    </w:lvl>
+    <w:lvl w:ilvl="4" w:tentative="1">
+      <w:start w:val="1"/>
+      <w:numFmt w:val="bullet"/>
+      <w:lvlText w:val=""/>
+      <w:lvlJc w:val="left"/>
+      <w:pPr>
+        <w:tabs>
+          <w:tab w:val="num" w:pos="3600"/>
+        </w:tabs>
+        <w:ind w:left="3600" w:hanging="360"/>
+      </w:pPr>
+      <w:rPr>
+        <w:rFonts w:ascii="Wingdings" w:hAnsi="Wingdings" w:hint="default"/>
+        <w:sz w:val="20"/>
+      </w:rPr>
+    </w:lvl>
+    <w:lvl w:ilvl="5" w:tentative="1">
+      <w:start w:val="1"/>
+      <w:numFmt w:val="bullet"/>
+      <w:lvlText w:val=""/>
+      <w:lvlJc w:val="left"/>
+      <w:pPr>
+        <w:tabs>
+          <w:tab w:val="num" w:pos="4320"/>
+        </w:tabs>
+        <w:ind w:left="4320" w:hanging="360"/>
+      </w:pPr>
+      <w:rPr>
+        <w:rFonts w:ascii="Wingdings" w:hAnsi="Wingdings" w:hint="default"/>
+        <w:sz w:val="20"/>
+      </w:rPr>
+    </w:lvl>
+    <w:lvl w:ilvl="6" w:tentative="1">
+      <w:start w:val="1"/>
+      <w:numFmt w:val="bullet"/>
+      <w:lvlText w:val=""/>
+      <w:lvlJc w:val="left"/>
+      <w:pPr>
+        <w:tabs>
+          <w:tab w:val="num" w:pos="5040"/>
+        </w:tabs>
+        <w:ind w:left="5040" w:hanging="360"/>
+      </w:pPr>
+      <w:rPr>
+        <w:rFonts w:ascii="Wingdings" w:hAnsi="Wingdings" w:hint="default"/>
+        <w:sz w:val="20"/>
+      </w:rPr>
+    </w:lvl>
+    <w:lvl w:ilvl="7" w:tentative="1">
+      <w:start w:val="1"/>
+      <w:numFmt w:val="bullet"/>
+      <w:lvlText w:val=""/>
+      <w:lvlJc w:val="left"/>
+      <w:pPr>
+        <w:tabs>
+          <w:tab w:val="num" w:pos="5760"/>
+        </w:tabs>
+        <w:ind w:left="5760" w:hanging="360"/>
+      </w:pPr>
+      <w:rPr>
+        <w:rFonts w:ascii="Wingdings" w:hAnsi="Wingdings" w:hint="default"/>
+        <w:sz w:val="20"/>
+      </w:rPr>
+    </w:lvl>
+    <w:lvl w:ilvl="8" w:tentative="1">
+      <w:start w:val="1"/>
+      <w:numFmt w:val="bullet"/>
+      <w:lvlText w:val=""/>
+      <w:lvlJc w:val="left"/>
+      <w:pPr>
+        <w:tabs>
+          <w:tab w:val="num" w:pos="6480"/>
+        </w:tabs>
+        <w:ind w:left="6480" w:hanging="360"/>
+      </w:pPr>
+      <w:rPr>
+        <w:rFonts w:ascii="Wingdings" w:hAnsi="Wingdings" w:hint="default"/>
+        <w:sz w:val="20"/>
+      </w:rPr>
+    </w:lvl>
+  </w:abstractNum>
+  <w:abstractNum w:abstractNumId="23" w15:restartNumberingAfterBreak="0">
     <w:nsid w:val="2E1C244F"/>
     <w:multiLevelType w:val="multilevel"/>
     <w:tmpl w:val="2A426E88"/>
@@ -10984,7 +14978,7 @@
       </w:rPr>
     </w:lvl>
   </w:abstractNum>
-  <w:abstractNum w:abstractNumId="18" w15:restartNumberingAfterBreak="0">
+  <w:abstractNum w:abstractNumId="24" w15:restartNumberingAfterBreak="0">
     <w:nsid w:val="2EE65FB1"/>
     <w:multiLevelType w:val="multilevel"/>
     <w:tmpl w:val="AE92BEF8"/>
@@ -11133,7 +15127,7 @@
       </w:rPr>
     </w:lvl>
   </w:abstractNum>
-  <w:abstractNum w:abstractNumId="19" w15:restartNumberingAfterBreak="0">
+  <w:abstractNum w:abstractNumId="25" w15:restartNumberingAfterBreak="0">
     <w:nsid w:val="2F0A3D2A"/>
     <w:multiLevelType w:val="multilevel"/>
     <w:tmpl w:val="45344B8E"/>
@@ -11282,7 +15276,7 @@
       </w:rPr>
     </w:lvl>
   </w:abstractNum>
-  <w:abstractNum w:abstractNumId="20" w15:restartNumberingAfterBreak="0">
+  <w:abstractNum w:abstractNumId="26" w15:restartNumberingAfterBreak="0">
     <w:nsid w:val="2F3E13F2"/>
     <w:multiLevelType w:val="multilevel"/>
     <w:tmpl w:val="D4C05070"/>
@@ -11431,7 +15425,7 @@
       </w:rPr>
     </w:lvl>
   </w:abstractNum>
-  <w:abstractNum w:abstractNumId="21" w15:restartNumberingAfterBreak="0">
+  <w:abstractNum w:abstractNumId="27" w15:restartNumberingAfterBreak="0">
     <w:nsid w:val="31C91BE4"/>
     <w:multiLevelType w:val="multilevel"/>
     <w:tmpl w:val="3E001A44"/>
@@ -11580,7 +15574,7 @@
       </w:rPr>
     </w:lvl>
   </w:abstractNum>
-  <w:abstractNum w:abstractNumId="22" w15:restartNumberingAfterBreak="0">
+  <w:abstractNum w:abstractNumId="28" w15:restartNumberingAfterBreak="0">
     <w:nsid w:val="31CF0043"/>
     <w:multiLevelType w:val="multilevel"/>
     <w:tmpl w:val="7DD01AE2"/>
@@ -11729,7 +15723,156 @@
       </w:rPr>
     </w:lvl>
   </w:abstractNum>
-  <w:abstractNum w:abstractNumId="23" w15:restartNumberingAfterBreak="0">
+  <w:abstractNum w:abstractNumId="29" w15:restartNumberingAfterBreak="0">
+    <w:nsid w:val="37464128"/>
+    <w:multiLevelType w:val="multilevel"/>
+    <w:tmpl w:val="C2C8EBC4"/>
+    <w:lvl w:ilvl="0">
+      <w:start w:val="1"/>
+      <w:numFmt w:val="bullet"/>
+      <w:lvlText w:val=""/>
+      <w:lvlJc w:val="left"/>
+      <w:pPr>
+        <w:tabs>
+          <w:tab w:val="num" w:pos="720"/>
+        </w:tabs>
+        <w:ind w:left="720" w:hanging="360"/>
+      </w:pPr>
+      <w:rPr>
+        <w:rFonts w:ascii="Symbol" w:hAnsi="Symbol" w:hint="default"/>
+        <w:sz w:val="20"/>
+      </w:rPr>
+    </w:lvl>
+    <w:lvl w:ilvl="1">
+      <w:start w:val="1"/>
+      <w:numFmt w:val="bullet"/>
+      <w:lvlText w:val="o"/>
+      <w:lvlJc w:val="left"/>
+      <w:pPr>
+        <w:tabs>
+          <w:tab w:val="num" w:pos="1440"/>
+        </w:tabs>
+        <w:ind w:left="1440" w:hanging="360"/>
+      </w:pPr>
+      <w:rPr>
+        <w:rFonts w:ascii="Courier New" w:hAnsi="Courier New" w:hint="default"/>
+        <w:sz w:val="20"/>
+      </w:rPr>
+    </w:lvl>
+    <w:lvl w:ilvl="2" w:tentative="1">
+      <w:start w:val="1"/>
+      <w:numFmt w:val="bullet"/>
+      <w:lvlText w:val=""/>
+      <w:lvlJc w:val="left"/>
+      <w:pPr>
+        <w:tabs>
+          <w:tab w:val="num" w:pos="2160"/>
+        </w:tabs>
+        <w:ind w:left="2160" w:hanging="360"/>
+      </w:pPr>
+      <w:rPr>
+        <w:rFonts w:ascii="Wingdings" w:hAnsi="Wingdings" w:hint="default"/>
+        <w:sz w:val="20"/>
+      </w:rPr>
+    </w:lvl>
+    <w:lvl w:ilvl="3" w:tentative="1">
+      <w:start w:val="1"/>
+      <w:numFmt w:val="bullet"/>
+      <w:lvlText w:val=""/>
+      <w:lvlJc w:val="left"/>
+      <w:pPr>
+        <w:tabs>
+          <w:tab w:val="num" w:pos="2880"/>
+        </w:tabs>
+        <w:ind w:left="2880" w:hanging="360"/>
+      </w:pPr>
+      <w:rPr>
+        <w:rFonts w:ascii="Wingdings" w:hAnsi="Wingdings" w:hint="default"/>
+        <w:sz w:val="20"/>
+      </w:rPr>
+    </w:lvl>
+    <w:lvl w:ilvl="4" w:tentative="1">
+      <w:start w:val="1"/>
+      <w:numFmt w:val="bullet"/>
+      <w:lvlText w:val=""/>
+      <w:lvlJc w:val="left"/>
+      <w:pPr>
+        <w:tabs>
+          <w:tab w:val="num" w:pos="3600"/>
+        </w:tabs>
+        <w:ind w:left="3600" w:hanging="360"/>
+      </w:pPr>
+      <w:rPr>
+        <w:rFonts w:ascii="Wingdings" w:hAnsi="Wingdings" w:hint="default"/>
+        <w:sz w:val="20"/>
+      </w:rPr>
+    </w:lvl>
+    <w:lvl w:ilvl="5" w:tentative="1">
+      <w:start w:val="1"/>
+      <w:numFmt w:val="bullet"/>
+      <w:lvlText w:val=""/>
+      <w:lvlJc w:val="left"/>
+      <w:pPr>
+        <w:tabs>
+          <w:tab w:val="num" w:pos="4320"/>
+        </w:tabs>
+        <w:ind w:left="4320" w:hanging="360"/>
+      </w:pPr>
+      <w:rPr>
+        <w:rFonts w:ascii="Wingdings" w:hAnsi="Wingdings" w:hint="default"/>
+        <w:sz w:val="20"/>
+      </w:rPr>
+    </w:lvl>
+    <w:lvl w:ilvl="6" w:tentative="1">
+      <w:start w:val="1"/>
+      <w:numFmt w:val="bullet"/>
+      <w:lvlText w:val=""/>
+      <w:lvlJc w:val="left"/>
+      <w:pPr>
+        <w:tabs>
+          <w:tab w:val="num" w:pos="5040"/>
+        </w:tabs>
+        <w:ind w:left="5040" w:hanging="360"/>
+      </w:pPr>
+      <w:rPr>
+        <w:rFonts w:ascii="Wingdings" w:hAnsi="Wingdings" w:hint="default"/>
+        <w:sz w:val="20"/>
+      </w:rPr>
+    </w:lvl>
+    <w:lvl w:ilvl="7" w:tentative="1">
+      <w:start w:val="1"/>
+      <w:numFmt w:val="bullet"/>
+      <w:lvlText w:val=""/>
+      <w:lvlJc w:val="left"/>
+      <w:pPr>
+        <w:tabs>
+          <w:tab w:val="num" w:pos="5760"/>
+        </w:tabs>
+        <w:ind w:left="5760" w:hanging="360"/>
+      </w:pPr>
+      <w:rPr>
+        <w:rFonts w:ascii="Wingdings" w:hAnsi="Wingdings" w:hint="default"/>
+        <w:sz w:val="20"/>
+      </w:rPr>
+    </w:lvl>
+    <w:lvl w:ilvl="8" w:tentative="1">
+      <w:start w:val="1"/>
+      <w:numFmt w:val="bullet"/>
+      <w:lvlText w:val=""/>
+      <w:lvlJc w:val="left"/>
+      <w:pPr>
+        <w:tabs>
+          <w:tab w:val="num" w:pos="6480"/>
+        </w:tabs>
+        <w:ind w:left="6480" w:hanging="360"/>
+      </w:pPr>
+      <w:rPr>
+        <w:rFonts w:ascii="Wingdings" w:hAnsi="Wingdings" w:hint="default"/>
+        <w:sz w:val="20"/>
+      </w:rPr>
+    </w:lvl>
+  </w:abstractNum>
+  <w:abstractNum w:abstractNumId="30" w15:restartNumberingAfterBreak="0">
     <w:nsid w:val="392501B8"/>
     <w:multiLevelType w:val="multilevel"/>
     <w:tmpl w:val="53265CF4"/>
@@ -11878,7 +16021,7 @@
       </w:rPr>
     </w:lvl>
   </w:abstractNum>
-  <w:abstractNum w:abstractNumId="24" w15:restartNumberingAfterBreak="0">
+  <w:abstractNum w:abstractNumId="31" w15:restartNumberingAfterBreak="0">
     <w:nsid w:val="3AA7692F"/>
     <w:multiLevelType w:val="multilevel"/>
     <w:tmpl w:val="F8D8FECE"/>
@@ -12027,7 +16170,7 @@
       </w:rPr>
     </w:lvl>
   </w:abstractNum>
-  <w:abstractNum w:abstractNumId="25" w15:restartNumberingAfterBreak="0">
+  <w:abstractNum w:abstractNumId="32" w15:restartNumberingAfterBreak="0">
     <w:nsid w:val="3CCF1E3A"/>
     <w:multiLevelType w:val="multilevel"/>
     <w:tmpl w:val="7EAAB01C"/>
@@ -12176,7 +16319,7 @@
       </w:rPr>
     </w:lvl>
   </w:abstractNum>
-  <w:abstractNum w:abstractNumId="26" w15:restartNumberingAfterBreak="0">
+  <w:abstractNum w:abstractNumId="33" w15:restartNumberingAfterBreak="0">
     <w:nsid w:val="3F072C89"/>
     <w:multiLevelType w:val="multilevel"/>
     <w:tmpl w:val="70529D2A"/>
@@ -12325,7 +16468,7 @@
       </w:rPr>
     </w:lvl>
   </w:abstractNum>
-  <w:abstractNum w:abstractNumId="27" w15:restartNumberingAfterBreak="0">
+  <w:abstractNum w:abstractNumId="34" w15:restartNumberingAfterBreak="0">
     <w:nsid w:val="3FEB4A4C"/>
     <w:multiLevelType w:val="multilevel"/>
     <w:tmpl w:val="28E0712E"/>
@@ -12474,7 +16617,7 @@
       </w:rPr>
     </w:lvl>
   </w:abstractNum>
-  <w:abstractNum w:abstractNumId="28" w15:restartNumberingAfterBreak="0">
+  <w:abstractNum w:abstractNumId="35" w15:restartNumberingAfterBreak="0">
     <w:nsid w:val="417F5636"/>
     <w:multiLevelType w:val="multilevel"/>
     <w:tmpl w:val="3B3A6D80"/>
@@ -12623,7 +16766,7 @@
       </w:rPr>
     </w:lvl>
   </w:abstractNum>
-  <w:abstractNum w:abstractNumId="29" w15:restartNumberingAfterBreak="0">
+  <w:abstractNum w:abstractNumId="36" w15:restartNumberingAfterBreak="0">
     <w:nsid w:val="47817588"/>
     <w:multiLevelType w:val="multilevel"/>
     <w:tmpl w:val="7682CC74"/>
@@ -12772,7 +16915,7 @@
       </w:rPr>
     </w:lvl>
   </w:abstractNum>
-  <w:abstractNum w:abstractNumId="30" w15:restartNumberingAfterBreak="0">
+  <w:abstractNum w:abstractNumId="37" w15:restartNumberingAfterBreak="0">
     <w:nsid w:val="483E2AEE"/>
     <w:multiLevelType w:val="multilevel"/>
     <w:tmpl w:val="70A88158"/>
@@ -12921,7 +17064,7 @@
       </w:rPr>
     </w:lvl>
   </w:abstractNum>
-  <w:abstractNum w:abstractNumId="31" w15:restartNumberingAfterBreak="0">
+  <w:abstractNum w:abstractNumId="38" w15:restartNumberingAfterBreak="0">
     <w:nsid w:val="48CD2856"/>
     <w:multiLevelType w:val="multilevel"/>
     <w:tmpl w:val="48D2110C"/>
@@ -13070,7 +17213,7 @@
       </w:rPr>
     </w:lvl>
   </w:abstractNum>
-  <w:abstractNum w:abstractNumId="32" w15:restartNumberingAfterBreak="0">
+  <w:abstractNum w:abstractNumId="39" w15:restartNumberingAfterBreak="0">
     <w:nsid w:val="4ABA0D34"/>
     <w:multiLevelType w:val="multilevel"/>
     <w:tmpl w:val="4A643AFE"/>
@@ -13219,7 +17362,7 @@
       </w:rPr>
     </w:lvl>
   </w:abstractNum>
-  <w:abstractNum w:abstractNumId="33" w15:restartNumberingAfterBreak="0">
+  <w:abstractNum w:abstractNumId="40" w15:restartNumberingAfterBreak="0">
     <w:nsid w:val="4AD76B24"/>
     <w:multiLevelType w:val="multilevel"/>
     <w:tmpl w:val="4A90CF08"/>
@@ -13368,7 +17511,7 @@
       </w:rPr>
     </w:lvl>
   </w:abstractNum>
-  <w:abstractNum w:abstractNumId="34" w15:restartNumberingAfterBreak="0">
+  <w:abstractNum w:abstractNumId="41" w15:restartNumberingAfterBreak="0">
     <w:nsid w:val="4BE0245F"/>
     <w:multiLevelType w:val="multilevel"/>
     <w:tmpl w:val="2BE43182"/>
@@ -13517,7 +17660,7 @@
       </w:rPr>
     </w:lvl>
   </w:abstractNum>
-  <w:abstractNum w:abstractNumId="35" w15:restartNumberingAfterBreak="0">
+  <w:abstractNum w:abstractNumId="42" w15:restartNumberingAfterBreak="0">
     <w:nsid w:val="4D225602"/>
     <w:multiLevelType w:val="multilevel"/>
     <w:tmpl w:val="ADC85A62"/>
@@ -13666,7 +17809,7 @@
       </w:rPr>
     </w:lvl>
   </w:abstractNum>
-  <w:abstractNum w:abstractNumId="36" w15:restartNumberingAfterBreak="0">
+  <w:abstractNum w:abstractNumId="43" w15:restartNumberingAfterBreak="0">
     <w:nsid w:val="51253D74"/>
     <w:multiLevelType w:val="multilevel"/>
     <w:tmpl w:val="B32C5458"/>
@@ -13815,7 +17958,7 @@
       </w:rPr>
     </w:lvl>
   </w:abstractNum>
-  <w:abstractNum w:abstractNumId="37" w15:restartNumberingAfterBreak="0">
+  <w:abstractNum w:abstractNumId="44" w15:restartNumberingAfterBreak="0">
     <w:nsid w:val="51EC094F"/>
     <w:multiLevelType w:val="multilevel"/>
     <w:tmpl w:val="A5924D30"/>
@@ -13964,7 +18107,156 @@
       </w:rPr>
     </w:lvl>
   </w:abstractNum>
-  <w:abstractNum w:abstractNumId="38" w15:restartNumberingAfterBreak="0">
+  <w:abstractNum w:abstractNumId="45" w15:restartNumberingAfterBreak="0">
+    <w:nsid w:val="53A056EE"/>
+    <w:multiLevelType w:val="multilevel"/>
+    <w:tmpl w:val="50C4CAAA"/>
+    <w:lvl w:ilvl="0">
+      <w:start w:val="1"/>
+      <w:numFmt w:val="bullet"/>
+      <w:lvlText w:val=""/>
+      <w:lvlJc w:val="left"/>
+      <w:pPr>
+        <w:tabs>
+          <w:tab w:val="num" w:pos="720"/>
+        </w:tabs>
+        <w:ind w:left="720" w:hanging="360"/>
+      </w:pPr>
+      <w:rPr>
+        <w:rFonts w:ascii="Symbol" w:hAnsi="Symbol" w:hint="default"/>
+        <w:sz w:val="20"/>
+      </w:rPr>
+    </w:lvl>
+    <w:lvl w:ilvl="1" w:tentative="1">
+      <w:start w:val="1"/>
+      <w:numFmt w:val="bullet"/>
+      <w:lvlText w:val="o"/>
+      <w:lvlJc w:val="left"/>
+      <w:pPr>
+        <w:tabs>
+          <w:tab w:val="num" w:pos="1440"/>
+        </w:tabs>
+        <w:ind w:left="1440" w:hanging="360"/>
+      </w:pPr>
+      <w:rPr>
+        <w:rFonts w:ascii="Courier New" w:hAnsi="Courier New" w:hint="default"/>
+        <w:sz w:val="20"/>
+      </w:rPr>
+    </w:lvl>
+    <w:lvl w:ilvl="2" w:tentative="1">
+      <w:start w:val="1"/>
+      <w:numFmt w:val="bullet"/>
+      <w:lvlText w:val=""/>
+      <w:lvlJc w:val="left"/>
+      <w:pPr>
+        <w:tabs>
+          <w:tab w:val="num" w:pos="2160"/>
+        </w:tabs>
+        <w:ind w:left="2160" w:hanging="360"/>
+      </w:pPr>
+      <w:rPr>
+        <w:rFonts w:ascii="Wingdings" w:hAnsi="Wingdings" w:hint="default"/>
+        <w:sz w:val="20"/>
+      </w:rPr>
+    </w:lvl>
+    <w:lvl w:ilvl="3" w:tentative="1">
+      <w:start w:val="1"/>
+      <w:numFmt w:val="bullet"/>
+      <w:lvlText w:val=""/>
+      <w:lvlJc w:val="left"/>
+      <w:pPr>
+        <w:tabs>
+          <w:tab w:val="num" w:pos="2880"/>
+        </w:tabs>
+        <w:ind w:left="2880" w:hanging="360"/>
+      </w:pPr>
+      <w:rPr>
+        <w:rFonts w:ascii="Wingdings" w:hAnsi="Wingdings" w:hint="default"/>
+        <w:sz w:val="20"/>
+      </w:rPr>
+    </w:lvl>
+    <w:lvl w:ilvl="4" w:tentative="1">
+      <w:start w:val="1"/>
+      <w:numFmt w:val="bullet"/>
+      <w:lvlText w:val=""/>
+      <w:lvlJc w:val="left"/>
+      <w:pPr>
+        <w:tabs>
+          <w:tab w:val="num" w:pos="3600"/>
+        </w:tabs>
+        <w:ind w:left="3600" w:hanging="360"/>
+      </w:pPr>
+      <w:rPr>
+        <w:rFonts w:ascii="Wingdings" w:hAnsi="Wingdings" w:hint="default"/>
+        <w:sz w:val="20"/>
+      </w:rPr>
+    </w:lvl>
+    <w:lvl w:ilvl="5" w:tentative="1">
+      <w:start w:val="1"/>
+      <w:numFmt w:val="bullet"/>
+      <w:lvlText w:val=""/>
+      <w:lvlJc w:val="left"/>
+      <w:pPr>
+        <w:tabs>
+          <w:tab w:val="num" w:pos="4320"/>
+        </w:tabs>
+        <w:ind w:left="4320" w:hanging="360"/>
+      </w:pPr>
+      <w:rPr>
+        <w:rFonts w:ascii="Wingdings" w:hAnsi="Wingdings" w:hint="default"/>
+        <w:sz w:val="20"/>
+      </w:rPr>
+    </w:lvl>
+    <w:lvl w:ilvl="6" w:tentative="1">
+      <w:start w:val="1"/>
+      <w:numFmt w:val="bullet"/>
+      <w:lvlText w:val=""/>
+      <w:lvlJc w:val="left"/>
+      <w:pPr>
+        <w:tabs>
+          <w:tab w:val="num" w:pos="5040"/>
+        </w:tabs>
+        <w:ind w:left="5040" w:hanging="360"/>
+      </w:pPr>
+      <w:rPr>
+        <w:rFonts w:ascii="Wingdings" w:hAnsi="Wingdings" w:hint="default"/>
+        <w:sz w:val="20"/>
+      </w:rPr>
+    </w:lvl>
+    <w:lvl w:ilvl="7" w:tentative="1">
+      <w:start w:val="1"/>
+      <w:numFmt w:val="bullet"/>
+      <w:lvlText w:val=""/>
+      <w:lvlJc w:val="left"/>
+      <w:pPr>
+        <w:tabs>
+          <w:tab w:val="num" w:pos="5760"/>
+        </w:tabs>
+        <w:ind w:left="5760" w:hanging="360"/>
+      </w:pPr>
+      <w:rPr>
+        <w:rFonts w:ascii="Wingdings" w:hAnsi="Wingdings" w:hint="default"/>
+        <w:sz w:val="20"/>
+      </w:rPr>
+    </w:lvl>
+    <w:lvl w:ilvl="8" w:tentative="1">
+      <w:start w:val="1"/>
+      <w:numFmt w:val="bullet"/>
+      <w:lvlText w:val=""/>
+      <w:lvlJc w:val="left"/>
+      <w:pPr>
+        <w:tabs>
+          <w:tab w:val="num" w:pos="6480"/>
+        </w:tabs>
+        <w:ind w:left="6480" w:hanging="360"/>
+      </w:pPr>
+      <w:rPr>
+        <w:rFonts w:ascii="Wingdings" w:hAnsi="Wingdings" w:hint="default"/>
+        <w:sz w:val="20"/>
+      </w:rPr>
+    </w:lvl>
+  </w:abstractNum>
+  <w:abstractNum w:abstractNumId="46" w15:restartNumberingAfterBreak="0">
     <w:nsid w:val="57EC3DE9"/>
     <w:multiLevelType w:val="multilevel"/>
     <w:tmpl w:val="8724FF8E"/>
@@ -14113,7 +18405,7 @@
       </w:rPr>
     </w:lvl>
   </w:abstractNum>
-  <w:abstractNum w:abstractNumId="39" w15:restartNumberingAfterBreak="0">
+  <w:abstractNum w:abstractNumId="47" w15:restartNumberingAfterBreak="0">
     <w:nsid w:val="59165C45"/>
     <w:multiLevelType w:val="multilevel"/>
     <w:tmpl w:val="F440D27E"/>
@@ -14262,7 +18554,156 @@
       </w:rPr>
     </w:lvl>
   </w:abstractNum>
-  <w:abstractNum w:abstractNumId="40" w15:restartNumberingAfterBreak="0">
+  <w:abstractNum w:abstractNumId="48" w15:restartNumberingAfterBreak="0">
+    <w:nsid w:val="59DD409C"/>
+    <w:multiLevelType w:val="multilevel"/>
+    <w:tmpl w:val="B35C3CA2"/>
+    <w:lvl w:ilvl="0">
+      <w:start w:val="1"/>
+      <w:numFmt w:val="bullet"/>
+      <w:lvlText w:val=""/>
+      <w:lvlJc w:val="left"/>
+      <w:pPr>
+        <w:tabs>
+          <w:tab w:val="num" w:pos="720"/>
+        </w:tabs>
+        <w:ind w:left="720" w:hanging="360"/>
+      </w:pPr>
+      <w:rPr>
+        <w:rFonts w:ascii="Symbol" w:hAnsi="Symbol" w:hint="default"/>
+        <w:sz w:val="20"/>
+      </w:rPr>
+    </w:lvl>
+    <w:lvl w:ilvl="1" w:tentative="1">
+      <w:start w:val="1"/>
+      <w:numFmt w:val="bullet"/>
+      <w:lvlText w:val="o"/>
+      <w:lvlJc w:val="left"/>
+      <w:pPr>
+        <w:tabs>
+          <w:tab w:val="num" w:pos="1440"/>
+        </w:tabs>
+        <w:ind w:left="1440" w:hanging="360"/>
+      </w:pPr>
+      <w:rPr>
+        <w:rFonts w:ascii="Courier New" w:hAnsi="Courier New" w:hint="default"/>
+        <w:sz w:val="20"/>
+      </w:rPr>
+    </w:lvl>
+    <w:lvl w:ilvl="2" w:tentative="1">
+      <w:start w:val="1"/>
+      <w:numFmt w:val="bullet"/>
+      <w:lvlText w:val=""/>
+      <w:lvlJc w:val="left"/>
+      <w:pPr>
+        <w:tabs>
+          <w:tab w:val="num" w:pos="2160"/>
+        </w:tabs>
+        <w:ind w:left="2160" w:hanging="360"/>
+      </w:pPr>
+      <w:rPr>
+        <w:rFonts w:ascii="Wingdings" w:hAnsi="Wingdings" w:hint="default"/>
+        <w:sz w:val="20"/>
+      </w:rPr>
+    </w:lvl>
+    <w:lvl w:ilvl="3" w:tentative="1">
+      <w:start w:val="1"/>
+      <w:numFmt w:val="bullet"/>
+      <w:lvlText w:val=""/>
+      <w:lvlJc w:val="left"/>
+      <w:pPr>
+        <w:tabs>
+          <w:tab w:val="num" w:pos="2880"/>
+        </w:tabs>
+        <w:ind w:left="2880" w:hanging="360"/>
+      </w:pPr>
+      <w:rPr>
+        <w:rFonts w:ascii="Wingdings" w:hAnsi="Wingdings" w:hint="default"/>
+        <w:sz w:val="20"/>
+      </w:rPr>
+    </w:lvl>
+    <w:lvl w:ilvl="4" w:tentative="1">
+      <w:start w:val="1"/>
+      <w:numFmt w:val="bullet"/>
+      <w:lvlText w:val=""/>
+      <w:lvlJc w:val="left"/>
+      <w:pPr>
+        <w:tabs>
+          <w:tab w:val="num" w:pos="3600"/>
+        </w:tabs>
+        <w:ind w:left="3600" w:hanging="360"/>
+      </w:pPr>
+      <w:rPr>
+        <w:rFonts w:ascii="Wingdings" w:hAnsi="Wingdings" w:hint="default"/>
+        <w:sz w:val="20"/>
+      </w:rPr>
+    </w:lvl>
+    <w:lvl w:ilvl="5" w:tentative="1">
+      <w:start w:val="1"/>
+      <w:numFmt w:val="bullet"/>
+      <w:lvlText w:val=""/>
+      <w:lvlJc w:val="left"/>
+      <w:pPr>
+        <w:tabs>
+          <w:tab w:val="num" w:pos="4320"/>
+        </w:tabs>
+        <w:ind w:left="4320" w:hanging="360"/>
+      </w:pPr>
+      <w:rPr>
+        <w:rFonts w:ascii="Wingdings" w:hAnsi="Wingdings" w:hint="default"/>
+        <w:sz w:val="20"/>
+      </w:rPr>
+    </w:lvl>
+    <w:lvl w:ilvl="6" w:tentative="1">
+      <w:start w:val="1"/>
+      <w:numFmt w:val="bullet"/>
+      <w:lvlText w:val=""/>
+      <w:lvlJc w:val="left"/>
+      <w:pPr>
+        <w:tabs>
+          <w:tab w:val="num" w:pos="5040"/>
+        </w:tabs>
+        <w:ind w:left="5040" w:hanging="360"/>
+      </w:pPr>
+      <w:rPr>
+        <w:rFonts w:ascii="Wingdings" w:hAnsi="Wingdings" w:hint="default"/>
+        <w:sz w:val="20"/>
+      </w:rPr>
+    </w:lvl>
+    <w:lvl w:ilvl="7" w:tentative="1">
+      <w:start w:val="1"/>
+      <w:numFmt w:val="bullet"/>
+      <w:lvlText w:val=""/>
+      <w:lvlJc w:val="left"/>
+      <w:pPr>
+        <w:tabs>
+          <w:tab w:val="num" w:pos="5760"/>
+        </w:tabs>
+        <w:ind w:left="5760" w:hanging="360"/>
+      </w:pPr>
+      <w:rPr>
+        <w:rFonts w:ascii="Wingdings" w:hAnsi="Wingdings" w:hint="default"/>
+        <w:sz w:val="20"/>
+      </w:rPr>
+    </w:lvl>
+    <w:lvl w:ilvl="8" w:tentative="1">
+      <w:start w:val="1"/>
+      <w:numFmt w:val="bullet"/>
+      <w:lvlText w:val=""/>
+      <w:lvlJc w:val="left"/>
+      <w:pPr>
+        <w:tabs>
+          <w:tab w:val="num" w:pos="6480"/>
+        </w:tabs>
+        <w:ind w:left="6480" w:hanging="360"/>
+      </w:pPr>
+      <w:rPr>
+        <w:rFonts w:ascii="Wingdings" w:hAnsi="Wingdings" w:hint="default"/>
+        <w:sz w:val="20"/>
+      </w:rPr>
+    </w:lvl>
+  </w:abstractNum>
+  <w:abstractNum w:abstractNumId="49" w15:restartNumberingAfterBreak="0">
     <w:nsid w:val="5A3B5047"/>
     <w:multiLevelType w:val="multilevel"/>
     <w:tmpl w:val="ED625024"/>
@@ -14379,7 +18820,156 @@
       </w:pPr>
     </w:lvl>
   </w:abstractNum>
-  <w:abstractNum w:abstractNumId="41" w15:restartNumberingAfterBreak="0">
+  <w:abstractNum w:abstractNumId="50" w15:restartNumberingAfterBreak="0">
+    <w:nsid w:val="5B0063C1"/>
+    <w:multiLevelType w:val="multilevel"/>
+    <w:tmpl w:val="450C3F82"/>
+    <w:lvl w:ilvl="0">
+      <w:start w:val="1"/>
+      <w:numFmt w:val="bullet"/>
+      <w:lvlText w:val=""/>
+      <w:lvlJc w:val="left"/>
+      <w:pPr>
+        <w:tabs>
+          <w:tab w:val="num" w:pos="720"/>
+        </w:tabs>
+        <w:ind w:left="720" w:hanging="360"/>
+      </w:pPr>
+      <w:rPr>
+        <w:rFonts w:ascii="Symbol" w:hAnsi="Symbol" w:hint="default"/>
+        <w:sz w:val="20"/>
+      </w:rPr>
+    </w:lvl>
+    <w:lvl w:ilvl="1">
+      <w:start w:val="1"/>
+      <w:numFmt w:val="bullet"/>
+      <w:lvlText w:val="o"/>
+      <w:lvlJc w:val="left"/>
+      <w:pPr>
+        <w:tabs>
+          <w:tab w:val="num" w:pos="1440"/>
+        </w:tabs>
+        <w:ind w:left="1440" w:hanging="360"/>
+      </w:pPr>
+      <w:rPr>
+        <w:rFonts w:ascii="Courier New" w:hAnsi="Courier New" w:hint="default"/>
+        <w:sz w:val="20"/>
+      </w:rPr>
+    </w:lvl>
+    <w:lvl w:ilvl="2" w:tentative="1">
+      <w:start w:val="1"/>
+      <w:numFmt w:val="bullet"/>
+      <w:lvlText w:val=""/>
+      <w:lvlJc w:val="left"/>
+      <w:pPr>
+        <w:tabs>
+          <w:tab w:val="num" w:pos="2160"/>
+        </w:tabs>
+        <w:ind w:left="2160" w:hanging="360"/>
+      </w:pPr>
+      <w:rPr>
+        <w:rFonts w:ascii="Wingdings" w:hAnsi="Wingdings" w:hint="default"/>
+        <w:sz w:val="20"/>
+      </w:rPr>
+    </w:lvl>
+    <w:lvl w:ilvl="3" w:tentative="1">
+      <w:start w:val="1"/>
+      <w:numFmt w:val="bullet"/>
+      <w:lvlText w:val=""/>
+      <w:lvlJc w:val="left"/>
+      <w:pPr>
+        <w:tabs>
+          <w:tab w:val="num" w:pos="2880"/>
+        </w:tabs>
+        <w:ind w:left="2880" w:hanging="360"/>
+      </w:pPr>
+      <w:rPr>
+        <w:rFonts w:ascii="Wingdings" w:hAnsi="Wingdings" w:hint="default"/>
+        <w:sz w:val="20"/>
+      </w:rPr>
+    </w:lvl>
+    <w:lvl w:ilvl="4" w:tentative="1">
+      <w:start w:val="1"/>
+      <w:numFmt w:val="bullet"/>
+      <w:lvlText w:val=""/>
+      <w:lvlJc w:val="left"/>
+      <w:pPr>
+        <w:tabs>
+          <w:tab w:val="num" w:pos="3600"/>
+        </w:tabs>
+        <w:ind w:left="3600" w:hanging="360"/>
+      </w:pPr>
+      <w:rPr>
+        <w:rFonts w:ascii="Wingdings" w:hAnsi="Wingdings" w:hint="default"/>
+        <w:sz w:val="20"/>
+      </w:rPr>
+    </w:lvl>
+    <w:lvl w:ilvl="5" w:tentative="1">
+      <w:start w:val="1"/>
+      <w:numFmt w:val="bullet"/>
+      <w:lvlText w:val=""/>
+      <w:lvlJc w:val="left"/>
+      <w:pPr>
+        <w:tabs>
+          <w:tab w:val="num" w:pos="4320"/>
+        </w:tabs>
+        <w:ind w:left="4320" w:hanging="360"/>
+      </w:pPr>
+      <w:rPr>
+        <w:rFonts w:ascii="Wingdings" w:hAnsi="Wingdings" w:hint="default"/>
+        <w:sz w:val="20"/>
+      </w:rPr>
+    </w:lvl>
+    <w:lvl w:ilvl="6" w:tentative="1">
+      <w:start w:val="1"/>
+      <w:numFmt w:val="bullet"/>
+      <w:lvlText w:val=""/>
+      <w:lvlJc w:val="left"/>
+      <w:pPr>
+        <w:tabs>
+          <w:tab w:val="num" w:pos="5040"/>
+        </w:tabs>
+        <w:ind w:left="5040" w:hanging="360"/>
+      </w:pPr>
+      <w:rPr>
+        <w:rFonts w:ascii="Wingdings" w:hAnsi="Wingdings" w:hint="default"/>
+        <w:sz w:val="20"/>
+      </w:rPr>
+    </w:lvl>
+    <w:lvl w:ilvl="7" w:tentative="1">
+      <w:start w:val="1"/>
+      <w:numFmt w:val="bullet"/>
+      <w:lvlText w:val=""/>
+      <w:lvlJc w:val="left"/>
+      <w:pPr>
+        <w:tabs>
+          <w:tab w:val="num" w:pos="5760"/>
+        </w:tabs>
+        <w:ind w:left="5760" w:hanging="360"/>
+      </w:pPr>
+      <w:rPr>
+        <w:rFonts w:ascii="Wingdings" w:hAnsi="Wingdings" w:hint="default"/>
+        <w:sz w:val="20"/>
+      </w:rPr>
+    </w:lvl>
+    <w:lvl w:ilvl="8" w:tentative="1">
+      <w:start w:val="1"/>
+      <w:numFmt w:val="bullet"/>
+      <w:lvlText w:val=""/>
+      <w:lvlJc w:val="left"/>
+      <w:pPr>
+        <w:tabs>
+          <w:tab w:val="num" w:pos="6480"/>
+        </w:tabs>
+        <w:ind w:left="6480" w:hanging="360"/>
+      </w:pPr>
+      <w:rPr>
+        <w:rFonts w:ascii="Wingdings" w:hAnsi="Wingdings" w:hint="default"/>
+        <w:sz w:val="20"/>
+      </w:rPr>
+    </w:lvl>
+  </w:abstractNum>
+  <w:abstractNum w:abstractNumId="51" w15:restartNumberingAfterBreak="0">
     <w:nsid w:val="5B6747C7"/>
     <w:multiLevelType w:val="multilevel"/>
     <w:tmpl w:val="B7F25B74"/>
@@ -14528,7 +19118,7 @@
       </w:rPr>
     </w:lvl>
   </w:abstractNum>
-  <w:abstractNum w:abstractNumId="42" w15:restartNumberingAfterBreak="0">
+  <w:abstractNum w:abstractNumId="52" w15:restartNumberingAfterBreak="0">
     <w:nsid w:val="5C7238FE"/>
     <w:multiLevelType w:val="multilevel"/>
     <w:tmpl w:val="74C29814"/>
@@ -14677,7 +19267,7 @@
       </w:rPr>
     </w:lvl>
   </w:abstractNum>
-  <w:abstractNum w:abstractNumId="43" w15:restartNumberingAfterBreak="0">
+  <w:abstractNum w:abstractNumId="53" w15:restartNumberingAfterBreak="0">
     <w:nsid w:val="644E5743"/>
     <w:multiLevelType w:val="multilevel"/>
     <w:tmpl w:val="DDDCF436"/>
@@ -14826,7 +19416,7 @@
       </w:rPr>
     </w:lvl>
   </w:abstractNum>
-  <w:abstractNum w:abstractNumId="44" w15:restartNumberingAfterBreak="0">
+  <w:abstractNum w:abstractNumId="54" w15:restartNumberingAfterBreak="0">
     <w:nsid w:val="650A706B"/>
     <w:multiLevelType w:val="multilevel"/>
     <w:tmpl w:val="08AC21EE"/>
@@ -14975,7 +19565,7 @@
       </w:rPr>
     </w:lvl>
   </w:abstractNum>
-  <w:abstractNum w:abstractNumId="45" w15:restartNumberingAfterBreak="0">
+  <w:abstractNum w:abstractNumId="55" w15:restartNumberingAfterBreak="0">
     <w:nsid w:val="65C03833"/>
     <w:multiLevelType w:val="multilevel"/>
     <w:tmpl w:val="64C2F2BA"/>
@@ -15124,7 +19714,7 @@
       </w:rPr>
     </w:lvl>
   </w:abstractNum>
-  <w:abstractNum w:abstractNumId="46" w15:restartNumberingAfterBreak="0">
+  <w:abstractNum w:abstractNumId="56" w15:restartNumberingAfterBreak="0">
     <w:nsid w:val="66FF1CDA"/>
     <w:multiLevelType w:val="multilevel"/>
     <w:tmpl w:val="2212967A"/>
@@ -15273,7 +19863,7 @@
       </w:rPr>
     </w:lvl>
   </w:abstractNum>
-  <w:abstractNum w:abstractNumId="47" w15:restartNumberingAfterBreak="0">
+  <w:abstractNum w:abstractNumId="57" w15:restartNumberingAfterBreak="0">
     <w:nsid w:val="6A797A0D"/>
     <w:multiLevelType w:val="multilevel"/>
     <w:tmpl w:val="276A7BC4"/>
@@ -15422,7 +20012,7 @@
       </w:rPr>
     </w:lvl>
   </w:abstractNum>
-  <w:abstractNum w:abstractNumId="48" w15:restartNumberingAfterBreak="0">
+  <w:abstractNum w:abstractNumId="58" w15:restartNumberingAfterBreak="0">
     <w:nsid w:val="70A53F75"/>
     <w:multiLevelType w:val="multilevel"/>
     <w:tmpl w:val="4F4468A4"/>
@@ -15571,7 +20161,7 @@
       </w:rPr>
     </w:lvl>
   </w:abstractNum>
-  <w:abstractNum w:abstractNumId="49" w15:restartNumberingAfterBreak="0">
+  <w:abstractNum w:abstractNumId="59" w15:restartNumberingAfterBreak="0">
     <w:nsid w:val="71534808"/>
     <w:multiLevelType w:val="multilevel"/>
     <w:tmpl w:val="36D4B34A"/>
@@ -15720,7 +20310,7 @@
       </w:rPr>
     </w:lvl>
   </w:abstractNum>
-  <w:abstractNum w:abstractNumId="50" w15:restartNumberingAfterBreak="0">
+  <w:abstractNum w:abstractNumId="60" w15:restartNumberingAfterBreak="0">
     <w:nsid w:val="73FB374A"/>
     <w:multiLevelType w:val="multilevel"/>
     <w:tmpl w:val="964EC214"/>
@@ -15869,7 +20459,7 @@
       </w:rPr>
     </w:lvl>
   </w:abstractNum>
-  <w:abstractNum w:abstractNumId="51" w15:restartNumberingAfterBreak="0">
+  <w:abstractNum w:abstractNumId="61" w15:restartNumberingAfterBreak="0">
     <w:nsid w:val="79FC7DC3"/>
     <w:multiLevelType w:val="multilevel"/>
     <w:tmpl w:val="07D4B7F2"/>
@@ -16018,7 +20608,7 @@
       </w:rPr>
     </w:lvl>
   </w:abstractNum>
-  <w:abstractNum w:abstractNumId="52" w15:restartNumberingAfterBreak="0">
+  <w:abstractNum w:abstractNumId="62" w15:restartNumberingAfterBreak="0">
     <w:nsid w:val="7AA00F48"/>
     <w:multiLevelType w:val="multilevel"/>
     <w:tmpl w:val="FDDA5678"/>
@@ -16167,7 +20757,7 @@
       </w:rPr>
     </w:lvl>
   </w:abstractNum>
-  <w:abstractNum w:abstractNumId="53" w15:restartNumberingAfterBreak="0">
+  <w:abstractNum w:abstractNumId="63" w15:restartNumberingAfterBreak="0">
     <w:nsid w:val="7F8A1B5C"/>
     <w:multiLevelType w:val="multilevel"/>
     <w:tmpl w:val="AF02642C"/>
@@ -16316,7 +20906,7 @@
       </w:rPr>
     </w:lvl>
   </w:abstractNum>
-  <w:abstractNum w:abstractNumId="54" w15:restartNumberingAfterBreak="0">
+  <w:abstractNum w:abstractNumId="64" w15:restartNumberingAfterBreak="0">
     <w:nsid w:val="7F9E275B"/>
     <w:multiLevelType w:val="multilevel"/>
     <w:tmpl w:val="1F7072AA"/>
@@ -16466,169 +21056,199 @@
     </w:lvl>
   </w:abstractNum>
   <w:num w:numId="1" w16cid:durableId="1372270057">
-    <w:abstractNumId w:val="47"/>
+    <w:abstractNumId w:val="57"/>
   </w:num>
   <w:num w:numId="2" w16cid:durableId="1695035293">
-    <w:abstractNumId w:val="40"/>
+    <w:abstractNumId w:val="49"/>
   </w:num>
   <w:num w:numId="3" w16cid:durableId="1337800884">
-    <w:abstractNumId w:val="32"/>
+    <w:abstractNumId w:val="39"/>
   </w:num>
   <w:num w:numId="4" w16cid:durableId="1037850418">
-    <w:abstractNumId w:val="54"/>
+    <w:abstractNumId w:val="64"/>
   </w:num>
   <w:num w:numId="5" w16cid:durableId="971859996">
-    <w:abstractNumId w:val="46"/>
+    <w:abstractNumId w:val="56"/>
   </w:num>
   <w:num w:numId="6" w16cid:durableId="2130196407">
-    <w:abstractNumId w:val="41"/>
+    <w:abstractNumId w:val="51"/>
   </w:num>
   <w:num w:numId="7" w16cid:durableId="1990134635">
-    <w:abstractNumId w:val="11"/>
+    <w:abstractNumId w:val="14"/>
   </w:num>
   <w:num w:numId="8" w16cid:durableId="1941405180">
-    <w:abstractNumId w:val="21"/>
+    <w:abstractNumId w:val="27"/>
   </w:num>
   <w:num w:numId="9" w16cid:durableId="311644603">
     <w:abstractNumId w:val="0"/>
   </w:num>
   <w:num w:numId="10" w16cid:durableId="475027361">
-    <w:abstractNumId w:val="31"/>
+    <w:abstractNumId w:val="38"/>
   </w:num>
   <w:num w:numId="11" w16cid:durableId="981036861">
     <w:abstractNumId w:val="2"/>
   </w:num>
   <w:num w:numId="12" w16cid:durableId="108671387">
+    <w:abstractNumId w:val="43"/>
+  </w:num>
+  <w:num w:numId="13" w16cid:durableId="2069768759">
     <w:abstractNumId w:val="36"/>
   </w:num>
-  <w:num w:numId="13" w16cid:durableId="2069768759">
-    <w:abstractNumId w:val="29"/>
-  </w:num>
   <w:num w:numId="14" w16cid:durableId="840240793">
-    <w:abstractNumId w:val="27"/>
+    <w:abstractNumId w:val="34"/>
   </w:num>
   <w:num w:numId="15" w16cid:durableId="798229412">
-    <w:abstractNumId w:val="20"/>
+    <w:abstractNumId w:val="26"/>
   </w:num>
   <w:num w:numId="16" w16cid:durableId="1812820522">
-    <w:abstractNumId w:val="39"/>
+    <w:abstractNumId w:val="47"/>
   </w:num>
   <w:num w:numId="17" w16cid:durableId="61759804">
     <w:abstractNumId w:val="3"/>
   </w:num>
   <w:num w:numId="18" w16cid:durableId="164564230">
-    <w:abstractNumId w:val="33"/>
+    <w:abstractNumId w:val="40"/>
   </w:num>
   <w:num w:numId="19" w16cid:durableId="1428690356">
-    <w:abstractNumId w:val="34"/>
+    <w:abstractNumId w:val="41"/>
   </w:num>
   <w:num w:numId="20" w16cid:durableId="1444304199">
-    <w:abstractNumId w:val="30"/>
+    <w:abstractNumId w:val="37"/>
   </w:num>
   <w:num w:numId="21" w16cid:durableId="1351377427">
-    <w:abstractNumId w:val="52"/>
+    <w:abstractNumId w:val="62"/>
   </w:num>
   <w:num w:numId="22" w16cid:durableId="2042700541">
-    <w:abstractNumId w:val="6"/>
+    <w:abstractNumId w:val="8"/>
   </w:num>
   <w:num w:numId="23" w16cid:durableId="1102990962">
-    <w:abstractNumId w:val="53"/>
+    <w:abstractNumId w:val="63"/>
   </w:num>
   <w:num w:numId="24" w16cid:durableId="2147164633">
-    <w:abstractNumId w:val="19"/>
+    <w:abstractNumId w:val="25"/>
   </w:num>
   <w:num w:numId="25" w16cid:durableId="1722440643">
-    <w:abstractNumId w:val="26"/>
+    <w:abstractNumId w:val="33"/>
   </w:num>
   <w:num w:numId="26" w16cid:durableId="1954483104">
     <w:abstractNumId w:val="1"/>
   </w:num>
   <w:num w:numId="27" w16cid:durableId="306054536">
-    <w:abstractNumId w:val="15"/>
+    <w:abstractNumId w:val="20"/>
   </w:num>
   <w:num w:numId="28" w16cid:durableId="1532835440">
-    <w:abstractNumId w:val="42"/>
+    <w:abstractNumId w:val="52"/>
   </w:num>
   <w:num w:numId="29" w16cid:durableId="1015153618">
-    <w:abstractNumId w:val="8"/>
+    <w:abstractNumId w:val="11"/>
   </w:num>
   <w:num w:numId="30" w16cid:durableId="485634971">
-    <w:abstractNumId w:val="28"/>
+    <w:abstractNumId w:val="35"/>
   </w:num>
   <w:num w:numId="31" w16cid:durableId="1250501514">
     <w:abstractNumId w:val="4"/>
   </w:num>
   <w:num w:numId="32" w16cid:durableId="53622849">
+    <w:abstractNumId w:val="17"/>
+  </w:num>
+  <w:num w:numId="33" w16cid:durableId="959989461">
+    <w:abstractNumId w:val="55"/>
+  </w:num>
+  <w:num w:numId="34" w16cid:durableId="1274946515">
+    <w:abstractNumId w:val="28"/>
+  </w:num>
+  <w:num w:numId="35" w16cid:durableId="617417077">
     <w:abstractNumId w:val="12"/>
   </w:num>
-  <w:num w:numId="33" w16cid:durableId="959989461">
-    <w:abstractNumId w:val="45"/>
-  </w:num>
-  <w:num w:numId="34" w16cid:durableId="1274946515">
-    <w:abstractNumId w:val="22"/>
-  </w:num>
-  <w:num w:numId="35" w16cid:durableId="617417077">
-    <w:abstractNumId w:val="9"/>
-  </w:num>
   <w:num w:numId="36" w16cid:durableId="1640769836">
-    <w:abstractNumId w:val="49"/>
+    <w:abstractNumId w:val="59"/>
   </w:num>
   <w:num w:numId="37" w16cid:durableId="1536042184">
-    <w:abstractNumId w:val="25"/>
+    <w:abstractNumId w:val="32"/>
   </w:num>
   <w:num w:numId="38" w16cid:durableId="676612933">
-    <w:abstractNumId w:val="23"/>
+    <w:abstractNumId w:val="30"/>
   </w:num>
   <w:num w:numId="39" w16cid:durableId="1431583927">
-    <w:abstractNumId w:val="37"/>
+    <w:abstractNumId w:val="44"/>
   </w:num>
   <w:num w:numId="40" w16cid:durableId="1612780955">
     <w:abstractNumId w:val="5"/>
   </w:num>
   <w:num w:numId="41" w16cid:durableId="1399867394">
+    <w:abstractNumId w:val="10"/>
+  </w:num>
+  <w:num w:numId="42" w16cid:durableId="482694750">
+    <w:abstractNumId w:val="21"/>
+  </w:num>
+  <w:num w:numId="43" w16cid:durableId="144055622">
+    <w:abstractNumId w:val="19"/>
+  </w:num>
+  <w:num w:numId="44" w16cid:durableId="1813908593">
+    <w:abstractNumId w:val="24"/>
+  </w:num>
+  <w:num w:numId="45" w16cid:durableId="1325277018">
+    <w:abstractNumId w:val="46"/>
+  </w:num>
+  <w:num w:numId="46" w16cid:durableId="950669077">
+    <w:abstractNumId w:val="53"/>
+  </w:num>
+  <w:num w:numId="47" w16cid:durableId="1716616748">
+    <w:abstractNumId w:val="42"/>
+  </w:num>
+  <w:num w:numId="48" w16cid:durableId="1881474178">
+    <w:abstractNumId w:val="23"/>
+  </w:num>
+  <w:num w:numId="49" w16cid:durableId="1487817383">
+    <w:abstractNumId w:val="18"/>
+  </w:num>
+  <w:num w:numId="50" w16cid:durableId="1536381330">
+    <w:abstractNumId w:val="31"/>
+  </w:num>
+  <w:num w:numId="51" w16cid:durableId="620963014">
+    <w:abstractNumId w:val="13"/>
+  </w:num>
+  <w:num w:numId="52" w16cid:durableId="1937012256">
+    <w:abstractNumId w:val="58"/>
+  </w:num>
+  <w:num w:numId="53" w16cid:durableId="421805052">
+    <w:abstractNumId w:val="60"/>
+  </w:num>
+  <w:num w:numId="54" w16cid:durableId="352847615">
+    <w:abstractNumId w:val="54"/>
+  </w:num>
+  <w:num w:numId="55" w16cid:durableId="516234493">
+    <w:abstractNumId w:val="61"/>
+  </w:num>
+  <w:num w:numId="56" w16cid:durableId="845285270">
+    <w:abstractNumId w:val="48"/>
+  </w:num>
+  <w:num w:numId="57" w16cid:durableId="1058818329">
+    <w:abstractNumId w:val="29"/>
+  </w:num>
+  <w:num w:numId="58" w16cid:durableId="930166399">
     <w:abstractNumId w:val="7"/>
   </w:num>
-  <w:num w:numId="42" w16cid:durableId="482694750">
+  <w:num w:numId="59" w16cid:durableId="859391167">
+    <w:abstractNumId w:val="45"/>
+  </w:num>
+  <w:num w:numId="60" w16cid:durableId="829949061">
+    <w:abstractNumId w:val="9"/>
+  </w:num>
+  <w:num w:numId="61" w16cid:durableId="1661079915">
     <w:abstractNumId w:val="16"/>
   </w:num>
-  <w:num w:numId="43" w16cid:durableId="144055622">
-    <w:abstractNumId w:val="14"/>
-  </w:num>
-  <w:num w:numId="44" w16cid:durableId="1813908593">
-    <w:abstractNumId w:val="18"/>
-  </w:num>
-  <w:num w:numId="45" w16cid:durableId="1325277018">
-    <w:abstractNumId w:val="38"/>
-  </w:num>
-  <w:num w:numId="46" w16cid:durableId="950669077">
-    <w:abstractNumId w:val="43"/>
-  </w:num>
-  <w:num w:numId="47" w16cid:durableId="1716616748">
-    <w:abstractNumId w:val="35"/>
-  </w:num>
-  <w:num w:numId="48" w16cid:durableId="1881474178">
-    <w:abstractNumId w:val="17"/>
-  </w:num>
-  <w:num w:numId="49" w16cid:durableId="1487817383">
-    <w:abstractNumId w:val="13"/>
-  </w:num>
-  <w:num w:numId="50" w16cid:durableId="1536381330">
-    <w:abstractNumId w:val="24"/>
-  </w:num>
-  <w:num w:numId="51" w16cid:durableId="620963014">
-    <w:abstractNumId w:val="10"/>
-  </w:num>
-  <w:num w:numId="52" w16cid:durableId="1937012256">
-    <w:abstractNumId w:val="48"/>
-  </w:num>
-  <w:num w:numId="53" w16cid:durableId="421805052">
+  <w:num w:numId="62" w16cid:durableId="1683506758">
     <w:abstractNumId w:val="50"/>
   </w:num>
-  <w:num w:numId="54" w16cid:durableId="352847615">
-    <w:abstractNumId w:val="44"/>
+  <w:num w:numId="63" w16cid:durableId="2147044874">
+    <w:abstractNumId w:val="15"/>
   </w:num>
-  <w:num w:numId="55" w16cid:durableId="516234493">
-    <w:abstractNumId w:val="51"/>
+  <w:num w:numId="64" w16cid:durableId="1895920233">
+    <w:abstractNumId w:val="22"/>
+  </w:num>
+  <w:num w:numId="65" w16cid:durableId="1723597974">
+    <w:abstractNumId w:val="6"/>
   </w:num>
 </w:numbering>
 </file>
